--- a/CÔNG TY TNHH THƯƠNG MẠI QUỐC TẾ QUÁN NGUYÊN VIỆT NAM/QuanNguyenVN_Thanhlapmoi/Điều lệ công ty_DA_DIEN.docx
+++ b/CÔNG TY TNHH THƯƠNG MẠI QUỐC TẾ QUÁN NGUYÊN VIỆT NAM/QuanNguyenVN_Thanhlapmoi/Điều lệ công ty_DA_DIEN.docx
@@ -144,76 +144,7 @@
           <w:sz w:val="26"/>
           <w:szCs w:val="26"/>
         </w:rPr>
-        <w:t>CÔNG TY TNHH HTC ASEAN</w:t>
-      </w:r>
-    </w:p>
-    <w:p>
-      <w:pPr>
-        <w:spacing w:line="240" w:lineRule="auto"/>
-        <w:ind w:firstLine="360"/>
-        <w:rPr>
-          <w:sz w:val="26"/>
-          <w:szCs w:val="26"/>
-        </w:rPr>
-      </w:pPr>
-      <w:r>
-        <w:rPr>
-          <w:sz w:val="26"/>
-          <w:szCs w:val="26"/>
-          <w:lang w:val="vi-VN"/>
-        </w:rPr>
-        <w:t xml:space="preserve">Ông/Bà: </w:t>
-      </w:r>
-      <w:r>
-        <w:rPr>
-          <w:b/>
-          <w:sz w:val="26"/>
-          <w:szCs w:val="26"/>
-        </w:rPr>
-        <w:t>VŨ TUẤN PHƯỚC</w:t>
-      </w:r>
-    </w:p>
-    <w:p>
-      <w:pPr>
-        <w:snapToGrid w:val="0"/>
-        <w:spacing w:line="240" w:lineRule="auto"/>
-        <w:ind w:firstLine="360"/>
-        <w:rPr>
-          <w:sz w:val="26"/>
-          <w:szCs w:val="26"/>
-          <w:lang w:val="vi-VN"/>
-        </w:rPr>
-      </w:pPr>
-      <w:r>
-        <w:rPr>
-          <w:sz w:val="26"/>
-          <w:szCs w:val="26"/>
-          <w:lang w:val="vi-VN"/>
-        </w:rPr>
-        <w:t xml:space="preserve">Sinh ngày: </w:t>
-      </w:r>
-      <w:r>
-        <w:rPr>
-          <w:sz w:val="26"/>
-          <w:szCs w:val="26"/>
-        </w:rPr>
-        <w:t>29/10/1994</w:t>
-      </w:r>
-      <w:r>
-        <w:rPr>
-          <w:sz w:val="26"/>
-          <w:szCs w:val="26"/>
-          <w:lang w:val="vi-VN"/>
-        </w:rPr>
-        <w:tab/>
-      </w:r>
-      <w:r>
-        <w:rPr>
-          <w:sz w:val="26"/>
-          <w:szCs w:val="26"/>
-          <w:lang w:val="vi-VN"/>
-        </w:rPr>
-        <w:t xml:space="preserve"> </w:t>
+        <w:t>CÔNG TY TNHH THƯƠNG MẠI QUỐC TẾ QUÁN NGUYÊN VIỆT NAM</w:t>
       </w:r>
     </w:p>
     <w:p>
@@ -233,70 +164,157 @@
           <w:szCs w:val="26"/>
           <w:lang w:val="vi-VN"/>
         </w:rPr>
-        <w:t xml:space="preserve">Số giấy tờ pháp lý: </w:t>
-      </w:r>
-      <w:r>
-        <w:rPr>
-          <w:spacing w:val="-2"/>
-          <w:sz w:val="26"/>
-          <w:szCs w:val="26"/>
-        </w:rPr>
-        <w:t>060094002350</w:t>
-      </w:r>
-      <w:r>
-        <w:rPr>
-          <w:spacing w:val="-2"/>
-          <w:sz w:val="26"/>
-          <w:szCs w:val="26"/>
-        </w:rPr>
-        <w:t>;</w:t>
-      </w:r>
-      <w:r>
-        <w:rPr>
-          <w:sz w:val="26"/>
-          <w:szCs w:val="26"/>
-          <w:lang w:val="vi-VN"/>
-        </w:rPr>
-        <w:tab/>
-        <w:t>Ngày cấp</w:t>
-      </w:r>
-      <w:r>
-        <w:rPr>
-          <w:bCs/>
-          <w:sz w:val="26"/>
-          <w:szCs w:val="26"/>
-          <w:lang w:val="vi-VN"/>
-        </w:rPr>
-        <w:t xml:space="preserve">: </w:t>
-      </w:r>
-      <w:r>
-        <w:rPr>
-          <w:sz w:val="26"/>
-          <w:szCs w:val="26"/>
-        </w:rPr>
-        <w:t>22/04/2021</w:t>
-      </w:r>
-      <w:r>
-        <w:rPr>
-          <w:sz w:val="26"/>
-          <w:szCs w:val="26"/>
-        </w:rPr>
-        <w:t xml:space="preserve">; </w:t>
-      </w:r>
-      <w:r>
-        <w:rPr>
-          <w:sz w:val="26"/>
-          <w:szCs w:val="26"/>
-          <w:lang w:val="vi-VN"/>
-        </w:rPr>
-        <w:t xml:space="preserve">Nơi cấp: </w:t>
-      </w:r>
-      <w:r>
-        <w:rPr>
-          <w:sz w:val="26"/>
-          <w:szCs w:val="26"/>
-        </w:rPr>
-        <w:t>Bộ Công An</w:t>
+        <w:t>Họ và tên: CHEN, GUOHAO</w:t>
+      </w:r>
+    </w:p>
+    <w:p>
+      <w:pPr>
+        <w:spacing w:line="240" w:lineRule="auto"/>
+        <w:ind w:firstLine="360"/>
+        <w:jc w:val="left"/>
+        <w:rPr>
+          <w:sz w:val="26"/>
+          <w:szCs w:val="26"/>
+          <w:lang w:val="vi-VN"/>
+        </w:rPr>
+      </w:pPr>
+      <w:r>
+        <w:rPr>
+          <w:sz w:val="26"/>
+          <w:szCs w:val="26"/>
+          <w:lang w:val="vi-VN"/>
+        </w:rPr>
+        <w:t>Ngày, tháng, năm sinh: 13/08/2000</w:t>
+      </w:r>
+    </w:p>
+    <w:p>
+      <w:pPr>
+        <w:spacing w:line="240" w:lineRule="auto"/>
+        <w:ind w:firstLine="360"/>
+        <w:jc w:val="left"/>
+        <w:rPr>
+          <w:sz w:val="26"/>
+          <w:szCs w:val="26"/>
+          <w:lang w:val="vi-VN"/>
+        </w:rPr>
+      </w:pPr>
+      <w:r>
+        <w:rPr>
+          <w:sz w:val="26"/>
+          <w:szCs w:val="26"/>
+          <w:lang w:val="vi-VN"/>
+        </w:rPr>
+        <w:t>Loại giấy tờ pháp lý: Hộ chiếu nước ngoài</w:t>
+      </w:r>
+    </w:p>
+    <w:p>
+      <w:pPr>
+        <w:spacing w:line="240" w:lineRule="auto"/>
+        <w:ind w:firstLine="360"/>
+        <w:jc w:val="left"/>
+        <w:rPr>
+          <w:sz w:val="26"/>
+          <w:szCs w:val="26"/>
+          <w:lang w:val="vi-VN"/>
+        </w:rPr>
+      </w:pPr>
+      <w:r>
+        <w:rPr>
+          <w:sz w:val="26"/>
+          <w:szCs w:val="26"/>
+          <w:lang w:val="vi-VN"/>
+        </w:rPr>
+        <w:t>Số giấy tờ pháp lý: EQ9064752</w:t>
+      </w:r>
+    </w:p>
+    <w:p>
+      <w:pPr>
+        <w:spacing w:line="240" w:lineRule="auto"/>
+        <w:ind w:firstLine="360"/>
+        <w:jc w:val="left"/>
+        <w:rPr>
+          <w:sz w:val="26"/>
+          <w:szCs w:val="26"/>
+          <w:lang w:val="vi-VN"/>
+        </w:rPr>
+      </w:pPr>
+      <w:r>
+        <w:rPr>
+          <w:sz w:val="26"/>
+          <w:szCs w:val="26"/>
+          <w:lang w:val="vi-VN"/>
+        </w:rPr>
+        <w:t>Ngày cấp: 18/11/2025</w:t>
+      </w:r>
+    </w:p>
+    <w:p>
+      <w:pPr>
+        <w:spacing w:line="240" w:lineRule="auto"/>
+        <w:ind w:firstLine="360"/>
+        <w:jc w:val="left"/>
+        <w:rPr>
+          <w:sz w:val="26"/>
+          <w:szCs w:val="26"/>
+          <w:lang w:val="vi-VN"/>
+        </w:rPr>
+      </w:pPr>
+      <w:r>
+        <w:rPr>
+          <w:sz w:val="26"/>
+          <w:szCs w:val="26"/>
+          <w:lang w:val="vi-VN"/>
+        </w:rPr>
+        <w:t>Nơi cấp</w:t>
+      </w:r>
+      <w:bookmarkStart w:id="1" w:name="_GoBack"/>
+      <w:bookmarkEnd w:id="1"/>
+      <w:r>
+        <w:rPr>
+          <w:sz w:val="26"/>
+          <w:szCs w:val="26"/>
+          <w:lang w:val="vi-VN"/>
+        </w:rPr>
+        <w:t>: Cục Quản lý Di nhập cảnh Quốc gia Cộng hòa Nhân dân Trung Hoa</w:t>
+      </w:r>
+    </w:p>
+    <w:p>
+      <w:pPr>
+        <w:spacing w:line="240" w:lineRule="auto"/>
+        <w:ind w:firstLine="360"/>
+        <w:jc w:val="left"/>
+        <w:rPr>
+          <w:sz w:val="26"/>
+          <w:szCs w:val="26"/>
+          <w:lang w:val="vi-VN"/>
+        </w:rPr>
+      </w:pPr>
+      <w:r>
+        <w:rPr>
+          <w:sz w:val="26"/>
+          <w:szCs w:val="26"/>
+          <w:lang w:val="vi-VN"/>
+        </w:rPr>
+        <w:t>Giới tính: Nam</w:t>
+      </w:r>
+    </w:p>
+    <w:p>
+      <w:pPr>
+        <w:spacing w:line="240" w:lineRule="auto"/>
+        <w:ind w:firstLine="360"/>
+        <w:jc w:val="left"/>
+        <w:rPr>
+          <w:sz w:val="26"/>
+          <w:szCs w:val="26"/>
+          <w:lang w:val="vi-VN"/>
+        </w:rPr>
+      </w:pPr>
+      <w:r>
+        <w:rPr>
+          <w:sz w:val="26"/>
+          <w:szCs w:val="26"/>
+          <w:lang w:val="vi-VN"/>
+        </w:rPr>
+        <w:t>Quốc tịch: Trung Quốc</w:t>
       </w:r>
       <w:r>
         <w:rPr>
@@ -351,7 +369,7 @@
           <w:sz w:val="26"/>
           <w:szCs w:val="26"/>
         </w:rPr>
-        <w:t>CÔNG TY TNHH HTC ASEAN</w:t>
+        <w:t>CÔNG TY TNHH THƯƠNG MẠI QUỐC TẾ QUÁN NGUYÊN VIỆT NAM</w:t>
       </w:r>
       <w:r>
         <w:rPr>
@@ -375,7 +393,7 @@
           <w:sz w:val="26"/>
           <w:szCs w:val="26"/>
         </w:rPr>
-        <w:t>CÔNG TY TNHH HTC ASEAN</w:t>
+        <w:t>CÔNG TY TNHH THƯƠNG MẠI QUỐC TẾ QUÁN NGUYÊN VIỆT NAM</w:t>
       </w:r>
       <w:r>
         <w:rPr>
@@ -621,7 +639,16 @@
           <w:szCs w:val="26"/>
           <w:lang w:val="vi-VN"/>
         </w:rPr>
-        <w:t>. Công ty có thể chấm dứt hoạt động trước thời hạn hoặc kéo dài thêm thời gian hoạt động theo quyết định của Chủ sở hữu hoặc theo quy định của pháp luật.</w:t>
+        <w:t xml:space="preserve">. Công ty có thể chấm dứt </w:t>
+      </w:r>
+      <w:r>
+        <w:rPr>
+          <w:sz w:val="26"/>
+          <w:szCs w:val="26"/>
+          <w:lang w:val="vi-VN"/>
+        </w:rPr>
+        <w:lastRenderedPageBreak/>
+        <w:t>hoạt động trước thời hạn hoặc kéo dài thêm thời gian hoạt động theo quyết định của Chủ sở hữu hoặc theo quy định của pháp luật.</w:t>
       </w:r>
     </w:p>
     <w:p>
@@ -685,7 +712,7 @@
           <w:sz w:val="26"/>
           <w:szCs w:val="26"/>
         </w:rPr>
-        <w:t>CÔNG TY TNHH HTC ASEAN</w:t>
+        <w:t>CÔNG TY TNHH THƯƠNG MẠI QUỐC TẾ QUÁN NGUYÊN VIỆT NAM</w:t>
       </w:r>
     </w:p>
     <w:tbl>
@@ -741,7 +768,6 @@
                 <w:szCs w:val="26"/>
                 <w:lang w:eastAsia="zh-CN"/>
               </w:rPr>
-              <w:lastRenderedPageBreak/>
               <w:t>Tên công ty viết bằng tiếng nước ngoài</w:t>
             </w:r>
             <w:r>
@@ -801,7 +827,7 @@
                 <w:sz w:val="26"/>
                 <w:szCs w:val="26"/>
               </w:rPr>
-              <w:t>HTC ASEAN COMPANY LIMITED</w:t>
+              <w:t>QUAN NGUYEN VIETNAM INTERNATIONAL TRADING CO., LTD</w:t>
             </w:r>
           </w:p>
         </w:tc>
@@ -857,7 +883,7 @@
           <w:szCs w:val="26"/>
           <w:lang w:eastAsia="zh-CN"/>
         </w:rPr>
-        <w:t>HTC ASEAN</w:t>
+        <w:t>QUAN NGUYEN VIETNAM</w:t>
       </w:r>
     </w:p>
     <w:p>
@@ -941,90 +967,89 @@
     <w:p>
       <w:pPr>
         <w:spacing w:line="259" w:lineRule="auto"/>
-        <w:ind w:firstLine="851"/>
+        <w:ind w:firstLine="567"/>
         <w:jc w:val="left"/>
         <w:rPr>
+          <w:sz w:val="26"/>
+          <w:szCs w:val="26"/>
+          <w:lang w:val="fr-FR"/>
+        </w:rPr>
+      </w:pPr>
+      <w:r>
+        <w:rPr>
+          <w:spacing w:val="-8"/>
+          <w:sz w:val="26"/>
+          <w:szCs w:val="26"/>
+          <w:lang w:val="fr-FR"/>
+        </w:rPr>
+        <w:t>Số nhà/phòng, ngách/hẻm, ngõ/kiệt, đường/phố/đại lộ, tổ/xóm/ấp/thôn</w:t>
+      </w:r>
+      <w:r>
+        <w:rPr>
+          <w:sz w:val="26"/>
+          <w:szCs w:val="26"/>
+          <w:lang w:val="fr-FR"/>
+        </w:rPr>
+        <w:t xml:space="preserve">: </w:t>
+      </w:r>
+      <w:r>
+        <w:rPr>
           <w:color w:val="000000"/>
           <w:sz w:val="26"/>
           <w:szCs w:val="26"/>
+          <w:lang w:val="fr-FR" w:eastAsia="zh-CN"/>
+        </w:rPr>
+        <w:t>Số 11D, đường N2, The Seasons, Khu phố Đông Nhì</w:t>
+      </w:r>
+    </w:p>
+    <w:p>
+      <w:pPr>
+        <w:spacing w:line="259" w:lineRule="auto"/>
+        <w:ind w:firstLine="567"/>
+        <w:rPr>
+          <w:color w:val="000000"/>
+          <w:sz w:val="26"/>
+          <w:szCs w:val="26"/>
+          <w:lang w:val="fr-FR" w:eastAsia="zh-CN"/>
+        </w:rPr>
+      </w:pPr>
+      <w:r>
+        <w:rPr>
+          <w:sz w:val="26"/>
+          <w:szCs w:val="26"/>
+          <w:lang w:val="fr-FR"/>
+        </w:rPr>
+        <w:t xml:space="preserve">Xã/Phường/Đặc khu: </w:t>
+      </w:r>
+      <w:r>
+        <w:rPr>
+          <w:color w:val="000000"/>
+          <w:sz w:val="26"/>
+          <w:szCs w:val="26"/>
+          <w:lang w:val="fr-FR" w:eastAsia="zh-CN"/>
+        </w:rPr>
+        <w:t>Phường Lái Thiêu</w:t>
+      </w:r>
+    </w:p>
+    <w:p>
+      <w:pPr>
+        <w:tabs>
+          <w:tab w:val="left" w:leader="dot" w:pos="9072"/>
+        </w:tabs>
+        <w:spacing w:line="240" w:lineRule="auto"/>
+        <w:ind w:firstLine="360"/>
+        <w:rPr>
+          <w:color w:val="000000"/>
+          <w:sz w:val="26"/>
+          <w:szCs w:val="26"/>
           <w:lang w:eastAsia="zh-CN"/>
         </w:rPr>
       </w:pPr>
       <w:r>
         <w:rPr>
-          <w:spacing w:val="-8"/>
-          <w:sz w:val="26"/>
-          <w:szCs w:val="26"/>
-        </w:rPr>
-        <w:t>Số nhà/phòng, ngách/hẻm, ngõ/kiệt, đường/phố/đại lộ, tổ/xóm/ấp/thôn</w:t>
-      </w:r>
-      <w:r>
-        <w:rPr>
-          <w:sz w:val="26"/>
-          <w:szCs w:val="26"/>
-        </w:rPr>
-        <w:t xml:space="preserve">: </w:t>
-      </w:r>
-      <w:r>
-        <w:rPr>
-          <w:color w:val="000000"/>
-          <w:sz w:val="26"/>
-          <w:szCs w:val="26"/>
-          <w:lang w:eastAsia="zh-CN"/>
-        </w:rPr>
-        <w:t>Tầng 5, Tòa nhà HD GARDEN, Số 1279A, Đường Lê Hồng Phong</w:t>
-      </w:r>
-    </w:p>
-    <w:p>
-      <w:pPr>
-        <w:spacing w:line="259" w:lineRule="auto"/>
-        <w:ind w:firstLine="851"/>
-        <w:jc w:val="left"/>
-        <w:rPr>
-          <w:sz w:val="26"/>
-          <w:szCs w:val="26"/>
-        </w:rPr>
-      </w:pPr>
-      <w:r>
-        <w:rPr>
-          <w:sz w:val="26"/>
-          <w:szCs w:val="26"/>
-        </w:rPr>
-        <w:t xml:space="preserve">Xã/Phường/Đặc khu: </w:t>
-      </w:r>
-      <w:r>
-        <w:rPr>
-          <w:color w:val="000000"/>
-          <w:sz w:val="26"/>
-          <w:szCs w:val="26"/>
-          <w:lang w:eastAsia="zh-CN"/>
-        </w:rPr>
-        <w:t>Phường Thủ Dầu Một</w:t>
-      </w:r>
-    </w:p>
-    <w:p>
-      <w:pPr>
-        <w:tabs>
-          <w:tab w:val="left" w:leader="dot" w:pos="2410"/>
-          <w:tab w:val="left" w:leader="dot" w:pos="2977"/>
-          <w:tab w:val="left" w:leader="dot" w:pos="3600"/>
-          <w:tab w:val="left" w:leader="dot" w:pos="4230"/>
-          <w:tab w:val="left" w:pos="4320"/>
-          <w:tab w:val="left" w:pos="4590"/>
-          <w:tab w:val="left" w:leader="dot" w:pos="6300"/>
-          <w:tab w:val="left" w:leader="dot" w:pos="9072"/>
-        </w:tabs>
-        <w:spacing w:before="80" w:after="80" w:line="240" w:lineRule="auto"/>
-        <w:ind w:firstLine="851"/>
-        <w:rPr>
-          <w:sz w:val="26"/>
-          <w:szCs w:val="26"/>
-        </w:rPr>
-      </w:pPr>
-      <w:r>
-        <w:rPr>
-          <w:sz w:val="26"/>
-          <w:szCs w:val="26"/>
+          <w:sz w:val="26"/>
+          <w:szCs w:val="26"/>
+          <w:lang w:val="fr-FR"/>
         </w:rPr>
         <w:t xml:space="preserve">Tỉnh/Thành phố trực thuộc trung ương: </w:t>
       </w:r>
@@ -1033,40 +1058,9 @@
           <w:rFonts w:eastAsia="Times New Roman"/>
           <w:sz w:val="26"/>
           <w:szCs w:val="26"/>
-          <w:lang w:eastAsia="zh-CN"/>
+          <w:lang w:val="fr-FR" w:eastAsia="zh-CN"/>
         </w:rPr>
         <w:t>Thành Phố Hồ Chí Minh</w:t>
-      </w:r>
-    </w:p>
-    <w:p>
-      <w:pPr>
-        <w:tabs>
-          <w:tab w:val="left" w:leader="dot" w:pos="9072"/>
-        </w:tabs>
-        <w:spacing w:line="240" w:lineRule="auto"/>
-        <w:ind w:left="851"/>
-        <w:rPr>
-          <w:color w:val="000000"/>
-          <w:sz w:val="26"/>
-          <w:szCs w:val="26"/>
-          <w:lang w:eastAsia="zh-CN"/>
-        </w:rPr>
-      </w:pPr>
-      <w:r>
-        <w:rPr>
-          <w:sz w:val="26"/>
-          <w:szCs w:val="26"/>
-        </w:rPr>
-        <w:t xml:space="preserve">Quốc gia: </w:t>
-      </w:r>
-      <w:r>
-        <w:rPr>
-          <w:rFonts w:eastAsia="Times New Roman"/>
-          <w:sz w:val="26"/>
-          <w:szCs w:val="26"/>
-          <w:lang w:eastAsia="zh-CN"/>
-        </w:rPr>
-        <w:t>Việt Nam</w:t>
       </w:r>
     </w:p>
     <w:p>
@@ -1174,7 +1168,7 @@
     </w:p>
     <w:tbl>
       <w:tblPr>
-        <w:tblStyle w:val="TableGrid3"/>
+        <w:tblStyle w:val="TableGrid31"/>
         <w:tblW w:w="0" w:type="auto"/>
         <w:jc w:val="center"/>
         <w:tblLook w:val="04A0" w:firstRow="1" w:lastRow="0" w:firstColumn="1" w:lastColumn="0" w:noHBand="0" w:noVBand="1"/>
@@ -1192,7 +1186,7 @@
         </w:trPr>
         <w:tc>
           <w:tcPr>
-            <w:tcW w:w="680" w:type="dxa"/>
+            <w:tcW w:w="630" w:type="dxa"/>
             <w:shd w:val="clear" w:color="auto" w:fill="D9EAF7"/>
             <w:tcMar>
               <w:top w:w="80" w:type="dxa"/>
@@ -1225,7 +1219,7 @@
         </w:tc>
         <w:tc>
           <w:tcPr>
-            <w:tcW w:w="1134" w:type="dxa"/>
+            <w:tcW w:w="947" w:type="dxa"/>
             <w:shd w:val="clear" w:color="auto" w:fill="D9EAF7"/>
             <w:tcMar>
               <w:top w:w="80" w:type="dxa"/>
@@ -1258,7 +1252,7 @@
         </w:tc>
         <w:tc>
           <w:tcPr>
-            <w:tcW w:w="12927" w:type="dxa"/>
+            <w:tcW w:w="7058" w:type="dxa"/>
             <w:shd w:val="clear" w:color="auto" w:fill="D9EAF7"/>
             <w:tcMar>
               <w:top w:w="80" w:type="dxa"/>
@@ -1291,7 +1285,7 @@
         </w:tc>
         <w:tc>
           <w:tcPr>
-            <w:tcW w:w="1190" w:type="dxa"/>
+            <w:tcW w:w="993" w:type="dxa"/>
             <w:shd w:val="clear" w:color="auto" w:fill="D9EAF7"/>
             <w:tcMar>
               <w:top w:w="80" w:type="dxa"/>
@@ -1329,7 +1323,7 @@
         </w:trPr>
         <w:tc>
           <w:tcPr>
-            <w:tcW w:w="680" w:type="dxa"/>
+            <w:tcW w:w="630" w:type="dxa"/>
             <w:tcMar>
               <w:top w:w="80" w:type="dxa"/>
               <w:left w:w="80" w:type="dxa"/>
@@ -1360,7 +1354,7 @@
         </w:tc>
         <w:tc>
           <w:tcPr>
-            <w:tcW w:w="1134" w:type="dxa"/>
+            <w:tcW w:w="947" w:type="dxa"/>
             <w:tcMar>
               <w:top w:w="80" w:type="dxa"/>
               <w:left w:w="80" w:type="dxa"/>
@@ -1385,13 +1379,13 @@
                 <w:sz w:val="22"/>
                 <w:szCs w:val="22"/>
               </w:rPr>
-              <w:t>4620</w:t>
+              <w:t>4649</w:t>
             </w:r>
           </w:p>
         </w:tc>
         <w:tc>
           <w:tcPr>
-            <w:tcW w:w="12927" w:type="dxa"/>
+            <w:tcW w:w="7058" w:type="dxa"/>
             <w:tcMar>
               <w:top w:w="80" w:type="dxa"/>
               <w:left w:w="80" w:type="dxa"/>
@@ -1416,13 +1410,13 @@
                 <w:sz w:val="22"/>
                 <w:szCs w:val="22"/>
               </w:rPr>
-              <w:t>Bán buôn nông, lâm sản nguyên liệu (trừ gỗ, tre, nứa) và động vật sống</w:t>
+              <w:t>Bán buôn đồ dùng khác cho gia đình</w:t>
             </w:r>
           </w:p>
         </w:tc>
         <w:tc>
           <w:tcPr>
-            <w:tcW w:w="1190" w:type="dxa"/>
+            <w:tcW w:w="993" w:type="dxa"/>
             <w:tcMar>
               <w:top w:w="80" w:type="dxa"/>
               <w:left w:w="80" w:type="dxa"/>
@@ -1450,7 +1444,7 @@
         </w:trPr>
         <w:tc>
           <w:tcPr>
-            <w:tcW w:w="680" w:type="dxa"/>
+            <w:tcW w:w="630" w:type="dxa"/>
             <w:tcMar>
               <w:top w:w="80" w:type="dxa"/>
               <w:left w:w="80" w:type="dxa"/>
@@ -1481,7 +1475,7 @@
         </w:tc>
         <w:tc>
           <w:tcPr>
-            <w:tcW w:w="1134" w:type="dxa"/>
+            <w:tcW w:w="947" w:type="dxa"/>
             <w:tcMar>
               <w:top w:w="80" w:type="dxa"/>
               <w:left w:w="80" w:type="dxa"/>
@@ -1506,13 +1500,13 @@
                 <w:sz w:val="22"/>
                 <w:szCs w:val="22"/>
               </w:rPr>
-              <w:t>4632</w:t>
+              <w:t>4610</w:t>
             </w:r>
           </w:p>
         </w:tc>
         <w:tc>
           <w:tcPr>
-            <w:tcW w:w="12927" w:type="dxa"/>
+            <w:tcW w:w="7058" w:type="dxa"/>
             <w:tcMar>
               <w:top w:w="80" w:type="dxa"/>
               <w:left w:w="80" w:type="dxa"/>
@@ -1537,13 +1531,13 @@
                 <w:sz w:val="22"/>
                 <w:szCs w:val="22"/>
               </w:rPr>
-              <w:t>Bán buôn thực phẩm</w:t>
+              <w:t>Đại lý, môi giới, đấu giá hàng hóa</w:t>
             </w:r>
           </w:p>
         </w:tc>
         <w:tc>
           <w:tcPr>
-            <w:tcW w:w="1190" w:type="dxa"/>
+            <w:tcW w:w="993" w:type="dxa"/>
             <w:tcMar>
               <w:top w:w="80" w:type="dxa"/>
               <w:left w:w="80" w:type="dxa"/>
@@ -1571,7 +1565,7 @@
         </w:trPr>
         <w:tc>
           <w:tcPr>
-            <w:tcW w:w="680" w:type="dxa"/>
+            <w:tcW w:w="630" w:type="dxa"/>
             <w:tcMar>
               <w:top w:w="80" w:type="dxa"/>
               <w:left w:w="80" w:type="dxa"/>
@@ -1602,7 +1596,7 @@
         </w:tc>
         <w:tc>
           <w:tcPr>
-            <w:tcW w:w="1134" w:type="dxa"/>
+            <w:tcW w:w="947" w:type="dxa"/>
             <w:tcMar>
               <w:top w:w="80" w:type="dxa"/>
               <w:left w:w="80" w:type="dxa"/>
@@ -1627,13 +1621,13 @@
                 <w:sz w:val="22"/>
                 <w:szCs w:val="22"/>
               </w:rPr>
-              <w:t>4652</w:t>
+              <w:t>4690</w:t>
             </w:r>
           </w:p>
         </w:tc>
         <w:tc>
           <w:tcPr>
-            <w:tcW w:w="12927" w:type="dxa"/>
+            <w:tcW w:w="7058" w:type="dxa"/>
             <w:tcMar>
               <w:top w:w="80" w:type="dxa"/>
               <w:left w:w="80" w:type="dxa"/>
@@ -1658,13 +1652,13 @@
                 <w:sz w:val="22"/>
                 <w:szCs w:val="22"/>
               </w:rPr>
-              <w:t>Bán buôn thiết bị và linh kiện điện tử, viễn thông</w:t>
+              <w:t>Bán buôn tổng hợp</w:t>
             </w:r>
           </w:p>
         </w:tc>
         <w:tc>
           <w:tcPr>
-            <w:tcW w:w="1190" w:type="dxa"/>
+            <w:tcW w:w="993" w:type="dxa"/>
             <w:tcMar>
               <w:top w:w="80" w:type="dxa"/>
               <w:left w:w="80" w:type="dxa"/>
@@ -1683,6 +1677,14 @@
                 <w:szCs w:val="22"/>
               </w:rPr>
             </w:pPr>
+            <w:r>
+              <w:rPr>
+                <w:rFonts w:ascii="Times New Roman" w:eastAsia="Times New Roman" w:hAnsi="Times New Roman"/>
+                <w:sz w:val="24"/>
+                <w:szCs w:val="22"/>
+              </w:rPr>
+              <w:t>X</w:t>
+            </w:r>
           </w:p>
         </w:tc>
       </w:tr>
@@ -1692,7 +1694,7 @@
         </w:trPr>
         <w:tc>
           <w:tcPr>
-            <w:tcW w:w="680" w:type="dxa"/>
+            <w:tcW w:w="630" w:type="dxa"/>
             <w:tcMar>
               <w:top w:w="80" w:type="dxa"/>
               <w:left w:w="80" w:type="dxa"/>
@@ -1723,7 +1725,7 @@
         </w:tc>
         <w:tc>
           <w:tcPr>
-            <w:tcW w:w="1134" w:type="dxa"/>
+            <w:tcW w:w="947" w:type="dxa"/>
             <w:tcMar>
               <w:top w:w="80" w:type="dxa"/>
               <w:left w:w="80" w:type="dxa"/>
@@ -1748,13 +1750,13 @@
                 <w:sz w:val="22"/>
                 <w:szCs w:val="22"/>
               </w:rPr>
-              <w:t>4659</w:t>
+              <w:t>4772</w:t>
             </w:r>
           </w:p>
         </w:tc>
         <w:tc>
           <w:tcPr>
-            <w:tcW w:w="12927" w:type="dxa"/>
+            <w:tcW w:w="7058" w:type="dxa"/>
             <w:tcMar>
               <w:top w:w="80" w:type="dxa"/>
               <w:left w:w="80" w:type="dxa"/>
@@ -1779,13 +1781,13 @@
                 <w:sz w:val="22"/>
                 <w:szCs w:val="22"/>
               </w:rPr>
-              <w:t>Bán buôn máy móc, thiết bị và phụ tùng máy khác</w:t>
+              <w:t>Bán lẻ thuốc, dụng cụ y tế, mỹ phẩm và vật phẩm vệ sinh</w:t>
             </w:r>
           </w:p>
         </w:tc>
         <w:tc>
           <w:tcPr>
-            <w:tcW w:w="1190" w:type="dxa"/>
+            <w:tcW w:w="993" w:type="dxa"/>
             <w:tcMar>
               <w:top w:w="80" w:type="dxa"/>
               <w:left w:w="80" w:type="dxa"/>
@@ -1813,7 +1815,7 @@
         </w:trPr>
         <w:tc>
           <w:tcPr>
-            <w:tcW w:w="680" w:type="dxa"/>
+            <w:tcW w:w="630" w:type="dxa"/>
             <w:tcMar>
               <w:top w:w="80" w:type="dxa"/>
               <w:left w:w="80" w:type="dxa"/>
@@ -1844,7 +1846,7 @@
         </w:tc>
         <w:tc>
           <w:tcPr>
-            <w:tcW w:w="1134" w:type="dxa"/>
+            <w:tcW w:w="947" w:type="dxa"/>
             <w:tcMar>
               <w:top w:w="80" w:type="dxa"/>
               <w:left w:w="80" w:type="dxa"/>
@@ -1869,13 +1871,13 @@
                 <w:sz w:val="22"/>
                 <w:szCs w:val="22"/>
               </w:rPr>
-              <w:t>1520</w:t>
+              <w:t>4771</w:t>
             </w:r>
           </w:p>
         </w:tc>
         <w:tc>
           <w:tcPr>
-            <w:tcW w:w="12927" w:type="dxa"/>
+            <w:tcW w:w="7058" w:type="dxa"/>
             <w:tcMar>
               <w:top w:w="80" w:type="dxa"/>
               <w:left w:w="80" w:type="dxa"/>
@@ -1900,13 +1902,13 @@
                 <w:sz w:val="22"/>
                 <w:szCs w:val="22"/>
               </w:rPr>
-              <w:t>Sản xuất giày, dép</w:t>
+              <w:t>Bán lẻ hàng may mặc, giày, dép, hàng da và giả da</w:t>
             </w:r>
           </w:p>
         </w:tc>
         <w:tc>
           <w:tcPr>
-            <w:tcW w:w="1190" w:type="dxa"/>
+            <w:tcW w:w="993" w:type="dxa"/>
             <w:tcMar>
               <w:top w:w="80" w:type="dxa"/>
               <w:left w:w="80" w:type="dxa"/>
@@ -1934,7 +1936,7 @@
         </w:trPr>
         <w:tc>
           <w:tcPr>
-            <w:tcW w:w="680" w:type="dxa"/>
+            <w:tcW w:w="630" w:type="dxa"/>
             <w:tcMar>
               <w:top w:w="80" w:type="dxa"/>
               <w:left w:w="80" w:type="dxa"/>
@@ -1965,7 +1967,7 @@
         </w:tc>
         <w:tc>
           <w:tcPr>
-            <w:tcW w:w="1134" w:type="dxa"/>
+            <w:tcW w:w="947" w:type="dxa"/>
             <w:tcMar>
               <w:top w:w="80" w:type="dxa"/>
               <w:left w:w="80" w:type="dxa"/>
@@ -1990,13 +1992,13 @@
                 <w:sz w:val="22"/>
                 <w:szCs w:val="22"/>
               </w:rPr>
-              <w:t>2220</w:t>
+              <w:t>4759</w:t>
             </w:r>
           </w:p>
         </w:tc>
         <w:tc>
           <w:tcPr>
-            <w:tcW w:w="12927" w:type="dxa"/>
+            <w:tcW w:w="7058" w:type="dxa"/>
             <w:tcMar>
               <w:top w:w="80" w:type="dxa"/>
               <w:left w:w="80" w:type="dxa"/>
@@ -2021,688 +2023,13 @@
                 <w:sz w:val="22"/>
                 <w:szCs w:val="22"/>
               </w:rPr>
-              <w:t>Sản xuất sản phẩm từ plastic</w:t>
-            </w:r>
-            <w:r>
-              <w:rPr>
-                <w:rFonts w:ascii="Times New Roman" w:eastAsia="Times New Roman" w:hAnsi="Times New Roman"/>
-                <w:sz w:val="24"/>
-                <w:szCs w:val="22"/>
-              </w:rPr>
-              <w:br/>
-            </w:r>
-            <w:r>
-              <w:rPr>
-                <w:rFonts w:ascii="Times New Roman" w:eastAsia="Times New Roman" w:hAnsi="Times New Roman"/>
-                <w:i/>
-                <w:sz w:val="21"/>
-                <w:szCs w:val="22"/>
-              </w:rPr>
-              <w:t>Chi tiết: Sản xuất bộ phận bằng nhựa của giày dép</w:t>
+              <w:t>Bán lẻ đồ điện gia dụng, giường, tủ, bàn, ghế và đồ nội thất tương tự, đèn và bộ đèn điện, đồ dùng gia đình khác chưa được phân vào đâu</w:t>
             </w:r>
           </w:p>
         </w:tc>
         <w:tc>
           <w:tcPr>
-            <w:tcW w:w="1190" w:type="dxa"/>
-            <w:tcMar>
-              <w:top w:w="80" w:type="dxa"/>
-              <w:left w:w="80" w:type="dxa"/>
-              <w:bottom w:w="80" w:type="dxa"/>
-              <w:right w:w="80" w:type="dxa"/>
-            </w:tcMar>
-            <w:vAlign w:val="center"/>
-          </w:tcPr>
-          <w:p>
-            <w:pPr>
-              <w:spacing w:after="0" w:line="240" w:lineRule="auto"/>
-              <w:jc w:val="center"/>
-              <w:rPr>
-                <w:rFonts w:ascii="Times New Roman" w:eastAsia="Times New Roman" w:hAnsi="Times New Roman"/>
-                <w:sz w:val="24"/>
-                <w:szCs w:val="22"/>
-              </w:rPr>
-            </w:pPr>
-          </w:p>
-        </w:tc>
-      </w:tr>
-      <w:tr>
-        <w:trPr>
-          <w:jc w:val="center"/>
-        </w:trPr>
-        <w:tc>
-          <w:tcPr>
-            <w:tcW w:w="680" w:type="dxa"/>
-            <w:tcMar>
-              <w:top w:w="80" w:type="dxa"/>
-              <w:left w:w="80" w:type="dxa"/>
-              <w:bottom w:w="80" w:type="dxa"/>
-              <w:right w:w="80" w:type="dxa"/>
-            </w:tcMar>
-            <w:vAlign w:val="center"/>
-          </w:tcPr>
-          <w:p>
-            <w:pPr>
-              <w:spacing w:after="0" w:line="240" w:lineRule="auto"/>
-              <w:jc w:val="center"/>
-              <w:rPr>
-                <w:rFonts w:ascii="Times New Roman" w:eastAsia="Times New Roman" w:hAnsi="Times New Roman"/>
-                <w:sz w:val="24"/>
-                <w:szCs w:val="22"/>
-              </w:rPr>
-            </w:pPr>
-            <w:r>
-              <w:rPr>
-                <w:rFonts w:ascii="Times New Roman" w:eastAsia="Times New Roman" w:hAnsi="Times New Roman"/>
-                <w:sz w:val="22"/>
-                <w:szCs w:val="22"/>
-              </w:rPr>
-              <w:t>7</w:t>
-            </w:r>
-          </w:p>
-        </w:tc>
-        <w:tc>
-          <w:tcPr>
-            <w:tcW w:w="1134" w:type="dxa"/>
-            <w:tcMar>
-              <w:top w:w="80" w:type="dxa"/>
-              <w:left w:w="80" w:type="dxa"/>
-              <w:bottom w:w="80" w:type="dxa"/>
-              <w:right w:w="80" w:type="dxa"/>
-            </w:tcMar>
-            <w:vAlign w:val="center"/>
-          </w:tcPr>
-          <w:p>
-            <w:pPr>
-              <w:spacing w:after="0" w:line="240" w:lineRule="auto"/>
-              <w:jc w:val="center"/>
-              <w:rPr>
-                <w:rFonts w:ascii="Times New Roman" w:eastAsia="Times New Roman" w:hAnsi="Times New Roman"/>
-                <w:sz w:val="24"/>
-                <w:szCs w:val="22"/>
-              </w:rPr>
-            </w:pPr>
-            <w:r>
-              <w:rPr>
-                <w:rFonts w:ascii="Times New Roman" w:eastAsia="Times New Roman" w:hAnsi="Times New Roman"/>
-                <w:sz w:val="22"/>
-                <w:szCs w:val="22"/>
-              </w:rPr>
-              <w:t>2592</w:t>
-            </w:r>
-          </w:p>
-        </w:tc>
-        <w:tc>
-          <w:tcPr>
-            <w:tcW w:w="12927" w:type="dxa"/>
-            <w:tcMar>
-              <w:top w:w="80" w:type="dxa"/>
-              <w:left w:w="80" w:type="dxa"/>
-              <w:bottom w:w="80" w:type="dxa"/>
-              <w:right w:w="80" w:type="dxa"/>
-            </w:tcMar>
-            <w:vAlign w:val="center"/>
-          </w:tcPr>
-          <w:p>
-            <w:pPr>
-              <w:spacing w:after="0" w:line="240" w:lineRule="auto"/>
-              <w:jc w:val="left"/>
-              <w:rPr>
-                <w:rFonts w:ascii="Times New Roman" w:eastAsia="Times New Roman" w:hAnsi="Times New Roman"/>
-                <w:sz w:val="24"/>
-                <w:szCs w:val="22"/>
-              </w:rPr>
-            </w:pPr>
-            <w:r>
-              <w:rPr>
-                <w:rFonts w:ascii="Times New Roman" w:eastAsia="Times New Roman" w:hAnsi="Times New Roman"/>
-                <w:sz w:val="22"/>
-                <w:szCs w:val="22"/>
-              </w:rPr>
-              <w:t>Gia công cơ khí; xử lý và tráng phủ kim loại</w:t>
-            </w:r>
-          </w:p>
-        </w:tc>
-        <w:tc>
-          <w:tcPr>
-            <w:tcW w:w="1190" w:type="dxa"/>
-            <w:tcMar>
-              <w:top w:w="80" w:type="dxa"/>
-              <w:left w:w="80" w:type="dxa"/>
-              <w:bottom w:w="80" w:type="dxa"/>
-              <w:right w:w="80" w:type="dxa"/>
-            </w:tcMar>
-            <w:vAlign w:val="center"/>
-          </w:tcPr>
-          <w:p>
-            <w:pPr>
-              <w:spacing w:after="0" w:line="240" w:lineRule="auto"/>
-              <w:jc w:val="center"/>
-              <w:rPr>
-                <w:rFonts w:ascii="Times New Roman" w:eastAsia="Times New Roman" w:hAnsi="Times New Roman"/>
-                <w:sz w:val="24"/>
-                <w:szCs w:val="22"/>
-              </w:rPr>
-            </w:pPr>
-          </w:p>
-        </w:tc>
-      </w:tr>
-      <w:tr>
-        <w:trPr>
-          <w:jc w:val="center"/>
-        </w:trPr>
-        <w:tc>
-          <w:tcPr>
-            <w:tcW w:w="680" w:type="dxa"/>
-            <w:tcMar>
-              <w:top w:w="80" w:type="dxa"/>
-              <w:left w:w="80" w:type="dxa"/>
-              <w:bottom w:w="80" w:type="dxa"/>
-              <w:right w:w="80" w:type="dxa"/>
-            </w:tcMar>
-            <w:vAlign w:val="center"/>
-          </w:tcPr>
-          <w:p>
-            <w:pPr>
-              <w:spacing w:after="0" w:line="240" w:lineRule="auto"/>
-              <w:jc w:val="center"/>
-              <w:rPr>
-                <w:rFonts w:ascii="Times New Roman" w:eastAsia="Times New Roman" w:hAnsi="Times New Roman"/>
-                <w:sz w:val="24"/>
-                <w:szCs w:val="22"/>
-              </w:rPr>
-            </w:pPr>
-            <w:r>
-              <w:rPr>
-                <w:rFonts w:ascii="Times New Roman" w:eastAsia="Times New Roman" w:hAnsi="Times New Roman"/>
-                <w:sz w:val="22"/>
-                <w:szCs w:val="22"/>
-              </w:rPr>
-              <w:t>8</w:t>
-            </w:r>
-          </w:p>
-        </w:tc>
-        <w:tc>
-          <w:tcPr>
-            <w:tcW w:w="1134" w:type="dxa"/>
-            <w:tcMar>
-              <w:top w:w="80" w:type="dxa"/>
-              <w:left w:w="80" w:type="dxa"/>
-              <w:bottom w:w="80" w:type="dxa"/>
-              <w:right w:w="80" w:type="dxa"/>
-            </w:tcMar>
-            <w:vAlign w:val="center"/>
-          </w:tcPr>
-          <w:p>
-            <w:pPr>
-              <w:spacing w:after="0" w:line="240" w:lineRule="auto"/>
-              <w:jc w:val="center"/>
-              <w:rPr>
-                <w:rFonts w:ascii="Times New Roman" w:eastAsia="Times New Roman" w:hAnsi="Times New Roman"/>
-                <w:sz w:val="24"/>
-                <w:szCs w:val="22"/>
-              </w:rPr>
-            </w:pPr>
-            <w:r>
-              <w:rPr>
-                <w:rFonts w:ascii="Times New Roman" w:eastAsia="Times New Roman" w:hAnsi="Times New Roman"/>
-                <w:sz w:val="22"/>
-                <w:szCs w:val="22"/>
-              </w:rPr>
-              <w:t>8299</w:t>
-            </w:r>
-          </w:p>
-        </w:tc>
-        <w:tc>
-          <w:tcPr>
-            <w:tcW w:w="12927" w:type="dxa"/>
-            <w:tcMar>
-              <w:top w:w="80" w:type="dxa"/>
-              <w:left w:w="80" w:type="dxa"/>
-              <w:bottom w:w="80" w:type="dxa"/>
-              <w:right w:w="80" w:type="dxa"/>
-            </w:tcMar>
-            <w:vAlign w:val="center"/>
-          </w:tcPr>
-          <w:p>
-            <w:pPr>
-              <w:spacing w:after="0" w:line="240" w:lineRule="auto"/>
-              <w:jc w:val="left"/>
-              <w:rPr>
-                <w:rFonts w:ascii="Times New Roman" w:eastAsia="Times New Roman" w:hAnsi="Times New Roman"/>
-                <w:sz w:val="24"/>
-                <w:szCs w:val="22"/>
-              </w:rPr>
-            </w:pPr>
-            <w:r>
-              <w:rPr>
-                <w:rFonts w:ascii="Times New Roman" w:eastAsia="Times New Roman" w:hAnsi="Times New Roman"/>
-                <w:sz w:val="22"/>
-                <w:szCs w:val="22"/>
-              </w:rPr>
-              <w:t>Hoạt động dịch vụ hỗ trợ kinh doanh khác còn lại chưa được phân vào đâu</w:t>
-            </w:r>
-            <w:r>
-              <w:rPr>
-                <w:rFonts w:ascii="Times New Roman" w:eastAsia="Times New Roman" w:hAnsi="Times New Roman"/>
-                <w:sz w:val="24"/>
-                <w:szCs w:val="22"/>
-              </w:rPr>
-              <w:br/>
-            </w:r>
-            <w:r>
-              <w:rPr>
-                <w:rFonts w:ascii="Times New Roman" w:eastAsia="Times New Roman" w:hAnsi="Times New Roman"/>
-                <w:i/>
-                <w:sz w:val="21"/>
-                <w:szCs w:val="22"/>
-              </w:rPr>
-              <w:t>Chi tiết: Xuất Nhập Khẩu các mặt hàng mà công ty kinh doanh.</w:t>
-            </w:r>
-          </w:p>
-        </w:tc>
-        <w:tc>
-          <w:tcPr>
-            <w:tcW w:w="1190" w:type="dxa"/>
-            <w:tcMar>
-              <w:top w:w="80" w:type="dxa"/>
-              <w:left w:w="80" w:type="dxa"/>
-              <w:bottom w:w="80" w:type="dxa"/>
-              <w:right w:w="80" w:type="dxa"/>
-            </w:tcMar>
-            <w:vAlign w:val="center"/>
-          </w:tcPr>
-          <w:p>
-            <w:pPr>
-              <w:spacing w:after="0" w:line="240" w:lineRule="auto"/>
-              <w:jc w:val="center"/>
-              <w:rPr>
-                <w:rFonts w:ascii="Times New Roman" w:eastAsia="Times New Roman" w:hAnsi="Times New Roman"/>
-                <w:sz w:val="24"/>
-                <w:szCs w:val="22"/>
-              </w:rPr>
-            </w:pPr>
-          </w:p>
-        </w:tc>
-      </w:tr>
-      <w:tr>
-        <w:trPr>
-          <w:jc w:val="center"/>
-        </w:trPr>
-        <w:tc>
-          <w:tcPr>
-            <w:tcW w:w="680" w:type="dxa"/>
-            <w:tcMar>
-              <w:top w:w="80" w:type="dxa"/>
-              <w:left w:w="80" w:type="dxa"/>
-              <w:bottom w:w="80" w:type="dxa"/>
-              <w:right w:w="80" w:type="dxa"/>
-            </w:tcMar>
-            <w:vAlign w:val="center"/>
-          </w:tcPr>
-          <w:p>
-            <w:pPr>
-              <w:spacing w:after="0" w:line="240" w:lineRule="auto"/>
-              <w:jc w:val="center"/>
-              <w:rPr>
-                <w:rFonts w:ascii="Times New Roman" w:eastAsia="Times New Roman" w:hAnsi="Times New Roman"/>
-                <w:sz w:val="24"/>
-                <w:szCs w:val="22"/>
-              </w:rPr>
-            </w:pPr>
-            <w:r>
-              <w:rPr>
-                <w:rFonts w:ascii="Times New Roman" w:eastAsia="Times New Roman" w:hAnsi="Times New Roman"/>
-                <w:sz w:val="22"/>
-                <w:szCs w:val="22"/>
-              </w:rPr>
-              <w:t>9</w:t>
-            </w:r>
-          </w:p>
-        </w:tc>
-        <w:tc>
-          <w:tcPr>
-            <w:tcW w:w="1134" w:type="dxa"/>
-            <w:tcMar>
-              <w:top w:w="80" w:type="dxa"/>
-              <w:left w:w="80" w:type="dxa"/>
-              <w:bottom w:w="80" w:type="dxa"/>
-              <w:right w:w="80" w:type="dxa"/>
-            </w:tcMar>
-            <w:vAlign w:val="center"/>
-          </w:tcPr>
-          <w:p>
-            <w:pPr>
-              <w:spacing w:after="0" w:line="240" w:lineRule="auto"/>
-              <w:jc w:val="center"/>
-              <w:rPr>
-                <w:rFonts w:ascii="Times New Roman" w:eastAsia="Times New Roman" w:hAnsi="Times New Roman"/>
-                <w:sz w:val="24"/>
-                <w:szCs w:val="22"/>
-              </w:rPr>
-            </w:pPr>
-            <w:r>
-              <w:rPr>
-                <w:rFonts w:ascii="Times New Roman" w:eastAsia="Times New Roman" w:hAnsi="Times New Roman"/>
-                <w:sz w:val="22"/>
-                <w:szCs w:val="22"/>
-              </w:rPr>
-              <w:t>4679</w:t>
-            </w:r>
-          </w:p>
-        </w:tc>
-        <w:tc>
-          <w:tcPr>
-            <w:tcW w:w="12927" w:type="dxa"/>
-            <w:tcMar>
-              <w:top w:w="80" w:type="dxa"/>
-              <w:left w:w="80" w:type="dxa"/>
-              <w:bottom w:w="80" w:type="dxa"/>
-              <w:right w:w="80" w:type="dxa"/>
-            </w:tcMar>
-            <w:vAlign w:val="center"/>
-          </w:tcPr>
-          <w:p>
-            <w:pPr>
-              <w:spacing w:after="0" w:line="240" w:lineRule="auto"/>
-              <w:jc w:val="left"/>
-              <w:rPr>
-                <w:rFonts w:ascii="Times New Roman" w:eastAsia="Times New Roman" w:hAnsi="Times New Roman"/>
-                <w:sz w:val="24"/>
-                <w:szCs w:val="22"/>
-              </w:rPr>
-            </w:pPr>
-            <w:r>
-              <w:rPr>
-                <w:rFonts w:ascii="Times New Roman" w:eastAsia="Times New Roman" w:hAnsi="Times New Roman"/>
-                <w:sz w:val="22"/>
-                <w:szCs w:val="22"/>
-              </w:rPr>
-              <w:t>Bán buôn chuyên doanh khác chưa được phân vào đâu</w:t>
-            </w:r>
-            <w:r>
-              <w:rPr>
-                <w:rFonts w:ascii="Times New Roman" w:eastAsia="Times New Roman" w:hAnsi="Times New Roman"/>
-                <w:sz w:val="24"/>
-                <w:szCs w:val="22"/>
-              </w:rPr>
-              <w:br/>
-            </w:r>
-            <w:r>
-              <w:rPr>
-                <w:rFonts w:ascii="Times New Roman" w:eastAsia="Times New Roman" w:hAnsi="Times New Roman"/>
-                <w:i/>
-                <w:sz w:val="21"/>
-                <w:szCs w:val="22"/>
-              </w:rPr>
-              <w:t xml:space="preserve">Chi tiết: Bán buôn hóa chất, các loại keo sử dụng trong ngành giấy , bán buôn cao su Eva, đế nhựa; Bán buôn cao su nguyên liệu, cao su thiên nhiên hoặc tổng hợp (không chứa mủ cao su tại trụ sở chính), bán buôn chất dẻo dạng nguyên sinh; Các sản phẩm nhựa, nguyên liệu </w:t>
-            </w:r>
-            <w:r>
-              <w:rPr>
-                <w:rFonts w:ascii="Times New Roman" w:eastAsia="Times New Roman" w:hAnsi="Times New Roman"/>
-                <w:i/>
-                <w:sz w:val="21"/>
-                <w:szCs w:val="22"/>
-              </w:rPr>
-              <w:lastRenderedPageBreak/>
-              <w:t>từ nhựa, thùng giấy sử dụng trong ngành giấy, phụ liệu sử dụng trong ngành may mặc và giày dép, và bán buôn các đồ dùng hằng ngày</w:t>
-            </w:r>
-          </w:p>
-        </w:tc>
-        <w:tc>
-          <w:tcPr>
-            <w:tcW w:w="1190" w:type="dxa"/>
-            <w:tcMar>
-              <w:top w:w="80" w:type="dxa"/>
-              <w:left w:w="80" w:type="dxa"/>
-              <w:bottom w:w="80" w:type="dxa"/>
-              <w:right w:w="80" w:type="dxa"/>
-            </w:tcMar>
-            <w:vAlign w:val="center"/>
-          </w:tcPr>
-          <w:p>
-            <w:pPr>
-              <w:spacing w:after="0" w:line="240" w:lineRule="auto"/>
-              <w:jc w:val="center"/>
-              <w:rPr>
-                <w:rFonts w:ascii="Times New Roman" w:eastAsia="Times New Roman" w:hAnsi="Times New Roman"/>
-                <w:sz w:val="24"/>
-                <w:szCs w:val="22"/>
-              </w:rPr>
-            </w:pPr>
-            <w:r>
-              <w:rPr>
-                <w:rFonts w:ascii="Times New Roman" w:eastAsia="Times New Roman" w:hAnsi="Times New Roman"/>
-                <w:sz w:val="22"/>
-                <w:szCs w:val="22"/>
-              </w:rPr>
-              <w:lastRenderedPageBreak/>
-              <w:t>X</w:t>
-            </w:r>
-          </w:p>
-        </w:tc>
-      </w:tr>
-      <w:tr>
-        <w:trPr>
-          <w:jc w:val="center"/>
-        </w:trPr>
-        <w:tc>
-          <w:tcPr>
-            <w:tcW w:w="680" w:type="dxa"/>
-            <w:tcMar>
-              <w:top w:w="80" w:type="dxa"/>
-              <w:left w:w="80" w:type="dxa"/>
-              <w:bottom w:w="80" w:type="dxa"/>
-              <w:right w:w="80" w:type="dxa"/>
-            </w:tcMar>
-            <w:vAlign w:val="center"/>
-          </w:tcPr>
-          <w:p>
-            <w:pPr>
-              <w:spacing w:after="0" w:line="240" w:lineRule="auto"/>
-              <w:jc w:val="center"/>
-              <w:rPr>
-                <w:rFonts w:ascii="Times New Roman" w:eastAsia="Times New Roman" w:hAnsi="Times New Roman"/>
-                <w:sz w:val="24"/>
-                <w:szCs w:val="22"/>
-              </w:rPr>
-            </w:pPr>
-            <w:r>
-              <w:rPr>
-                <w:rFonts w:ascii="Times New Roman" w:eastAsia="Times New Roman" w:hAnsi="Times New Roman"/>
-                <w:sz w:val="22"/>
-                <w:szCs w:val="22"/>
-              </w:rPr>
-              <w:t>10</w:t>
-            </w:r>
-          </w:p>
-        </w:tc>
-        <w:tc>
-          <w:tcPr>
-            <w:tcW w:w="1134" w:type="dxa"/>
-            <w:tcMar>
-              <w:top w:w="80" w:type="dxa"/>
-              <w:left w:w="80" w:type="dxa"/>
-              <w:bottom w:w="80" w:type="dxa"/>
-              <w:right w:w="80" w:type="dxa"/>
-            </w:tcMar>
-            <w:vAlign w:val="center"/>
-          </w:tcPr>
-          <w:p>
-            <w:pPr>
-              <w:spacing w:after="0" w:line="240" w:lineRule="auto"/>
-              <w:jc w:val="center"/>
-              <w:rPr>
-                <w:rFonts w:ascii="Times New Roman" w:eastAsia="Times New Roman" w:hAnsi="Times New Roman"/>
-                <w:sz w:val="24"/>
-                <w:szCs w:val="22"/>
-              </w:rPr>
-            </w:pPr>
-            <w:r>
-              <w:rPr>
-                <w:rFonts w:ascii="Times New Roman" w:eastAsia="Times New Roman" w:hAnsi="Times New Roman"/>
-                <w:sz w:val="22"/>
-                <w:szCs w:val="22"/>
-              </w:rPr>
-              <w:t>4752</w:t>
-            </w:r>
-          </w:p>
-        </w:tc>
-        <w:tc>
-          <w:tcPr>
-            <w:tcW w:w="12927" w:type="dxa"/>
-            <w:tcMar>
-              <w:top w:w="80" w:type="dxa"/>
-              <w:left w:w="80" w:type="dxa"/>
-              <w:bottom w:w="80" w:type="dxa"/>
-              <w:right w:w="80" w:type="dxa"/>
-            </w:tcMar>
-            <w:vAlign w:val="center"/>
-          </w:tcPr>
-          <w:p>
-            <w:pPr>
-              <w:spacing w:after="0" w:line="240" w:lineRule="auto"/>
-              <w:jc w:val="left"/>
-              <w:rPr>
-                <w:rFonts w:ascii="Times New Roman" w:eastAsia="Times New Roman" w:hAnsi="Times New Roman"/>
-                <w:sz w:val="24"/>
-                <w:szCs w:val="22"/>
-              </w:rPr>
-            </w:pPr>
-            <w:r>
-              <w:rPr>
-                <w:rFonts w:ascii="Times New Roman" w:eastAsia="Times New Roman" w:hAnsi="Times New Roman"/>
-                <w:sz w:val="22"/>
-                <w:szCs w:val="22"/>
-              </w:rPr>
-              <w:t>Bán lẻ đồ ngũ kim, sơn, kính, vật liệu và thiết bị lắp đặt khác trong xây dựng</w:t>
-            </w:r>
-          </w:p>
-        </w:tc>
-        <w:tc>
-          <w:tcPr>
-            <w:tcW w:w="1190" w:type="dxa"/>
-            <w:tcMar>
-              <w:top w:w="80" w:type="dxa"/>
-              <w:left w:w="80" w:type="dxa"/>
-              <w:bottom w:w="80" w:type="dxa"/>
-              <w:right w:w="80" w:type="dxa"/>
-            </w:tcMar>
-            <w:vAlign w:val="center"/>
-          </w:tcPr>
-          <w:p>
-            <w:pPr>
-              <w:spacing w:after="0" w:line="240" w:lineRule="auto"/>
-              <w:jc w:val="center"/>
-              <w:rPr>
-                <w:rFonts w:ascii="Times New Roman" w:eastAsia="Times New Roman" w:hAnsi="Times New Roman"/>
-                <w:sz w:val="24"/>
-                <w:szCs w:val="22"/>
-              </w:rPr>
-            </w:pPr>
-          </w:p>
-        </w:tc>
-      </w:tr>
-      <w:tr>
-        <w:trPr>
-          <w:jc w:val="center"/>
-        </w:trPr>
-        <w:tc>
-          <w:tcPr>
-            <w:tcW w:w="680" w:type="dxa"/>
-            <w:tcMar>
-              <w:top w:w="80" w:type="dxa"/>
-              <w:left w:w="80" w:type="dxa"/>
-              <w:bottom w:w="80" w:type="dxa"/>
-              <w:right w:w="80" w:type="dxa"/>
-            </w:tcMar>
-            <w:vAlign w:val="center"/>
-          </w:tcPr>
-          <w:p>
-            <w:pPr>
-              <w:spacing w:after="0" w:line="240" w:lineRule="auto"/>
-              <w:jc w:val="center"/>
-              <w:rPr>
-                <w:rFonts w:ascii="Times New Roman" w:eastAsia="Times New Roman" w:hAnsi="Times New Roman"/>
-                <w:sz w:val="24"/>
-                <w:szCs w:val="22"/>
-              </w:rPr>
-            </w:pPr>
-            <w:r>
-              <w:rPr>
-                <w:rFonts w:ascii="Times New Roman" w:eastAsia="Times New Roman" w:hAnsi="Times New Roman"/>
-                <w:sz w:val="22"/>
-                <w:szCs w:val="22"/>
-              </w:rPr>
-              <w:t>11</w:t>
-            </w:r>
-          </w:p>
-        </w:tc>
-        <w:tc>
-          <w:tcPr>
-            <w:tcW w:w="1134" w:type="dxa"/>
-            <w:tcMar>
-              <w:top w:w="80" w:type="dxa"/>
-              <w:left w:w="80" w:type="dxa"/>
-              <w:bottom w:w="80" w:type="dxa"/>
-              <w:right w:w="80" w:type="dxa"/>
-            </w:tcMar>
-            <w:vAlign w:val="center"/>
-          </w:tcPr>
-          <w:p>
-            <w:pPr>
-              <w:spacing w:after="0" w:line="240" w:lineRule="auto"/>
-              <w:jc w:val="center"/>
-              <w:rPr>
-                <w:rFonts w:ascii="Times New Roman" w:eastAsia="Times New Roman" w:hAnsi="Times New Roman"/>
-                <w:sz w:val="24"/>
-                <w:szCs w:val="22"/>
-              </w:rPr>
-            </w:pPr>
-            <w:r>
-              <w:rPr>
-                <w:rFonts w:ascii="Times New Roman" w:eastAsia="Times New Roman" w:hAnsi="Times New Roman"/>
-                <w:sz w:val="22"/>
-                <w:szCs w:val="22"/>
-              </w:rPr>
-              <w:t>4771</w:t>
-            </w:r>
-          </w:p>
-        </w:tc>
-        <w:tc>
-          <w:tcPr>
-            <w:tcW w:w="12927" w:type="dxa"/>
-            <w:tcMar>
-              <w:top w:w="80" w:type="dxa"/>
-              <w:left w:w="80" w:type="dxa"/>
-              <w:bottom w:w="80" w:type="dxa"/>
-              <w:right w:w="80" w:type="dxa"/>
-            </w:tcMar>
-            <w:vAlign w:val="center"/>
-          </w:tcPr>
-          <w:p>
-            <w:pPr>
-              <w:spacing w:after="0" w:line="240" w:lineRule="auto"/>
-              <w:jc w:val="left"/>
-              <w:rPr>
-                <w:rFonts w:ascii="Times New Roman" w:eastAsia="Times New Roman" w:hAnsi="Times New Roman"/>
-                <w:sz w:val="24"/>
-                <w:szCs w:val="22"/>
-              </w:rPr>
-            </w:pPr>
-            <w:r>
-              <w:rPr>
-                <w:rFonts w:ascii="Times New Roman" w:eastAsia="Times New Roman" w:hAnsi="Times New Roman"/>
-                <w:sz w:val="22"/>
-                <w:szCs w:val="22"/>
-              </w:rPr>
-              <w:t>Bán lẻ hàng may mặc, giày, dép, hàng da và giả da</w:t>
-            </w:r>
-          </w:p>
-        </w:tc>
-        <w:tc>
-          <w:tcPr>
-            <w:tcW w:w="1190" w:type="dxa"/>
+            <w:tcW w:w="993" w:type="dxa"/>
             <w:tcMar>
               <w:top w:w="80" w:type="dxa"/>
               <w:left w:w="80" w:type="dxa"/>
@@ -2750,6 +2077,7 @@
         <w:rPr>
           <w:rFonts w:ascii="Times New Roman" w:hAnsi="Times New Roman"/>
         </w:rPr>
+        <w:lastRenderedPageBreak/>
         <w:t xml:space="preserve">Điều </w:t>
       </w:r>
       <w:r>
@@ -2818,21 +2146,49 @@
     </w:p>
     <w:p>
       <w:pPr>
-        <w:spacing w:line="240" w:lineRule="auto"/>
-        <w:ind w:firstLine="360"/>
-        <w:rPr>
-          <w:sz w:val="26"/>
-          <w:szCs w:val="26"/>
-          <w:lang w:val="vi-VN"/>
-        </w:rPr>
-      </w:pPr>
-      <w:r>
-        <w:rPr>
-          <w:sz w:val="26"/>
-          <w:szCs w:val="26"/>
-          <w:lang w:val="vi-VN"/>
-        </w:rPr>
-        <w:t xml:space="preserve">Họ và tên: </w:t>
+        <w:tabs>
+          <w:tab w:val="left" w:leader="dot" w:pos="6946"/>
+          <w:tab w:val="left" w:leader="dot" w:pos="8789"/>
+        </w:tabs>
+        <w:suppressAutoHyphens/>
+        <w:spacing w:before="120" w:after="0" w:line="240" w:lineRule="auto"/>
+        <w:ind w:firstLine="567"/>
+        <w:rPr>
+          <w:rFonts w:eastAsia="Times New Roman"/>
+          <w:sz w:val="26"/>
+          <w:szCs w:val="26"/>
+          <w:shd w:val="clear" w:color="auto" w:fill="FFFF00"/>
+          <w:lang w:eastAsia="zh-CN"/>
+        </w:rPr>
+      </w:pPr>
+      <w:r>
+        <w:rPr>
+          <w:rFonts w:eastAsia="Times New Roman"/>
+          <w:sz w:val="26"/>
+          <w:szCs w:val="26"/>
+          <w:lang w:eastAsia="zh-CN"/>
+        </w:rPr>
+        <w:t>Họ, chữ đệm và tên (</w:t>
+      </w:r>
+      <w:r>
+        <w:rPr>
+          <w:rFonts w:eastAsia="Times New Roman"/>
+          <w:i/>
+          <w:iCs/>
+          <w:sz w:val="26"/>
+          <w:szCs w:val="26"/>
+          <w:lang w:eastAsia="zh-CN"/>
+        </w:rPr>
+        <w:t>ghi bằng chữ in hoa</w:t>
+      </w:r>
+      <w:r>
+        <w:rPr>
+          <w:rFonts w:eastAsia="Times New Roman"/>
+          <w:sz w:val="26"/>
+          <w:szCs w:val="26"/>
+          <w:lang w:eastAsia="zh-CN"/>
+        </w:rPr>
+        <w:t xml:space="preserve">): </w:t>
       </w:r>
       <w:r>
         <w:rPr>
@@ -2840,31 +2196,29 @@
           <w:sz w:val="26"/>
           <w:szCs w:val="26"/>
         </w:rPr>
-        <w:t>VŨ TUẤN PHƯỚC</w:t>
-      </w:r>
-      <w:r>
-        <w:rPr>
-          <w:sz w:val="26"/>
-          <w:szCs w:val="26"/>
-          <w:lang w:val="vi-VN"/>
-        </w:rPr>
-        <w:tab/>
-      </w:r>
-    </w:p>
-    <w:p>
-      <w:pPr>
-        <w:spacing w:line="240" w:lineRule="auto"/>
-        <w:ind w:firstLine="360"/>
-        <w:rPr>
-          <w:sz w:val="26"/>
-          <w:szCs w:val="26"/>
-        </w:rPr>
-      </w:pPr>
-      <w:r>
-        <w:rPr>
-          <w:sz w:val="26"/>
-          <w:szCs w:val="26"/>
-          <w:lang w:val="vi-VN"/>
+        <w:t>CHEN, GUOHAO</w:t>
+      </w:r>
+    </w:p>
+    <w:p>
+      <w:pPr>
+        <w:tabs>
+          <w:tab w:val="left" w:leader="dot" w:pos="3686"/>
+          <w:tab w:val="left" w:leader="dot" w:pos="4253"/>
+          <w:tab w:val="left" w:leader="dot" w:pos="5103"/>
+        </w:tabs>
+        <w:spacing w:before="80" w:after="80" w:line="240" w:lineRule="auto"/>
+        <w:ind w:firstLine="567"/>
+        <w:rPr>
+          <w:rFonts w:eastAsia="Times New Roman"/>
+          <w:sz w:val="26"/>
+          <w:szCs w:val="26"/>
+        </w:rPr>
+      </w:pPr>
+      <w:r>
+        <w:rPr>
+          <w:rFonts w:eastAsia="Times New Roman"/>
+          <w:sz w:val="26"/>
+          <w:szCs w:val="26"/>
         </w:rPr>
         <w:t xml:space="preserve">Ngày, tháng, năm sinh: </w:t>
       </w:r>
@@ -2873,105 +2227,99 @@
           <w:sz w:val="26"/>
           <w:szCs w:val="26"/>
         </w:rPr>
-        <w:t>29/10/1994</w:t>
-      </w:r>
-    </w:p>
-    <w:p>
-      <w:pPr>
-        <w:spacing w:line="240" w:lineRule="auto"/>
-        <w:ind w:firstLine="360"/>
-        <w:rPr>
-          <w:sz w:val="26"/>
-          <w:szCs w:val="26"/>
-        </w:rPr>
-      </w:pPr>
-      <w:r>
-        <w:rPr>
-          <w:sz w:val="26"/>
-          <w:szCs w:val="26"/>
-          <w:lang w:val="vi-VN"/>
-        </w:rPr>
-        <w:t xml:space="preserve">Số định danh cá nhân: </w:t>
-      </w:r>
-      <w:r>
-        <w:rPr>
-          <w:sz w:val="26"/>
-          <w:szCs w:val="26"/>
-        </w:rPr>
-        <w:t>060094002350</w:t>
-      </w:r>
-    </w:p>
-    <w:p>
-      <w:pPr>
-        <w:spacing w:line="240" w:lineRule="auto"/>
-        <w:ind w:firstLine="360"/>
-        <w:rPr>
-          <w:sz w:val="26"/>
-          <w:szCs w:val="26"/>
-        </w:rPr>
-      </w:pPr>
-      <w:r>
-        <w:rPr>
-          <w:sz w:val="26"/>
-          <w:szCs w:val="26"/>
-          <w:lang w:val="vi-VN"/>
-        </w:rPr>
-        <w:t xml:space="preserve">Ngày cấp: </w:t>
-      </w:r>
-      <w:r>
-        <w:rPr>
-          <w:sz w:val="26"/>
-          <w:szCs w:val="26"/>
-        </w:rPr>
-        <w:t>22/04/2021</w:t>
-      </w:r>
-    </w:p>
-    <w:p>
-      <w:pPr>
-        <w:spacing w:line="240" w:lineRule="auto"/>
-        <w:ind w:firstLine="360"/>
-        <w:rPr>
-          <w:sz w:val="26"/>
-          <w:szCs w:val="26"/>
-        </w:rPr>
-      </w:pPr>
-      <w:r>
-        <w:rPr>
-          <w:sz w:val="26"/>
-          <w:szCs w:val="26"/>
-          <w:lang w:val="vi-VN"/>
-        </w:rPr>
-        <w:t xml:space="preserve">Nơi cấp: </w:t>
-      </w:r>
-      <w:r>
-        <w:rPr>
-          <w:sz w:val="26"/>
-          <w:szCs w:val="26"/>
-        </w:rPr>
-        <w:t>Bộ Công An</w:t>
-      </w:r>
-    </w:p>
-    <w:p>
-      <w:pPr>
-        <w:spacing w:line="240" w:lineRule="auto"/>
-        <w:ind w:firstLine="360"/>
-        <w:rPr>
-          <w:sz w:val="26"/>
-          <w:szCs w:val="26"/>
-        </w:rPr>
-      </w:pPr>
-      <w:r>
-        <w:rPr>
-          <w:sz w:val="26"/>
-          <w:szCs w:val="26"/>
-          <w:lang w:val="vi-VN"/>
-        </w:rPr>
-        <w:t>Giới tính:</w:t>
-      </w:r>
-      <w:r>
-        <w:rPr>
-          <w:sz w:val="26"/>
-          <w:szCs w:val="26"/>
+        <w:t>13/08/2000</w:t>
+      </w:r>
+    </w:p>
+    <w:p>
+      <w:pPr>
+        <w:tabs>
+          <w:tab w:val="left" w:leader="dot" w:pos="3686"/>
+          <w:tab w:val="left" w:leader="dot" w:pos="4253"/>
+          <w:tab w:val="left" w:leader="dot" w:pos="5103"/>
+        </w:tabs>
+        <w:spacing w:before="80" w:after="80" w:line="240" w:lineRule="auto"/>
+        <w:ind w:firstLine="567"/>
+        <w:rPr>
+          <w:rFonts w:eastAsia="Times New Roman"/>
+          <w:sz w:val="26"/>
+          <w:szCs w:val="26"/>
+        </w:rPr>
+      </w:pPr>
+      <w:r>
+        <w:rPr>
+          <w:rFonts w:eastAsia="Times New Roman"/>
+          <w:sz w:val="26"/>
+          <w:szCs w:val="26"/>
+        </w:rPr>
+        <w:t xml:space="preserve">Giới tính: </w:t>
+      </w:r>
+      <w:r>
+        <w:rPr>
+          <w:rFonts w:eastAsia="Times New Roman"/>
+          <w:sz w:val="26"/>
+          <w:szCs w:val="26"/>
+          <w:lang w:eastAsia="zh-CN"/>
+        </w:rPr>
+        <w:t>Nam</w:t>
+      </w:r>
+    </w:p>
+    <w:p>
+      <w:pPr>
+        <w:spacing w:line="259" w:lineRule="auto"/>
+        <w:ind w:firstLine="567"/>
+        <w:jc w:val="left"/>
+        <w:rPr>
+          <w:sz w:val="26"/>
+          <w:szCs w:val="26"/>
+        </w:rPr>
+      </w:pPr>
+      <w:r>
+        <w:rPr>
+          <w:sz w:val="26"/>
+          <w:szCs w:val="26"/>
+        </w:rPr>
+        <w:t>Số Hộ chiếu</w:t>
+      </w:r>
+      <w:r>
+        <w:rPr>
+          <w:sz w:val="26"/>
+          <w:szCs w:val="26"/>
+        </w:rPr>
+        <w:t xml:space="preserve">: </w:t>
+      </w:r>
+      <w:r>
+        <w:rPr>
+          <w:sz w:val="26"/>
+          <w:szCs w:val="26"/>
+        </w:rPr>
+        <w:t>EQ9064752</w:t>
+      </w:r>
+    </w:p>
+    <w:p>
+      <w:pPr>
+        <w:tabs>
+          <w:tab w:val="left" w:leader="dot" w:pos="8789"/>
+        </w:tabs>
+        <w:suppressAutoHyphens/>
+        <w:spacing w:before="120" w:after="0" w:line="240" w:lineRule="auto"/>
+        <w:ind w:firstLine="567"/>
+        <w:rPr>
+          <w:sz w:val="26"/>
+          <w:szCs w:val="26"/>
+        </w:rPr>
+      </w:pPr>
+      <w:r>
+        <w:rPr>
+          <w:sz w:val="26"/>
+          <w:szCs w:val="26"/>
+        </w:rPr>
+        <w:t>Ngày cấp:</w:t>
+      </w:r>
+      <w:r>
+        <w:rPr>
+          <w:rFonts w:ascii="Calibri" w:hAnsi="Calibri"/>
+          <w:sz w:val="22"/>
+          <w:szCs w:val="22"/>
         </w:rPr>
         <w:t xml:space="preserve"> </w:t>
       </w:r>
@@ -2980,65 +2328,68 @@
           <w:sz w:val="26"/>
           <w:szCs w:val="26"/>
         </w:rPr>
-        <w:t>Nam</w:t>
-      </w:r>
-    </w:p>
-    <w:p>
-      <w:pPr>
-        <w:spacing w:line="240" w:lineRule="auto"/>
-        <w:ind w:firstLine="360"/>
-        <w:rPr>
-          <w:sz w:val="26"/>
-          <w:szCs w:val="26"/>
-        </w:rPr>
-      </w:pPr>
-      <w:r>
-        <w:rPr>
-          <w:sz w:val="26"/>
-          <w:szCs w:val="26"/>
-          <w:lang w:val="vi-VN"/>
-        </w:rPr>
-        <w:t>Quốc tịch:</w:t>
-      </w:r>
-      <w:r>
-        <w:rPr>
-          <w:sz w:val="26"/>
-          <w:szCs w:val="26"/>
-        </w:rPr>
-        <w:t xml:space="preserve"> </w:t>
-      </w:r>
-      <w:r>
-        <w:rPr>
-          <w:sz w:val="26"/>
-          <w:szCs w:val="26"/>
-        </w:rPr>
-        <w:t>Việt Nam</w:t>
-      </w:r>
-      <w:r>
-        <w:rPr>
-          <w:sz w:val="26"/>
-          <w:szCs w:val="26"/>
-        </w:rPr>
-        <w:t xml:space="preserve"> </w:t>
-      </w:r>
-    </w:p>
-    <w:p>
-      <w:pPr>
-        <w:spacing w:line="240" w:lineRule="auto"/>
-        <w:ind w:firstLine="360"/>
-        <w:rPr>
-          <w:sz w:val="26"/>
-          <w:szCs w:val="26"/>
-          <w:lang w:val="vi-VN"/>
-        </w:rPr>
-      </w:pPr>
-      <w:r>
-        <w:rPr>
-          <w:sz w:val="26"/>
-          <w:szCs w:val="26"/>
-          <w:lang w:val="vi-VN"/>
-        </w:rPr>
-        <w:t xml:space="preserve">Nơi thường trú: </w:t>
+        <w:t>18/11/2025; Nơi cấp: Cục Quản lý Di nhập cảnh Quốc gia Cộng hòa Nhân dân Trung Hoa</w:t>
+      </w:r>
+    </w:p>
+    <w:p>
+      <w:pPr>
+        <w:tabs>
+          <w:tab w:val="left" w:leader="dot" w:pos="8789"/>
+        </w:tabs>
+        <w:suppressAutoHyphens/>
+        <w:spacing w:before="120" w:after="0" w:line="240" w:lineRule="auto"/>
+        <w:ind w:firstLine="567"/>
+        <w:rPr>
+          <w:rFonts w:eastAsia="Times New Roman"/>
+          <w:sz w:val="26"/>
+          <w:szCs w:val="26"/>
+          <w:shd w:val="clear" w:color="auto" w:fill="FFFF00"/>
+          <w:lang w:eastAsia="zh-CN"/>
+        </w:rPr>
+      </w:pPr>
+      <w:r>
+        <w:rPr>
+          <w:rFonts w:eastAsia="Times New Roman"/>
+          <w:sz w:val="26"/>
+          <w:szCs w:val="26"/>
+          <w:lang w:eastAsia="zh-CN"/>
+        </w:rPr>
+        <w:t xml:space="preserve">Chức danh: </w:t>
+      </w:r>
+      <w:r>
+        <w:rPr>
+          <w:spacing w:val="-2"/>
+          <w:sz w:val="26"/>
+          <w:szCs w:val="26"/>
+        </w:rPr>
+        <w:t>Giám đốc</w:t>
+      </w:r>
+    </w:p>
+    <w:p>
+      <w:pPr>
+        <w:tabs>
+          <w:tab w:val="left" w:leader="dot" w:pos="3828"/>
+          <w:tab w:val="left" w:leader="dot" w:pos="4230"/>
+          <w:tab w:val="left" w:pos="4320"/>
+          <w:tab w:val="left" w:pos="4590"/>
+          <w:tab w:val="left" w:leader="dot" w:pos="6300"/>
+          <w:tab w:val="left" w:leader="dot" w:pos="9072"/>
+        </w:tabs>
+        <w:spacing w:before="80" w:after="80" w:line="240" w:lineRule="auto"/>
+        <w:ind w:firstLine="567"/>
+        <w:rPr>
+          <w:rFonts w:eastAsia="Times New Roman"/>
+          <w:sz w:val="26"/>
+          <w:szCs w:val="26"/>
+        </w:rPr>
+      </w:pPr>
+      <w:r>
+        <w:rPr>
+          <w:rFonts w:eastAsia="Times New Roman"/>
+          <w:sz w:val="26"/>
+          <w:szCs w:val="26"/>
+        </w:rPr>
+        <w:t xml:space="preserve">Địa chỉ liên lạc : </w:t>
       </w:r>
     </w:p>
     <w:p>
@@ -3066,14 +2417,7 @@
           <w:sz w:val="26"/>
           <w:szCs w:val="26"/>
         </w:rPr>
-        <w:t xml:space="preserve">: </w:t>
-      </w:r>
-      <w:r>
-        <w:rPr>
-          <w:sz w:val="26"/>
-          <w:szCs w:val="26"/>
-        </w:rPr>
-        <w:t>Xóm 4, Thôn 1</w:t>
+        <w:t>: Số 11D, đường N2, The Seasons, Khu phố Đông Nhì</w:t>
       </w:r>
     </w:p>
     <w:p>
@@ -3100,7 +2444,7 @@
           <w:szCs w:val="26"/>
           <w:lang w:eastAsia="zh-CN"/>
         </w:rPr>
-        <w:t>Xã Suối Kiết</w:t>
+        <w:t>Phường Lái Thiêu</w:t>
       </w:r>
     </w:p>
     <w:p>
@@ -3136,115 +2480,7 @@
           <w:szCs w:val="26"/>
           <w:lang w:eastAsia="zh-CN"/>
         </w:rPr>
-        <w:t>Tỉnh Lâm Đồng</w:t>
-      </w:r>
-    </w:p>
-    <w:p>
-      <w:pPr>
-        <w:spacing w:line="240" w:lineRule="auto"/>
-        <w:ind w:left="131" w:firstLine="720"/>
-        <w:rPr>
-          <w:sz w:val="26"/>
-          <w:szCs w:val="26"/>
-          <w:lang w:val="vi-VN"/>
-        </w:rPr>
-      </w:pPr>
-      <w:r>
-        <w:rPr>
-          <w:sz w:val="26"/>
-          <w:szCs w:val="26"/>
-        </w:rPr>
-        <w:t xml:space="preserve">Quốc gia: </w:t>
-      </w:r>
-      <w:r>
-        <w:rPr>
-          <w:rFonts w:eastAsia="Times New Roman"/>
-          <w:sz w:val="26"/>
-          <w:szCs w:val="26"/>
-          <w:lang w:eastAsia="zh-CN"/>
-        </w:rPr>
-        <w:t>Việt Nam</w:t>
-      </w:r>
-    </w:p>
-    <w:p>
-      <w:pPr>
-        <w:spacing w:line="240" w:lineRule="auto"/>
-        <w:ind w:firstLine="360"/>
-        <w:rPr>
-          <w:sz w:val="26"/>
-          <w:szCs w:val="26"/>
-          <w:lang w:val="vi-VN"/>
-        </w:rPr>
-      </w:pPr>
-      <w:r>
-        <w:rPr>
-          <w:sz w:val="26"/>
-          <w:szCs w:val="26"/>
-          <w:lang w:val="vi-VN"/>
-        </w:rPr>
-        <w:t xml:space="preserve">Địa chỉ liên lạc: </w:t>
-      </w:r>
-    </w:p>
-    <w:p>
-      <w:pPr>
-        <w:spacing w:line="259" w:lineRule="auto"/>
-        <w:ind w:firstLine="851"/>
-        <w:jc w:val="left"/>
-        <w:rPr>
-          <w:color w:val="000000"/>
-          <w:sz w:val="26"/>
-          <w:szCs w:val="26"/>
-          <w:lang w:eastAsia="zh-CN"/>
-        </w:rPr>
-      </w:pPr>
-      <w:r>
-        <w:rPr>
-          <w:spacing w:val="-8"/>
-          <w:sz w:val="26"/>
-          <w:szCs w:val="26"/>
-        </w:rPr>
-        <w:t>Số nhà/phòng, ngách/hẻm, ngõ/kiệt, đường/phố/đại lộ, tổ/xóm/ấp/thôn</w:t>
-      </w:r>
-      <w:r>
-        <w:rPr>
-          <w:sz w:val="26"/>
-          <w:szCs w:val="26"/>
-        </w:rPr>
-        <w:t xml:space="preserve">: </w:t>
-      </w:r>
-      <w:r>
-        <w:rPr>
-          <w:sz w:val="26"/>
-          <w:szCs w:val="26"/>
-        </w:rPr>
-        <w:t>Căn hộ chung cư số 1214 - chung cư chánh nghĩa quốc cường block sky B - tổ 26 khu phố chánh nghĩa 3</w:t>
-      </w:r>
-    </w:p>
-    <w:p>
-      <w:pPr>
-        <w:spacing w:line="259" w:lineRule="auto"/>
-        <w:ind w:firstLine="851"/>
-        <w:jc w:val="left"/>
-        <w:rPr>
-          <w:sz w:val="26"/>
-          <w:szCs w:val="26"/>
-        </w:rPr>
-      </w:pPr>
-      <w:r>
-        <w:rPr>
-          <w:sz w:val="26"/>
-          <w:szCs w:val="26"/>
-        </w:rPr>
-        <w:t xml:space="preserve">Xã/Phường/Đặc khu: </w:t>
-      </w:r>
-      <w:r>
-        <w:rPr>
-          <w:color w:val="000000"/>
-          <w:sz w:val="26"/>
-          <w:szCs w:val="26"/>
-          <w:lang w:eastAsia="zh-CN"/>
-        </w:rPr>
-        <w:t>Phường Thủ Dầu Một</w:t>
+        <w:t>Thành phố Hồ Chí Minh</w:t>
       </w:r>
     </w:p>
     <w:p>
@@ -3262,49 +2498,22 @@
         <w:spacing w:before="80" w:after="80" w:line="240" w:lineRule="auto"/>
         <w:ind w:firstLine="851"/>
         <w:rPr>
-          <w:sz w:val="26"/>
-          <w:szCs w:val="26"/>
-        </w:rPr>
-      </w:pPr>
-      <w:r>
-        <w:rPr>
-          <w:sz w:val="26"/>
-          <w:szCs w:val="26"/>
-        </w:rPr>
-        <w:t xml:space="preserve">Tỉnh/Thành phố trực thuộc trung ương: </w:t>
-      </w:r>
-      <w:r>
-        <w:rPr>
           <w:rFonts w:eastAsia="Times New Roman"/>
           <w:sz w:val="26"/>
           <w:szCs w:val="26"/>
           <w:lang w:eastAsia="zh-CN"/>
         </w:rPr>
-        <w:t>Thành phố Hồ Chí Minh</w:t>
-      </w:r>
-    </w:p>
-    <w:p>
-      <w:pPr>
-        <w:spacing w:line="240" w:lineRule="auto"/>
-        <w:ind w:left="131" w:firstLine="720"/>
+      </w:pPr>
+      <w:r>
+        <w:rPr>
+          <w:sz w:val="26"/>
+          <w:szCs w:val="26"/>
+        </w:rPr>
+        <w:t xml:space="preserve">Quốc gia: </w:t>
+      </w:r>
+      <w:r>
         <w:rPr>
           <w:rFonts w:eastAsia="Times New Roman"/>
-          <w:color w:val="333333"/>
-          <w:sz w:val="26"/>
-          <w:szCs w:val="26"/>
-          <w:lang w:val="vi-VN" w:eastAsia="vi-VN"/>
-        </w:rPr>
-      </w:pPr>
-      <w:r>
-        <w:rPr>
-          <w:sz w:val="26"/>
-          <w:szCs w:val="26"/>
-        </w:rPr>
-        <w:t xml:space="preserve">Quốc gia: </w:t>
-      </w:r>
-      <w:r>
-        <w:rPr>
-          <w:rFonts w:eastAsia="Times New Roman"/>
           <w:sz w:val="26"/>
           <w:szCs w:val="26"/>
           <w:lang w:eastAsia="zh-CN"/>
@@ -3314,1079 +2523,30 @@
     </w:p>
     <w:p>
       <w:pPr>
-        <w:tabs>
-          <w:tab w:val="left" w:pos="90"/>
-        </w:tabs>
-        <w:ind w:firstLine="360"/>
-        <w:rPr>
-          <w:bCs/>
-          <w:sz w:val="26"/>
-          <w:szCs w:val="26"/>
-          <w:lang w:val="vi-VN"/>
-        </w:rPr>
-      </w:pPr>
-    </w:p>
-    <w:p>
-      <w:pPr>
-        <w:tabs>
-          <w:tab w:val="left" w:pos="90"/>
-        </w:tabs>
-        <w:ind w:firstLine="360"/>
-        <w:rPr>
-          <w:bCs/>
-          <w:sz w:val="26"/>
-          <w:szCs w:val="26"/>
-          <w:lang w:val="vi-VN"/>
-        </w:rPr>
-      </w:pPr>
-      <w:r>
-        <w:rPr>
-          <w:bCs/>
-          <w:sz w:val="26"/>
-          <w:szCs w:val="26"/>
-          <w:lang w:val="vi-VN"/>
-        </w:rPr>
-        <w:t xml:space="preserve">2. </w:t>
-      </w:r>
-      <w:r>
-        <w:rPr>
-          <w:bCs/>
-          <w:sz w:val="26"/>
-          <w:szCs w:val="26"/>
-          <w:lang w:val="vi-VN"/>
-        </w:rPr>
-        <w:t>Quy</w:t>
-      </w:r>
-      <w:r>
-        <w:rPr>
-          <w:bCs/>
-          <w:sz w:val="26"/>
-          <w:szCs w:val="26"/>
-          <w:lang w:val="vi-VN"/>
-        </w:rPr>
-        <w:t>ề</w:t>
-      </w:r>
-      <w:r>
-        <w:rPr>
-          <w:bCs/>
-          <w:sz w:val="26"/>
-          <w:szCs w:val="26"/>
-          <w:lang w:val="vi-VN"/>
-        </w:rPr>
-        <w:t>n</w:t>
-      </w:r>
-      <w:r>
-        <w:rPr>
-          <w:bCs/>
-          <w:sz w:val="26"/>
-          <w:szCs w:val="26"/>
-          <w:lang w:val="vi-VN"/>
-        </w:rPr>
-        <w:t xml:space="preserve"> và</w:t>
-      </w:r>
-      <w:r>
-        <w:rPr>
-          <w:bCs/>
-          <w:sz w:val="26"/>
-          <w:szCs w:val="26"/>
-          <w:lang w:val="vi-VN"/>
-        </w:rPr>
-        <w:t xml:space="preserve"> nghĩa vụ của </w:t>
-      </w:r>
-      <w:r>
-        <w:rPr>
-          <w:bCs/>
-          <w:sz w:val="26"/>
-          <w:szCs w:val="26"/>
-          <w:lang w:val="vi-VN"/>
-        </w:rPr>
-        <w:t xml:space="preserve">người đại diện theo pháp luật: </w:t>
-      </w:r>
-    </w:p>
-    <w:p>
-      <w:pPr>
-        <w:pStyle w:val="NormalWeb"/>
-        <w:shd w:val="clear" w:color="auto" w:fill="FFFFFF"/>
-        <w:tabs>
-          <w:tab w:val="left" w:pos="90"/>
-        </w:tabs>
-        <w:spacing w:before="0" w:beforeAutospacing="0" w:after="0" w:afterAutospacing="0" w:line="234" w:lineRule="atLeast"/>
-        <w:ind w:firstLine="360"/>
-        <w:jc w:val="both"/>
-        <w:rPr>
-          <w:i/>
-          <w:color w:val="FF0000"/>
-          <w:sz w:val="26"/>
-          <w:szCs w:val="26"/>
-          <w:shd w:val="clear" w:color="auto" w:fill="FFFFFF"/>
-          <w:lang w:val="vi-VN"/>
-        </w:rPr>
-      </w:pPr>
-      <w:r>
-        <w:rPr>
-          <w:bCs/>
-          <w:sz w:val="26"/>
-          <w:szCs w:val="26"/>
-          <w:lang w:val="vi-VN"/>
-        </w:rPr>
-        <w:t>Quy</w:t>
-      </w:r>
-      <w:r>
-        <w:rPr>
-          <w:bCs/>
-          <w:sz w:val="26"/>
-          <w:szCs w:val="26"/>
-          <w:lang w:val="vi-VN"/>
-        </w:rPr>
-        <w:t>ề</w:t>
-      </w:r>
-      <w:r>
-        <w:rPr>
-          <w:bCs/>
-          <w:sz w:val="26"/>
-          <w:szCs w:val="26"/>
-          <w:lang w:val="vi-VN"/>
-        </w:rPr>
-        <w:t>n</w:t>
-      </w:r>
-      <w:r>
-        <w:rPr>
-          <w:bCs/>
-          <w:sz w:val="26"/>
-          <w:szCs w:val="26"/>
-          <w:lang w:val="vi-VN"/>
-        </w:rPr>
-        <w:t xml:space="preserve"> và</w:t>
-      </w:r>
-      <w:r>
-        <w:rPr>
-          <w:bCs/>
-          <w:sz w:val="26"/>
-          <w:szCs w:val="26"/>
-          <w:lang w:val="vi-VN"/>
-        </w:rPr>
-        <w:t xml:space="preserve"> nghĩa vụ của </w:t>
-      </w:r>
-      <w:r>
-        <w:rPr>
-          <w:bCs/>
-          <w:sz w:val="26"/>
-          <w:szCs w:val="26"/>
-          <w:lang w:val="vi-VN"/>
-        </w:rPr>
-        <w:t xml:space="preserve">người đại diện theo pháp luật </w:t>
-      </w:r>
-      <w:r>
-        <w:rPr>
-          <w:bCs/>
-          <w:sz w:val="26"/>
-          <w:szCs w:val="26"/>
-          <w:lang w:val="vi-VN"/>
-        </w:rPr>
-        <w:t xml:space="preserve">quy định </w:t>
-      </w:r>
-      <w:r>
-        <w:rPr>
-          <w:bCs/>
-          <w:sz w:val="26"/>
-          <w:szCs w:val="26"/>
-          <w:lang w:val="vi-VN"/>
-        </w:rPr>
-        <w:t xml:space="preserve">cụ thể </w:t>
-      </w:r>
-      <w:r>
-        <w:rPr>
-          <w:bCs/>
-          <w:sz w:val="26"/>
-          <w:szCs w:val="26"/>
-          <w:lang w:val="vi-VN"/>
-        </w:rPr>
-        <w:t xml:space="preserve">tại </w:t>
-      </w:r>
-      <w:r>
-        <w:rPr>
-          <w:bCs/>
-          <w:sz w:val="26"/>
-          <w:szCs w:val="26"/>
-          <w:lang w:val="vi-VN"/>
-        </w:rPr>
-        <w:t xml:space="preserve">Điều 11 Điều </w:t>
-      </w:r>
-      <w:r>
-        <w:rPr>
-          <w:bCs/>
-          <w:sz w:val="26"/>
-          <w:szCs w:val="26"/>
-          <w:lang w:val="vi-VN"/>
-        </w:rPr>
-        <w:t>lệ công ty.</w:t>
-      </w:r>
-      <w:r>
-        <w:rPr>
-          <w:bCs/>
-          <w:sz w:val="26"/>
-          <w:szCs w:val="26"/>
-          <w:lang w:val="vi-VN"/>
-        </w:rPr>
-        <w:t xml:space="preserve"> </w:t>
-      </w:r>
-    </w:p>
-    <w:p>
-      <w:pPr>
-        <w:pStyle w:val="NormalWeb"/>
-        <w:shd w:val="clear" w:color="auto" w:fill="FFFFFF"/>
-        <w:tabs>
-          <w:tab w:val="left" w:pos="90"/>
-        </w:tabs>
-        <w:spacing w:before="0" w:beforeAutospacing="0" w:after="0" w:afterAutospacing="0" w:line="234" w:lineRule="atLeast"/>
-        <w:ind w:firstLine="360"/>
-        <w:jc w:val="both"/>
-        <w:rPr>
-          <w:i/>
-          <w:color w:val="FF0000"/>
-          <w:sz w:val="26"/>
-          <w:szCs w:val="26"/>
-          <w:lang w:val="vi-VN"/>
-        </w:rPr>
-      </w:pPr>
-    </w:p>
-    <w:p>
-      <w:pPr>
-        <w:pStyle w:val="NormalWeb"/>
-        <w:shd w:val="clear" w:color="auto" w:fill="FFFFFF"/>
-        <w:spacing w:before="0" w:beforeAutospacing="0" w:after="0" w:afterAutospacing="0" w:line="234" w:lineRule="atLeast"/>
-        <w:ind w:firstLine="360"/>
-        <w:jc w:val="both"/>
-        <w:rPr>
-          <w:color w:val="000000"/>
-          <w:sz w:val="26"/>
-          <w:szCs w:val="26"/>
-          <w:lang w:val="vi-VN"/>
-        </w:rPr>
-      </w:pPr>
-      <w:r>
-        <w:rPr>
-          <w:sz w:val="26"/>
-          <w:szCs w:val="26"/>
-          <w:lang w:val="vi-VN"/>
-        </w:rPr>
-        <w:t xml:space="preserve">3. </w:t>
-      </w:r>
-      <w:bookmarkStart w:id="1" w:name="dieu_13"/>
-      <w:r>
-        <w:rPr>
-          <w:bCs/>
-          <w:color w:val="000000"/>
-          <w:sz w:val="26"/>
-          <w:szCs w:val="26"/>
-          <w:lang w:val="vi-VN"/>
-        </w:rPr>
-        <w:t>Trách nhiệm của người đại diện theo pháp luật của doanh nghiệp</w:t>
-      </w:r>
-      <w:bookmarkEnd w:id="1"/>
-    </w:p>
-    <w:p>
-      <w:pPr>
-        <w:pStyle w:val="NormalWeb"/>
-        <w:shd w:val="clear" w:color="auto" w:fill="FFFFFF"/>
-        <w:spacing w:before="120" w:beforeAutospacing="0" w:after="120" w:afterAutospacing="0" w:line="234" w:lineRule="atLeast"/>
-        <w:ind w:firstLine="360"/>
-        <w:jc w:val="both"/>
-        <w:rPr>
-          <w:color w:val="000000"/>
-          <w:sz w:val="26"/>
-          <w:szCs w:val="26"/>
-          <w:lang w:val="vi-VN"/>
-        </w:rPr>
-      </w:pPr>
-      <w:r>
-        <w:rPr>
-          <w:color w:val="000000"/>
-          <w:sz w:val="26"/>
-          <w:szCs w:val="26"/>
-          <w:lang w:val="vi-VN"/>
-        </w:rPr>
-        <w:t>Người đại diện theo pháp luật của doanh nghiệp có trách nhiệm sau đây:</w:t>
-      </w:r>
-    </w:p>
-    <w:p>
-      <w:pPr>
-        <w:pStyle w:val="NormalWeb"/>
-        <w:shd w:val="clear" w:color="auto" w:fill="FFFFFF"/>
-        <w:spacing w:before="120" w:beforeAutospacing="0" w:after="120" w:afterAutospacing="0" w:line="234" w:lineRule="atLeast"/>
-        <w:ind w:firstLine="360"/>
-        <w:jc w:val="both"/>
-        <w:rPr>
-          <w:color w:val="000000"/>
-          <w:sz w:val="26"/>
-          <w:szCs w:val="26"/>
-          <w:lang w:val="vi-VN"/>
-        </w:rPr>
-      </w:pPr>
-      <w:r>
-        <w:rPr>
-          <w:color w:val="000000"/>
-          <w:sz w:val="26"/>
-          <w:szCs w:val="26"/>
-          <w:lang w:val="vi-VN"/>
-        </w:rPr>
-        <w:t>a) Thực hiện quyền và nghĩa vụ được giao một cách trung thực, cẩn trọng, tốt nhất nhằm bảo đảm lợi ích hợp pháp của doanh nghiệp;</w:t>
-      </w:r>
-    </w:p>
-    <w:p>
-      <w:pPr>
-        <w:pStyle w:val="NormalWeb"/>
-        <w:shd w:val="clear" w:color="auto" w:fill="FFFFFF"/>
-        <w:spacing w:before="120" w:beforeAutospacing="0" w:after="120" w:afterAutospacing="0" w:line="234" w:lineRule="atLeast"/>
-        <w:ind w:firstLine="360"/>
-        <w:jc w:val="both"/>
-        <w:rPr>
-          <w:color w:val="000000"/>
-          <w:sz w:val="26"/>
-          <w:szCs w:val="26"/>
-          <w:lang w:val="vi-VN"/>
-        </w:rPr>
-      </w:pPr>
-      <w:r>
-        <w:rPr>
-          <w:color w:val="000000"/>
-          <w:sz w:val="26"/>
-          <w:szCs w:val="26"/>
-          <w:lang w:val="vi-VN"/>
-        </w:rPr>
-        <w:t>b) Trung thành với lợi ích của doanh nghiệp; không lạm dụng địa vị, chức vụ và sử dụng thông tin, bí quyết, cơ hội kinh doanh, tài sản khác của doanh nghiệp để tư lợi hoặc phục vụ lợi ích của tổ chức, cá nhân khác;</w:t>
-      </w:r>
-    </w:p>
-    <w:p>
-      <w:pPr>
-        <w:pStyle w:val="NormalWeb"/>
-        <w:shd w:val="clear" w:color="auto" w:fill="FFFFFF"/>
-        <w:spacing w:before="120" w:beforeAutospacing="0" w:after="120" w:afterAutospacing="0" w:line="234" w:lineRule="atLeast"/>
-        <w:ind w:firstLine="360"/>
-        <w:jc w:val="both"/>
-        <w:rPr>
-          <w:color w:val="000000"/>
-          <w:sz w:val="26"/>
-          <w:szCs w:val="26"/>
-          <w:lang w:val="vi-VN"/>
-        </w:rPr>
-      </w:pPr>
-      <w:r>
-        <w:rPr>
-          <w:color w:val="000000"/>
-          <w:sz w:val="26"/>
-          <w:szCs w:val="26"/>
-          <w:lang w:val="vi-VN"/>
-        </w:rPr>
-        <w:t>c) Thông báo kịp thời, đầy đủ, chính xác cho doanh nghiệp về doanh nghiệp mà mình, người có liên quan của mình làm chủ hoặc có cổ phần, phần vốn góp theo quy định của Luật Doanh nghiệp.</w:t>
-      </w:r>
-    </w:p>
-    <w:p>
-      <w:pPr>
-        <w:pStyle w:val="NormalWeb"/>
-        <w:shd w:val="clear" w:color="auto" w:fill="FFFFFF"/>
-        <w:spacing w:before="120" w:beforeAutospacing="0" w:after="120" w:afterAutospacing="0" w:line="234" w:lineRule="atLeast"/>
-        <w:ind w:firstLine="360"/>
-        <w:jc w:val="both"/>
-        <w:rPr>
-          <w:color w:val="000000"/>
-          <w:sz w:val="26"/>
-          <w:szCs w:val="26"/>
-          <w:lang w:val="vi-VN"/>
-        </w:rPr>
-      </w:pPr>
-      <w:r>
-        <w:rPr>
-          <w:color w:val="000000"/>
-          <w:sz w:val="26"/>
-          <w:szCs w:val="26"/>
-          <w:lang w:val="vi-VN"/>
-        </w:rPr>
-        <w:t xml:space="preserve">Người đại diện theo pháp luật của doanh nghiệp chịu trách nhiệm cá nhân đối với thiệt hại cho doanh nghiệp do vi phạm trách nhiệm quy định tại khoản </w:t>
-      </w:r>
-      <w:r>
-        <w:rPr>
-          <w:color w:val="000000"/>
-          <w:sz w:val="26"/>
-          <w:szCs w:val="26"/>
-          <w:lang w:val="vi-VN"/>
-        </w:rPr>
-        <w:t>3</w:t>
-      </w:r>
-      <w:r>
-        <w:rPr>
-          <w:color w:val="000000"/>
-          <w:sz w:val="26"/>
-          <w:szCs w:val="26"/>
-          <w:lang w:val="vi-VN"/>
-        </w:rPr>
-        <w:t xml:space="preserve"> Điều này.</w:t>
-      </w:r>
-    </w:p>
-    <w:p>
-      <w:pPr>
-        <w:spacing w:line="240" w:lineRule="auto"/>
-        <w:ind w:firstLine="360"/>
-        <w:rPr>
-          <w:sz w:val="26"/>
-          <w:szCs w:val="26"/>
-          <w:lang w:val="vi-VN"/>
-        </w:rPr>
-      </w:pPr>
-    </w:p>
-    <w:p>
-      <w:pPr>
-        <w:pStyle w:val="Heading3"/>
-        <w:ind w:firstLine="360"/>
-        <w:jc w:val="center"/>
-        <w:rPr>
-          <w:rFonts w:ascii="Times New Roman" w:hAnsi="Times New Roman"/>
-        </w:rPr>
-      </w:pPr>
-      <w:r>
-        <w:rPr>
-          <w:rFonts w:ascii="Times New Roman" w:hAnsi="Times New Roman"/>
-        </w:rPr>
-        <w:t>Chương II</w:t>
-      </w:r>
-    </w:p>
-    <w:p>
-      <w:pPr>
-        <w:spacing w:line="240" w:lineRule="auto"/>
-        <w:ind w:firstLine="360"/>
-        <w:jc w:val="center"/>
-        <w:rPr>
-          <w:b/>
-          <w:bCs/>
-          <w:sz w:val="26"/>
-          <w:szCs w:val="26"/>
-          <w:lang w:val="vi-VN"/>
-        </w:rPr>
-      </w:pPr>
-      <w:r>
-        <w:rPr>
-          <w:b/>
-          <w:bCs/>
-          <w:sz w:val="26"/>
-          <w:szCs w:val="26"/>
-          <w:lang w:val="vi-VN"/>
-        </w:rPr>
-        <w:t>VỐN VÀ CHỦ SỞ HỮU CÔNG TY</w:t>
-      </w:r>
-    </w:p>
-    <w:p>
-      <w:pPr>
-        <w:pStyle w:val="Heading3"/>
-        <w:ind w:firstLine="360"/>
-        <w:rPr>
-          <w:rFonts w:ascii="Times New Roman" w:hAnsi="Times New Roman"/>
-        </w:rPr>
-      </w:pPr>
-      <w:r>
-        <w:rPr>
-          <w:rFonts w:ascii="Times New Roman" w:hAnsi="Times New Roman"/>
-        </w:rPr>
-        <w:t xml:space="preserve">Điều </w:t>
-      </w:r>
-      <w:r>
-        <w:rPr>
-          <w:rFonts w:ascii="Times New Roman" w:hAnsi="Times New Roman"/>
-        </w:rPr>
-        <w:t>6</w:t>
-      </w:r>
-      <w:r>
-        <w:rPr>
-          <w:rFonts w:ascii="Times New Roman" w:hAnsi="Times New Roman"/>
-        </w:rPr>
-        <w:t>. Vốn điều lệ</w:t>
-      </w:r>
-      <w:r>
-        <w:rPr>
-          <w:rFonts w:ascii="Times New Roman" w:hAnsi="Times New Roman"/>
-        </w:rPr>
-        <w:t>, chủ sở hữu công ty</w:t>
-      </w:r>
-    </w:p>
-    <w:p>
-      <w:pPr>
-        <w:spacing w:line="240" w:lineRule="auto"/>
-        <w:ind w:firstLine="360"/>
-        <w:rPr>
-          <w:sz w:val="26"/>
-          <w:szCs w:val="26"/>
-          <w:lang w:val="vi-VN"/>
-        </w:rPr>
-      </w:pPr>
-      <w:r>
-        <w:rPr>
-          <w:color w:val="000000"/>
-          <w:sz w:val="26"/>
-          <w:szCs w:val="26"/>
-          <w:lang w:val="vi-VN"/>
-        </w:rPr>
-        <w:t xml:space="preserve">1. </w:t>
-      </w:r>
-      <w:r>
-        <w:rPr>
-          <w:sz w:val="26"/>
-          <w:szCs w:val="26"/>
-          <w:lang w:val="vi-VN"/>
-        </w:rPr>
-        <w:t>Vốn điều lệ của công ty là:</w:t>
-      </w:r>
-      <w:r>
-        <w:rPr>
-          <w:sz w:val="26"/>
-          <w:szCs w:val="26"/>
-          <w:lang w:val="vi-VN"/>
-        </w:rPr>
-        <w:t xml:space="preserve"> </w:t>
-      </w:r>
-      <w:r>
-        <w:rPr>
-          <w:sz w:val="26"/>
-          <w:szCs w:val="26"/>
-        </w:rPr>
-        <w:t>3.000.000.000 VNĐ.</w:t>
-      </w:r>
-      <w:r>
-        <w:rPr>
-          <w:sz w:val="26"/>
-          <w:szCs w:val="26"/>
-        </w:rPr>
-        <w:t xml:space="preserve"> (viết bằng chữ: </w:t>
-      </w:r>
-      <w:r>
-        <w:rPr>
-          <w:sz w:val="26"/>
-          <w:szCs w:val="26"/>
-        </w:rPr>
-        <w:t>Ba tỷ đồng</w:t>
-      </w:r>
-      <w:r>
-        <w:rPr>
-          <w:sz w:val="26"/>
-          <w:szCs w:val="26"/>
-        </w:rPr>
-        <w:t>)</w:t>
-      </w:r>
-      <w:r>
-        <w:rPr>
-          <w:sz w:val="26"/>
-          <w:szCs w:val="26"/>
-          <w:lang w:val="vi-VN"/>
-        </w:rPr>
-        <w:t xml:space="preserve">, </w:t>
-      </w:r>
-      <w:r>
-        <w:rPr>
-          <w:sz w:val="26"/>
-          <w:szCs w:val="26"/>
-          <w:lang w:val="vi-VN"/>
-        </w:rPr>
-        <w:t xml:space="preserve">trong đó </w:t>
-      </w:r>
-      <w:r>
-        <w:rPr>
-          <w:sz w:val="26"/>
-          <w:szCs w:val="26"/>
-          <w:lang w:val="vi-VN"/>
-        </w:rPr>
-        <w:t>bao gồm:</w:t>
-      </w:r>
-    </w:p>
-    <w:p>
-      <w:pPr>
-        <w:tabs>
-          <w:tab w:val="right" w:leader="dot" w:pos="8472"/>
-        </w:tabs>
-        <w:spacing w:line="240" w:lineRule="auto"/>
-        <w:ind w:firstLine="360"/>
+        <w:spacing w:line="259" w:lineRule="auto"/>
+        <w:ind w:firstLine="567"/>
         <w:jc w:val="left"/>
         <w:rPr>
           <w:sz w:val="26"/>
           <w:szCs w:val="26"/>
-          <w:lang w:val="vi-VN"/>
-        </w:rPr>
-      </w:pPr>
-      <w:r>
-        <w:rPr>
-          <w:sz w:val="26"/>
-          <w:szCs w:val="26"/>
-          <w:lang w:val="vi-VN"/>
-        </w:rPr>
-        <w:t xml:space="preserve">- Tiền </w:t>
-      </w:r>
-      <w:r>
-        <w:rPr>
-          <w:sz w:val="26"/>
-          <w:szCs w:val="26"/>
-          <w:lang w:val="vi-VN"/>
-        </w:rPr>
-        <w:t>Việt Nam:</w:t>
-      </w:r>
-      <w:r>
-        <w:rPr>
-          <w:b/>
-          <w:sz w:val="26"/>
-          <w:szCs w:val="26"/>
-          <w:lang w:val="vi-VN"/>
-        </w:rPr>
-        <w:t xml:space="preserve"> </w:t>
-      </w:r>
-      <w:r>
-        <w:rPr>
-          <w:b/>
-          <w:sz w:val="26"/>
-          <w:szCs w:val="26"/>
-          <w:lang w:val="vi-VN"/>
-        </w:rPr>
-        <w:t xml:space="preserve"> </w:t>
-      </w:r>
-      <w:r>
-        <w:rPr>
-          <w:sz w:val="26"/>
-          <w:szCs w:val="26"/>
-        </w:rPr>
-        <w:t>3.000.000.000 VNĐ.</w:t>
-      </w:r>
-      <w:r>
-        <w:rPr>
-          <w:sz w:val="26"/>
-          <w:szCs w:val="26"/>
-        </w:rPr>
-        <w:t xml:space="preserve"> (viết bằng chữ: </w:t>
-      </w:r>
-      <w:r>
-        <w:rPr>
-          <w:sz w:val="26"/>
-          <w:szCs w:val="26"/>
-        </w:rPr>
-        <w:t>Ba tỷ đồng</w:t>
-      </w:r>
-      <w:r>
-        <w:rPr>
-          <w:sz w:val="26"/>
-          <w:szCs w:val="26"/>
-        </w:rPr>
-        <w:t>)</w:t>
-      </w:r>
-    </w:p>
-    <w:p>
-      <w:pPr>
-        <w:tabs>
-          <w:tab w:val="right" w:leader="dot" w:pos="8472"/>
-        </w:tabs>
-        <w:spacing w:line="240" w:lineRule="auto"/>
-        <w:ind w:firstLine="360"/>
-        <w:rPr>
-          <w:rFonts w:eastAsia="Times New Roman"/>
-          <w:sz w:val="26"/>
-          <w:szCs w:val="26"/>
-          <w:lang w:val="vi-VN" w:eastAsia="zh-CN"/>
-        </w:rPr>
-      </w:pPr>
-      <w:r>
-        <w:rPr>
-          <w:sz w:val="26"/>
-          <w:szCs w:val="26"/>
-        </w:rPr>
-        <w:t>-</w:t>
-      </w:r>
-      <w:r>
-        <w:rPr>
-          <w:sz w:val="26"/>
-          <w:szCs w:val="26"/>
-          <w:lang w:val="vi-VN"/>
-        </w:rPr>
-        <w:t xml:space="preserve"> Ngoại tệ</w:t>
-      </w:r>
-      <w:r>
-        <w:rPr>
-          <w:sz w:val="26"/>
-          <w:szCs w:val="26"/>
-        </w:rPr>
-        <w:t xml:space="preserve"> tự do chuyển đổi</w:t>
-      </w:r>
-      <w:r>
-        <w:rPr>
-          <w:sz w:val="26"/>
-          <w:szCs w:val="26"/>
-          <w:lang w:val="vi-VN"/>
-        </w:rPr>
-        <w:t xml:space="preserve">: </w:t>
-      </w:r>
-    </w:p>
-    <w:p>
-      <w:pPr>
-        <w:tabs>
-          <w:tab w:val="right" w:leader="dot" w:pos="8472"/>
-        </w:tabs>
-        <w:spacing w:line="240" w:lineRule="auto"/>
-        <w:ind w:firstLine="360"/>
-        <w:rPr>
-          <w:rFonts w:eastAsia="Times New Roman"/>
-          <w:sz w:val="26"/>
-          <w:szCs w:val="26"/>
-          <w:lang w:val="vi-VN" w:eastAsia="zh-CN"/>
-        </w:rPr>
-      </w:pPr>
-      <w:r>
-        <w:rPr>
-          <w:rFonts w:eastAsia="Times New Roman"/>
-          <w:sz w:val="26"/>
-          <w:szCs w:val="26"/>
-          <w:lang w:val="vi-VN" w:eastAsia="zh-CN"/>
-        </w:rPr>
-        <w:t>-</w:t>
-      </w:r>
-      <w:r>
-        <w:rPr>
-          <w:rFonts w:eastAsia="Times New Roman"/>
-          <w:sz w:val="26"/>
-          <w:szCs w:val="26"/>
-          <w:lang w:val="vi-VN" w:eastAsia="zh-CN"/>
-        </w:rPr>
-        <w:t xml:space="preserve"> Vàng: </w:t>
-      </w:r>
-    </w:p>
-    <w:p>
-      <w:pPr>
-        <w:tabs>
-          <w:tab w:val="right" w:leader="dot" w:pos="8472"/>
-        </w:tabs>
-        <w:spacing w:line="240" w:lineRule="auto"/>
-        <w:ind w:firstLine="360"/>
-        <w:rPr>
-          <w:rFonts w:eastAsia="Times New Roman"/>
-          <w:sz w:val="26"/>
-          <w:szCs w:val="26"/>
-          <w:lang w:val="vi-VN" w:eastAsia="zh-CN"/>
-        </w:rPr>
-      </w:pPr>
-      <w:r>
-        <w:rPr>
-          <w:sz w:val="26"/>
-          <w:szCs w:val="26"/>
-          <w:lang w:val="vi-VN"/>
-        </w:rPr>
-        <w:t>- Tài sản</w:t>
-      </w:r>
-      <w:r>
-        <w:rPr>
-          <w:sz w:val="26"/>
-          <w:szCs w:val="26"/>
-          <w:lang w:val="vi-VN"/>
-        </w:rPr>
-        <w:t xml:space="preserve"> khác</w:t>
-      </w:r>
-      <w:r>
-        <w:rPr>
-          <w:sz w:val="26"/>
-          <w:szCs w:val="26"/>
-          <w:lang w:val="vi-VN"/>
-        </w:rPr>
-        <w:t xml:space="preserve">: </w:t>
-      </w:r>
-      <w:r>
-        <w:rPr>
-          <w:sz w:val="26"/>
-          <w:szCs w:val="26"/>
-          <w:lang w:val="vi-VN"/>
-        </w:rPr>
-        <w:t xml:space="preserve"> </w:t>
-      </w:r>
-    </w:p>
-    <w:p>
-      <w:pPr>
-        <w:tabs>
-          <w:tab w:val="right" w:leader="dot" w:pos="8472"/>
-        </w:tabs>
-        <w:spacing w:line="240" w:lineRule="auto"/>
-        <w:ind w:firstLine="360"/>
-        <w:rPr>
-          <w:sz w:val="26"/>
-          <w:szCs w:val="26"/>
-          <w:lang w:val="vi-VN"/>
-        </w:rPr>
-      </w:pPr>
-    </w:p>
-    <w:p>
-      <w:pPr>
-        <w:spacing w:line="240" w:lineRule="auto"/>
-        <w:ind w:firstLine="360"/>
-        <w:rPr>
-          <w:color w:val="000000"/>
-          <w:sz w:val="26"/>
-          <w:szCs w:val="26"/>
-          <w:lang w:val="vi-VN"/>
-        </w:rPr>
-      </w:pPr>
-      <w:r>
-        <w:rPr>
-          <w:color w:val="000000"/>
-          <w:sz w:val="26"/>
-          <w:szCs w:val="26"/>
-          <w:lang w:val="vi-VN"/>
-        </w:rPr>
-        <w:t xml:space="preserve">2. </w:t>
-      </w:r>
-      <w:r>
-        <w:rPr>
-          <w:color w:val="000000"/>
-          <w:sz w:val="26"/>
-          <w:szCs w:val="26"/>
-          <w:lang w:val="vi-VN"/>
-        </w:rPr>
-        <w:t>Thông tin về chủ sở hữu công ty:</w:t>
-      </w:r>
-    </w:p>
-    <w:p>
-      <w:pPr>
-        <w:spacing w:line="240" w:lineRule="auto"/>
-        <w:ind w:firstLine="360"/>
-        <w:rPr>
-          <w:sz w:val="26"/>
-          <w:szCs w:val="26"/>
-          <w:lang w:val="vi-VN"/>
-        </w:rPr>
-      </w:pPr>
-      <w:r>
-        <w:rPr>
-          <w:sz w:val="26"/>
-          <w:szCs w:val="26"/>
-          <w:lang w:val="vi-VN"/>
-        </w:rPr>
-        <w:t xml:space="preserve">Họ và tên: </w:t>
-      </w:r>
-      <w:r>
-        <w:rPr>
-          <w:b/>
-          <w:sz w:val="26"/>
-          <w:szCs w:val="26"/>
-        </w:rPr>
-        <w:t>VŨ TUẤN PHƯỚC</w:t>
-      </w:r>
-      <w:r>
-        <w:rPr>
-          <w:sz w:val="26"/>
-          <w:szCs w:val="26"/>
-          <w:lang w:val="vi-VN"/>
-        </w:rPr>
-        <w:tab/>
-      </w:r>
-      <w:bookmarkStart w:id="2" w:name="_Hlk60644364"/>
-    </w:p>
-    <w:p>
-      <w:pPr>
-        <w:spacing w:line="240" w:lineRule="auto"/>
-        <w:ind w:firstLine="360"/>
-        <w:rPr>
-          <w:sz w:val="26"/>
-          <w:szCs w:val="26"/>
-        </w:rPr>
-      </w:pPr>
-      <w:r>
-        <w:rPr>
-          <w:sz w:val="26"/>
-          <w:szCs w:val="26"/>
-          <w:lang w:val="vi-VN"/>
-        </w:rPr>
-        <w:t xml:space="preserve">Ngày, tháng, năm sinh: </w:t>
-      </w:r>
-      <w:r>
-        <w:rPr>
-          <w:sz w:val="26"/>
-          <w:szCs w:val="26"/>
-        </w:rPr>
-        <w:t>29/10/1994</w:t>
-      </w:r>
-    </w:p>
-    <w:p>
-      <w:pPr>
-        <w:spacing w:line="240" w:lineRule="auto"/>
-        <w:ind w:firstLine="360"/>
-        <w:rPr>
-          <w:sz w:val="26"/>
-          <w:szCs w:val="26"/>
-        </w:rPr>
-      </w:pPr>
-      <w:r>
-        <w:rPr>
-          <w:sz w:val="26"/>
-          <w:szCs w:val="26"/>
-          <w:lang w:val="vi-VN"/>
-        </w:rPr>
-        <w:t xml:space="preserve">Số định danh cá nhân: </w:t>
-      </w:r>
-      <w:r>
-        <w:rPr>
-          <w:sz w:val="26"/>
-          <w:szCs w:val="26"/>
-        </w:rPr>
-        <w:t>060094002350</w:t>
-      </w:r>
-    </w:p>
-    <w:p>
-      <w:pPr>
-        <w:spacing w:line="240" w:lineRule="auto"/>
-        <w:ind w:firstLine="360"/>
-        <w:rPr>
-          <w:sz w:val="26"/>
-          <w:szCs w:val="26"/>
-        </w:rPr>
-      </w:pPr>
-      <w:r>
-        <w:rPr>
-          <w:sz w:val="26"/>
-          <w:szCs w:val="26"/>
-          <w:lang w:val="vi-VN"/>
-        </w:rPr>
-        <w:t xml:space="preserve">Ngày cấp: </w:t>
-      </w:r>
-      <w:r>
-        <w:rPr>
-          <w:sz w:val="26"/>
-          <w:szCs w:val="26"/>
-        </w:rPr>
-        <w:t>22/04/2021</w:t>
-      </w:r>
-    </w:p>
-    <w:p>
-      <w:pPr>
-        <w:spacing w:line="240" w:lineRule="auto"/>
-        <w:ind w:firstLine="360"/>
-        <w:rPr>
-          <w:sz w:val="26"/>
-          <w:szCs w:val="26"/>
-        </w:rPr>
-      </w:pPr>
-      <w:r>
-        <w:rPr>
-          <w:sz w:val="26"/>
-          <w:szCs w:val="26"/>
-          <w:lang w:val="vi-VN"/>
-        </w:rPr>
-        <w:t xml:space="preserve">Nơi cấp: </w:t>
-      </w:r>
-      <w:r>
-        <w:rPr>
-          <w:sz w:val="26"/>
-          <w:szCs w:val="26"/>
-        </w:rPr>
-        <w:t>Bộ Công An</w:t>
-      </w:r>
-    </w:p>
-    <w:p>
-      <w:pPr>
-        <w:spacing w:line="240" w:lineRule="auto"/>
-        <w:ind w:firstLine="360"/>
-        <w:rPr>
-          <w:sz w:val="26"/>
-          <w:szCs w:val="26"/>
-        </w:rPr>
-      </w:pPr>
-      <w:r>
-        <w:rPr>
-          <w:sz w:val="26"/>
-          <w:szCs w:val="26"/>
-          <w:lang w:val="vi-VN"/>
-        </w:rPr>
-        <w:t>Giới tính:</w:t>
-      </w:r>
-      <w:r>
-        <w:rPr>
-          <w:sz w:val="26"/>
-          <w:szCs w:val="26"/>
-        </w:rPr>
-        <w:t xml:space="preserve"> </w:t>
-      </w:r>
-      <w:r>
-        <w:rPr>
-          <w:sz w:val="26"/>
-          <w:szCs w:val="26"/>
-        </w:rPr>
-        <w:t>Nam</w:t>
-      </w:r>
-    </w:p>
-    <w:p>
-      <w:pPr>
-        <w:spacing w:line="240" w:lineRule="auto"/>
-        <w:ind w:firstLine="360"/>
-        <w:rPr>
-          <w:sz w:val="26"/>
-          <w:szCs w:val="26"/>
-        </w:rPr>
-      </w:pPr>
-      <w:r>
-        <w:rPr>
-          <w:sz w:val="26"/>
-          <w:szCs w:val="26"/>
-          <w:lang w:val="vi-VN"/>
-        </w:rPr>
-        <w:t>Quốc tịch:</w:t>
-      </w:r>
-      <w:r>
-        <w:rPr>
-          <w:sz w:val="26"/>
-          <w:szCs w:val="26"/>
-        </w:rPr>
-        <w:t xml:space="preserve"> </w:t>
-      </w:r>
-      <w:r>
-        <w:rPr>
-          <w:sz w:val="26"/>
-          <w:szCs w:val="26"/>
-        </w:rPr>
-        <w:t>Việt Nam</w:t>
-      </w:r>
-    </w:p>
-    <w:p>
-      <w:pPr>
-        <w:spacing w:line="240" w:lineRule="auto"/>
-        <w:ind w:firstLine="360"/>
-        <w:rPr>
-          <w:sz w:val="26"/>
-          <w:szCs w:val="26"/>
-        </w:rPr>
-      </w:pPr>
-      <w:r>
-        <w:rPr>
-          <w:sz w:val="26"/>
-          <w:szCs w:val="26"/>
-        </w:rPr>
-        <w:t xml:space="preserve"> </w:t>
-      </w:r>
-    </w:p>
-    <w:p>
-      <w:pPr>
-        <w:spacing w:line="240" w:lineRule="auto"/>
-        <w:ind w:firstLine="360"/>
-        <w:rPr>
-          <w:sz w:val="26"/>
-          <w:szCs w:val="26"/>
-          <w:lang w:val="vi-VN"/>
-        </w:rPr>
-      </w:pPr>
-      <w:r>
-        <w:rPr>
-          <w:sz w:val="26"/>
-          <w:szCs w:val="26"/>
-          <w:lang w:val="vi-VN"/>
-        </w:rPr>
-        <w:t xml:space="preserve">Nơi thường trú: </w:t>
+        </w:rPr>
+      </w:pPr>
+      <w:r>
+        <w:rPr>
+          <w:sz w:val="26"/>
+          <w:szCs w:val="26"/>
+        </w:rPr>
+        <w:t>Nơi thường trú:</w:t>
       </w:r>
     </w:p>
     <w:p>
       <w:pPr>
         <w:spacing w:line="259" w:lineRule="auto"/>
-        <w:ind w:firstLine="851"/>
+        <w:ind w:firstLine="567"/>
         <w:jc w:val="left"/>
         <w:rPr>
-          <w:color w:val="000000"/>
-          <w:sz w:val="26"/>
-          <w:szCs w:val="26"/>
-          <w:lang w:eastAsia="zh-CN"/>
+          <w:sz w:val="26"/>
+          <w:szCs w:val="26"/>
         </w:rPr>
       </w:pPr>
       <w:r>
@@ -4395,7 +2555,6 @@
           <w:sz w:val="26"/>
           <w:szCs w:val="26"/>
         </w:rPr>
-        <w:lastRenderedPageBreak/>
         <w:t>Số nhà/phòng, ngách/hẻm, ngõ/kiệt, đường/phố/đại lộ, tổ/xóm/ấp/thôn</w:t>
       </w:r>
       <w:r>
@@ -4403,20 +2562,13 @@
           <w:sz w:val="26"/>
           <w:szCs w:val="26"/>
         </w:rPr>
-        <w:t xml:space="preserve">: </w:t>
-      </w:r>
-      <w:r>
-        <w:rPr>
-          <w:sz w:val="26"/>
-          <w:szCs w:val="26"/>
-        </w:rPr>
-        <w:t>Xóm 4, Thôn 1</w:t>
+        <w:t xml:space="preserve">: Số 12-1, hẻm Nam thôn Cũ, thôn Thọ Trường, trấn Như Động </w:t>
       </w:r>
     </w:p>
     <w:p>
       <w:pPr>
         <w:spacing w:line="259" w:lineRule="auto"/>
-        <w:ind w:firstLine="851"/>
+        <w:ind w:firstLine="567"/>
         <w:jc w:val="left"/>
         <w:rPr>
           <w:sz w:val="26"/>
@@ -4428,16 +2580,25 @@
           <w:sz w:val="26"/>
           <w:szCs w:val="26"/>
         </w:rPr>
-        <w:t xml:space="preserve">Xã/Phường/Đặc khu: </w:t>
-      </w:r>
-      <w:r>
-        <w:rPr>
-          <w:color w:val="000000"/>
-          <w:sz w:val="26"/>
-          <w:szCs w:val="26"/>
-          <w:lang w:eastAsia="zh-CN"/>
-        </w:rPr>
-        <w:t>Xã Suối Kiết</w:t>
+        <w:t>Xã/Phường/Đặc khu: huyện Dương Tây</w:t>
+      </w:r>
+    </w:p>
+    <w:p>
+      <w:pPr>
+        <w:spacing w:line="259" w:lineRule="auto"/>
+        <w:ind w:firstLine="591"/>
+        <w:jc w:val="left"/>
+        <w:rPr>
+          <w:sz w:val="26"/>
+          <w:szCs w:val="26"/>
+        </w:rPr>
+      </w:pPr>
+      <w:r>
+        <w:rPr>
+          <w:sz w:val="26"/>
+          <w:szCs w:val="26"/>
+        </w:rPr>
+        <w:t>Tỉnh/Thành phố trực thuộc trung ương: tỉnh Quảng Đông</w:t>
       </w:r>
     </w:p>
     <w:p>
@@ -4464,35 +2625,898 @@
           <w:sz w:val="26"/>
           <w:szCs w:val="26"/>
         </w:rPr>
-        <w:t xml:space="preserve">Tỉnh/Thành phố trực thuộc trung ương: </w:t>
-      </w:r>
-      <w:r>
+        <w:t>Quốc gia: Trung Quốc</w:t>
+      </w:r>
+    </w:p>
+    <w:p>
+      <w:pPr>
+        <w:spacing w:line="240" w:lineRule="auto"/>
+        <w:ind w:left="131" w:firstLine="720"/>
         <w:rPr>
           <w:rFonts w:eastAsia="Times New Roman"/>
-          <w:sz w:val="26"/>
-          <w:szCs w:val="26"/>
+          <w:color w:val="333333"/>
+          <w:sz w:val="26"/>
+          <w:szCs w:val="26"/>
+          <w:lang w:val="vi-VN" w:eastAsia="vi-VN"/>
+        </w:rPr>
+      </w:pPr>
+    </w:p>
+    <w:p>
+      <w:pPr>
+        <w:tabs>
+          <w:tab w:val="left" w:pos="90"/>
+        </w:tabs>
+        <w:ind w:firstLine="360"/>
+        <w:rPr>
+          <w:bCs/>
+          <w:sz w:val="26"/>
+          <w:szCs w:val="26"/>
+          <w:lang w:val="vi-VN"/>
+        </w:rPr>
+      </w:pPr>
+    </w:p>
+    <w:p>
+      <w:pPr>
+        <w:tabs>
+          <w:tab w:val="left" w:pos="90"/>
+        </w:tabs>
+        <w:ind w:firstLine="360"/>
+        <w:rPr>
+          <w:bCs/>
+          <w:sz w:val="26"/>
+          <w:szCs w:val="26"/>
+          <w:lang w:val="vi-VN"/>
+        </w:rPr>
+      </w:pPr>
+      <w:r>
+        <w:rPr>
+          <w:bCs/>
+          <w:sz w:val="26"/>
+          <w:szCs w:val="26"/>
+          <w:lang w:val="vi-VN"/>
+        </w:rPr>
+        <w:t xml:space="preserve">2. </w:t>
+      </w:r>
+      <w:r>
+        <w:rPr>
+          <w:bCs/>
+          <w:sz w:val="26"/>
+          <w:szCs w:val="26"/>
+          <w:lang w:val="vi-VN"/>
+        </w:rPr>
+        <w:t>Quy</w:t>
+      </w:r>
+      <w:r>
+        <w:rPr>
+          <w:bCs/>
+          <w:sz w:val="26"/>
+          <w:szCs w:val="26"/>
+          <w:lang w:val="vi-VN"/>
+        </w:rPr>
+        <w:t>ề</w:t>
+      </w:r>
+      <w:r>
+        <w:rPr>
+          <w:bCs/>
+          <w:sz w:val="26"/>
+          <w:szCs w:val="26"/>
+          <w:lang w:val="vi-VN"/>
+        </w:rPr>
+        <w:t>n</w:t>
+      </w:r>
+      <w:r>
+        <w:rPr>
+          <w:bCs/>
+          <w:sz w:val="26"/>
+          <w:szCs w:val="26"/>
+          <w:lang w:val="vi-VN"/>
+        </w:rPr>
+        <w:t xml:space="preserve"> và</w:t>
+      </w:r>
+      <w:r>
+        <w:rPr>
+          <w:bCs/>
+          <w:sz w:val="26"/>
+          <w:szCs w:val="26"/>
+          <w:lang w:val="vi-VN"/>
+        </w:rPr>
+        <w:t xml:space="preserve"> nghĩa vụ của </w:t>
+      </w:r>
+      <w:r>
+        <w:rPr>
+          <w:bCs/>
+          <w:sz w:val="26"/>
+          <w:szCs w:val="26"/>
+          <w:lang w:val="vi-VN"/>
+        </w:rPr>
+        <w:t xml:space="preserve">người đại diện theo pháp luật: </w:t>
+      </w:r>
+    </w:p>
+    <w:p>
+      <w:pPr>
+        <w:pStyle w:val="NormalWeb"/>
+        <w:shd w:val="clear" w:color="auto" w:fill="FFFFFF"/>
+        <w:tabs>
+          <w:tab w:val="left" w:pos="90"/>
+        </w:tabs>
+        <w:spacing w:before="0" w:beforeAutospacing="0" w:after="0" w:afterAutospacing="0" w:line="234" w:lineRule="atLeast"/>
+        <w:ind w:firstLine="360"/>
+        <w:jc w:val="both"/>
+        <w:rPr>
+          <w:i/>
+          <w:color w:val="FF0000"/>
+          <w:sz w:val="26"/>
+          <w:szCs w:val="26"/>
+          <w:shd w:val="clear" w:color="auto" w:fill="FFFFFF"/>
+          <w:lang w:val="vi-VN"/>
+        </w:rPr>
+      </w:pPr>
+      <w:r>
+        <w:rPr>
+          <w:bCs/>
+          <w:sz w:val="26"/>
+          <w:szCs w:val="26"/>
+          <w:lang w:val="vi-VN"/>
+        </w:rPr>
+        <w:t>Quy</w:t>
+      </w:r>
+      <w:r>
+        <w:rPr>
+          <w:bCs/>
+          <w:sz w:val="26"/>
+          <w:szCs w:val="26"/>
+          <w:lang w:val="vi-VN"/>
+        </w:rPr>
+        <w:t>ề</w:t>
+      </w:r>
+      <w:r>
+        <w:rPr>
+          <w:bCs/>
+          <w:sz w:val="26"/>
+          <w:szCs w:val="26"/>
+          <w:lang w:val="vi-VN"/>
+        </w:rPr>
+        <w:t>n</w:t>
+      </w:r>
+      <w:r>
+        <w:rPr>
+          <w:bCs/>
+          <w:sz w:val="26"/>
+          <w:szCs w:val="26"/>
+          <w:lang w:val="vi-VN"/>
+        </w:rPr>
+        <w:t xml:space="preserve"> và</w:t>
+      </w:r>
+      <w:r>
+        <w:rPr>
+          <w:bCs/>
+          <w:sz w:val="26"/>
+          <w:szCs w:val="26"/>
+          <w:lang w:val="vi-VN"/>
+        </w:rPr>
+        <w:t xml:space="preserve"> nghĩa vụ của </w:t>
+      </w:r>
+      <w:r>
+        <w:rPr>
+          <w:bCs/>
+          <w:sz w:val="26"/>
+          <w:szCs w:val="26"/>
+          <w:lang w:val="vi-VN"/>
+        </w:rPr>
+        <w:t xml:space="preserve">người đại diện theo pháp luật </w:t>
+      </w:r>
+      <w:r>
+        <w:rPr>
+          <w:bCs/>
+          <w:sz w:val="26"/>
+          <w:szCs w:val="26"/>
+          <w:lang w:val="vi-VN"/>
+        </w:rPr>
+        <w:t xml:space="preserve">quy định </w:t>
+      </w:r>
+      <w:r>
+        <w:rPr>
+          <w:bCs/>
+          <w:sz w:val="26"/>
+          <w:szCs w:val="26"/>
+          <w:lang w:val="vi-VN"/>
+        </w:rPr>
+        <w:t xml:space="preserve">cụ thể </w:t>
+      </w:r>
+      <w:r>
+        <w:rPr>
+          <w:bCs/>
+          <w:sz w:val="26"/>
+          <w:szCs w:val="26"/>
+          <w:lang w:val="vi-VN"/>
+        </w:rPr>
+        <w:t xml:space="preserve">tại </w:t>
+      </w:r>
+      <w:r>
+        <w:rPr>
+          <w:bCs/>
+          <w:sz w:val="26"/>
+          <w:szCs w:val="26"/>
+          <w:lang w:val="vi-VN"/>
+        </w:rPr>
+        <w:t xml:space="preserve">Điều 11 Điều </w:t>
+      </w:r>
+      <w:r>
+        <w:rPr>
+          <w:bCs/>
+          <w:sz w:val="26"/>
+          <w:szCs w:val="26"/>
+          <w:lang w:val="vi-VN"/>
+        </w:rPr>
+        <w:t>lệ công ty.</w:t>
+      </w:r>
+      <w:r>
+        <w:rPr>
+          <w:bCs/>
+          <w:sz w:val="26"/>
+          <w:szCs w:val="26"/>
+          <w:lang w:val="vi-VN"/>
+        </w:rPr>
+        <w:t xml:space="preserve"> </w:t>
+      </w:r>
+    </w:p>
+    <w:p>
+      <w:pPr>
+        <w:pStyle w:val="NormalWeb"/>
+        <w:shd w:val="clear" w:color="auto" w:fill="FFFFFF"/>
+        <w:tabs>
+          <w:tab w:val="left" w:pos="90"/>
+        </w:tabs>
+        <w:spacing w:before="0" w:beforeAutospacing="0" w:after="0" w:afterAutospacing="0" w:line="234" w:lineRule="atLeast"/>
+        <w:ind w:firstLine="360"/>
+        <w:jc w:val="both"/>
+        <w:rPr>
+          <w:i/>
+          <w:color w:val="FF0000"/>
+          <w:sz w:val="26"/>
+          <w:szCs w:val="26"/>
+          <w:lang w:val="vi-VN"/>
+        </w:rPr>
+      </w:pPr>
+    </w:p>
+    <w:p>
+      <w:pPr>
+        <w:pStyle w:val="NormalWeb"/>
+        <w:shd w:val="clear" w:color="auto" w:fill="FFFFFF"/>
+        <w:spacing w:before="0" w:beforeAutospacing="0" w:after="0" w:afterAutospacing="0" w:line="234" w:lineRule="atLeast"/>
+        <w:ind w:firstLine="360"/>
+        <w:jc w:val="both"/>
+        <w:rPr>
+          <w:color w:val="000000"/>
+          <w:sz w:val="26"/>
+          <w:szCs w:val="26"/>
+          <w:lang w:val="vi-VN"/>
+        </w:rPr>
+      </w:pPr>
+      <w:r>
+        <w:rPr>
+          <w:sz w:val="26"/>
+          <w:szCs w:val="26"/>
+          <w:lang w:val="vi-VN"/>
+        </w:rPr>
+        <w:t xml:space="preserve">3. </w:t>
+      </w:r>
+      <w:bookmarkStart w:id="2" w:name="dieu_13"/>
+      <w:r>
+        <w:rPr>
+          <w:bCs/>
+          <w:color w:val="000000"/>
+          <w:sz w:val="26"/>
+          <w:szCs w:val="26"/>
+          <w:lang w:val="vi-VN"/>
+        </w:rPr>
+        <w:t>Trách nhiệm của người đại diện theo pháp luật của doanh nghiệp</w:t>
+      </w:r>
+      <w:bookmarkEnd w:id="2"/>
+    </w:p>
+    <w:p>
+      <w:pPr>
+        <w:pStyle w:val="NormalWeb"/>
+        <w:shd w:val="clear" w:color="auto" w:fill="FFFFFF"/>
+        <w:spacing w:before="120" w:beforeAutospacing="0" w:after="120" w:afterAutospacing="0" w:line="234" w:lineRule="atLeast"/>
+        <w:ind w:firstLine="360"/>
+        <w:jc w:val="both"/>
+        <w:rPr>
+          <w:color w:val="000000"/>
+          <w:sz w:val="26"/>
+          <w:szCs w:val="26"/>
+          <w:lang w:val="vi-VN"/>
+        </w:rPr>
+      </w:pPr>
+      <w:r>
+        <w:rPr>
+          <w:color w:val="000000"/>
+          <w:sz w:val="26"/>
+          <w:szCs w:val="26"/>
+          <w:lang w:val="vi-VN"/>
+        </w:rPr>
+        <w:t>Người đại diện theo pháp luật của doanh nghiệp có trách nhiệm sau đây:</w:t>
+      </w:r>
+    </w:p>
+    <w:p>
+      <w:pPr>
+        <w:pStyle w:val="NormalWeb"/>
+        <w:shd w:val="clear" w:color="auto" w:fill="FFFFFF"/>
+        <w:spacing w:before="120" w:beforeAutospacing="0" w:after="120" w:afterAutospacing="0" w:line="234" w:lineRule="atLeast"/>
+        <w:ind w:firstLine="360"/>
+        <w:jc w:val="both"/>
+        <w:rPr>
+          <w:color w:val="000000"/>
+          <w:sz w:val="26"/>
+          <w:szCs w:val="26"/>
+          <w:lang w:val="vi-VN"/>
+        </w:rPr>
+      </w:pPr>
+      <w:r>
+        <w:rPr>
+          <w:color w:val="000000"/>
+          <w:sz w:val="26"/>
+          <w:szCs w:val="26"/>
+          <w:lang w:val="vi-VN"/>
+        </w:rPr>
+        <w:t>a) Thực hiện quyền và nghĩa vụ được giao một cách trung thực, cẩn trọng, tốt nhất nhằm bảo đảm lợi ích hợp pháp của doanh nghiệp;</w:t>
+      </w:r>
+    </w:p>
+    <w:p>
+      <w:pPr>
+        <w:pStyle w:val="NormalWeb"/>
+        <w:shd w:val="clear" w:color="auto" w:fill="FFFFFF"/>
+        <w:spacing w:before="120" w:beforeAutospacing="0" w:after="120" w:afterAutospacing="0" w:line="234" w:lineRule="atLeast"/>
+        <w:ind w:firstLine="360"/>
+        <w:jc w:val="both"/>
+        <w:rPr>
+          <w:color w:val="000000"/>
+          <w:sz w:val="26"/>
+          <w:szCs w:val="26"/>
+          <w:lang w:val="vi-VN"/>
+        </w:rPr>
+      </w:pPr>
+      <w:r>
+        <w:rPr>
+          <w:color w:val="000000"/>
+          <w:sz w:val="26"/>
+          <w:szCs w:val="26"/>
+          <w:lang w:val="vi-VN"/>
+        </w:rPr>
+        <w:t>b) Trung thành với lợi ích của doanh nghiệp; không lạm dụng địa vị, chức vụ và sử dụng thông tin, bí quyết, cơ hội kinh doanh, tài sản khác của doanh nghiệp để tư lợi hoặc phục vụ lợi ích của tổ chức, cá nhân khác;</w:t>
+      </w:r>
+    </w:p>
+    <w:p>
+      <w:pPr>
+        <w:pStyle w:val="NormalWeb"/>
+        <w:shd w:val="clear" w:color="auto" w:fill="FFFFFF"/>
+        <w:spacing w:before="120" w:beforeAutospacing="0" w:after="120" w:afterAutospacing="0" w:line="234" w:lineRule="atLeast"/>
+        <w:ind w:firstLine="360"/>
+        <w:jc w:val="both"/>
+        <w:rPr>
+          <w:color w:val="000000"/>
+          <w:sz w:val="26"/>
+          <w:szCs w:val="26"/>
+          <w:lang w:val="vi-VN"/>
+        </w:rPr>
+      </w:pPr>
+      <w:r>
+        <w:rPr>
+          <w:color w:val="000000"/>
+          <w:sz w:val="26"/>
+          <w:szCs w:val="26"/>
+          <w:lang w:val="vi-VN"/>
+        </w:rPr>
+        <w:lastRenderedPageBreak/>
+        <w:t>c) Thông báo kịp thời, đầy đủ, chính xác cho doanh nghiệp về doanh nghiệp mà mình, người có liên quan của mình làm chủ hoặc có cổ phần, phần vốn góp theo quy định của Luật Doanh nghiệp.</w:t>
+      </w:r>
+    </w:p>
+    <w:p>
+      <w:pPr>
+        <w:pStyle w:val="NormalWeb"/>
+        <w:shd w:val="clear" w:color="auto" w:fill="FFFFFF"/>
+        <w:spacing w:before="120" w:beforeAutospacing="0" w:after="120" w:afterAutospacing="0" w:line="234" w:lineRule="atLeast"/>
+        <w:ind w:firstLine="360"/>
+        <w:jc w:val="both"/>
+        <w:rPr>
+          <w:color w:val="000000"/>
+          <w:sz w:val="26"/>
+          <w:szCs w:val="26"/>
+          <w:lang w:val="vi-VN"/>
+        </w:rPr>
+      </w:pPr>
+      <w:r>
+        <w:rPr>
+          <w:color w:val="000000"/>
+          <w:sz w:val="26"/>
+          <w:szCs w:val="26"/>
+          <w:lang w:val="vi-VN"/>
+        </w:rPr>
+        <w:t xml:space="preserve">Người đại diện theo pháp luật của doanh nghiệp chịu trách nhiệm cá nhân đối với thiệt hại cho doanh nghiệp do vi phạm trách nhiệm quy định tại khoản </w:t>
+      </w:r>
+      <w:r>
+        <w:rPr>
+          <w:color w:val="000000"/>
+          <w:sz w:val="26"/>
+          <w:szCs w:val="26"/>
+          <w:lang w:val="vi-VN"/>
+        </w:rPr>
+        <w:t>3</w:t>
+      </w:r>
+      <w:r>
+        <w:rPr>
+          <w:color w:val="000000"/>
+          <w:sz w:val="26"/>
+          <w:szCs w:val="26"/>
+          <w:lang w:val="vi-VN"/>
+        </w:rPr>
+        <w:t xml:space="preserve"> Điều này.</w:t>
+      </w:r>
+    </w:p>
+    <w:p>
+      <w:pPr>
+        <w:spacing w:line="240" w:lineRule="auto"/>
+        <w:ind w:firstLine="360"/>
+        <w:rPr>
+          <w:sz w:val="26"/>
+          <w:szCs w:val="26"/>
+          <w:lang w:val="vi-VN"/>
+        </w:rPr>
+      </w:pPr>
+    </w:p>
+    <w:p>
+      <w:pPr>
+        <w:pStyle w:val="Heading3"/>
+        <w:ind w:firstLine="360"/>
+        <w:jc w:val="center"/>
+        <w:rPr>
+          <w:rFonts w:ascii="Times New Roman" w:hAnsi="Times New Roman"/>
+        </w:rPr>
+      </w:pPr>
+      <w:r>
+        <w:rPr>
+          <w:rFonts w:ascii="Times New Roman" w:hAnsi="Times New Roman"/>
+        </w:rPr>
+        <w:t>Chương II</w:t>
+      </w:r>
+    </w:p>
+    <w:p>
+      <w:pPr>
+        <w:spacing w:line="240" w:lineRule="auto"/>
+        <w:ind w:firstLine="360"/>
+        <w:jc w:val="center"/>
+        <w:rPr>
+          <w:b/>
+          <w:bCs/>
+          <w:sz w:val="26"/>
+          <w:szCs w:val="26"/>
+          <w:lang w:val="vi-VN"/>
+        </w:rPr>
+      </w:pPr>
+      <w:r>
+        <w:rPr>
+          <w:b/>
+          <w:bCs/>
+          <w:sz w:val="26"/>
+          <w:szCs w:val="26"/>
+          <w:lang w:val="vi-VN"/>
+        </w:rPr>
+        <w:t>VỐN VÀ CHỦ SỞ HỮU CÔNG TY</w:t>
+      </w:r>
+    </w:p>
+    <w:p>
+      <w:pPr>
+        <w:pStyle w:val="Heading3"/>
+        <w:ind w:firstLine="360"/>
+        <w:rPr>
+          <w:rFonts w:ascii="Times New Roman" w:hAnsi="Times New Roman"/>
+        </w:rPr>
+      </w:pPr>
+      <w:r>
+        <w:rPr>
+          <w:rFonts w:ascii="Times New Roman" w:hAnsi="Times New Roman"/>
+        </w:rPr>
+        <w:t xml:space="preserve">Điều </w:t>
+      </w:r>
+      <w:r>
+        <w:rPr>
+          <w:rFonts w:ascii="Times New Roman" w:hAnsi="Times New Roman"/>
+        </w:rPr>
+        <w:t>6</w:t>
+      </w:r>
+      <w:r>
+        <w:rPr>
+          <w:rFonts w:ascii="Times New Roman" w:hAnsi="Times New Roman"/>
+        </w:rPr>
+        <w:t>. Vốn điều lệ</w:t>
+      </w:r>
+      <w:r>
+        <w:rPr>
+          <w:rFonts w:ascii="Times New Roman" w:hAnsi="Times New Roman"/>
+        </w:rPr>
+        <w:t>, chủ sở hữu công ty</w:t>
+      </w:r>
+    </w:p>
+    <w:p>
+      <w:pPr>
+        <w:spacing w:line="240" w:lineRule="auto"/>
+        <w:ind w:firstLine="360"/>
+        <w:rPr>
+          <w:sz w:val="26"/>
+          <w:szCs w:val="26"/>
+          <w:lang w:val="vi-VN"/>
+        </w:rPr>
+      </w:pPr>
+      <w:r>
+        <w:rPr>
+          <w:color w:val="000000"/>
+          <w:sz w:val="26"/>
+          <w:szCs w:val="26"/>
+          <w:lang w:val="vi-VN"/>
+        </w:rPr>
+        <w:t xml:space="preserve">1. </w:t>
+      </w:r>
+      <w:r>
+        <w:rPr>
+          <w:sz w:val="26"/>
+          <w:szCs w:val="26"/>
+          <w:lang w:val="vi-VN"/>
+        </w:rPr>
+        <w:t>Vốn điều lệ của công ty là:</w:t>
+      </w:r>
+      <w:r>
+        <w:rPr>
+          <w:sz w:val="26"/>
+          <w:szCs w:val="26"/>
+          <w:lang w:val="vi-VN"/>
+        </w:rPr>
+        <w:t xml:space="preserve"> </w:t>
+      </w:r>
+      <w:r>
+        <w:rPr>
+          <w:sz w:val="26"/>
+          <w:szCs w:val="26"/>
+        </w:rPr>
+        <w:t>1</w:t>
+      </w:r>
+      <w:r>
+        <w:rPr>
+          <w:sz w:val="26"/>
+          <w:szCs w:val="26"/>
+        </w:rPr>
+        <w:t>.000.000.000 VNĐ.</w:t>
+      </w:r>
+      <w:r>
+        <w:rPr>
+          <w:sz w:val="26"/>
+          <w:szCs w:val="26"/>
+        </w:rPr>
+        <w:t xml:space="preserve"> (viết bằng chữ: </w:t>
+      </w:r>
+      <w:r>
+        <w:rPr>
+          <w:sz w:val="26"/>
+          <w:szCs w:val="26"/>
+        </w:rPr>
+        <w:t>Một</w:t>
+      </w:r>
+      <w:r>
+        <w:rPr>
+          <w:sz w:val="26"/>
+          <w:szCs w:val="26"/>
+        </w:rPr>
+        <w:t xml:space="preserve"> tỷ đồng</w:t>
+      </w:r>
+      <w:r>
+        <w:rPr>
+          <w:sz w:val="26"/>
+          <w:szCs w:val="26"/>
+        </w:rPr>
+        <w:t>)</w:t>
+      </w:r>
+      <w:r>
+        <w:rPr>
+          <w:sz w:val="26"/>
+          <w:szCs w:val="26"/>
+          <w:lang w:val="vi-VN"/>
+        </w:rPr>
+        <w:t xml:space="preserve">, </w:t>
+      </w:r>
+      <w:r>
+        <w:rPr>
+          <w:sz w:val="26"/>
+          <w:szCs w:val="26"/>
+          <w:lang w:val="vi-VN"/>
+        </w:rPr>
+        <w:t xml:space="preserve">trong đó </w:t>
+      </w:r>
+      <w:r>
+        <w:rPr>
+          <w:sz w:val="26"/>
+          <w:szCs w:val="26"/>
+          <w:lang w:val="vi-VN"/>
+        </w:rPr>
+        <w:t>bao gồm:</w:t>
+      </w:r>
+    </w:p>
+    <w:p>
+      <w:pPr>
+        <w:tabs>
+          <w:tab w:val="right" w:leader="dot" w:pos="8472"/>
+        </w:tabs>
+        <w:spacing w:line="240" w:lineRule="auto"/>
+        <w:ind w:firstLine="360"/>
+        <w:jc w:val="left"/>
+        <w:rPr>
+          <w:sz w:val="26"/>
+          <w:szCs w:val="26"/>
+          <w:lang w:val="vi-VN"/>
+        </w:rPr>
+      </w:pPr>
+      <w:r>
+        <w:rPr>
+          <w:sz w:val="26"/>
+          <w:szCs w:val="26"/>
+          <w:lang w:val="vi-VN"/>
+        </w:rPr>
+        <w:t xml:space="preserve">- Tiền </w:t>
+      </w:r>
+      <w:r>
+        <w:rPr>
+          <w:sz w:val="26"/>
+          <w:szCs w:val="26"/>
+          <w:lang w:val="vi-VN"/>
+        </w:rPr>
+        <w:t>Việt Nam:</w:t>
+      </w:r>
+      <w:r>
+        <w:rPr>
+          <w:b/>
+          <w:sz w:val="26"/>
+          <w:szCs w:val="26"/>
+          <w:lang w:val="vi-VN"/>
+        </w:rPr>
+        <w:t xml:space="preserve"> </w:t>
+      </w:r>
+      <w:r>
+        <w:rPr>
+          <w:b/>
+          <w:sz w:val="26"/>
+          <w:szCs w:val="26"/>
+          <w:lang w:val="vi-VN"/>
+        </w:rPr>
+        <w:t xml:space="preserve"> </w:t>
+      </w:r>
+      <w:r>
+        <w:rPr>
+          <w:sz w:val="26"/>
+          <w:szCs w:val="26"/>
+        </w:rPr>
+        <w:t>1</w:t>
+      </w:r>
+      <w:r>
+        <w:rPr>
+          <w:sz w:val="26"/>
+          <w:szCs w:val="26"/>
+        </w:rPr>
+        <w:t>.000.000.000 VNĐ.</w:t>
+      </w:r>
+      <w:r>
+        <w:rPr>
+          <w:sz w:val="26"/>
+          <w:szCs w:val="26"/>
+        </w:rPr>
+        <w:t xml:space="preserve"> (viết bằng chữ: </w:t>
+      </w:r>
+      <w:r>
+        <w:rPr>
+          <w:sz w:val="26"/>
+          <w:szCs w:val="26"/>
+        </w:rPr>
+        <w:t>Một</w:t>
+      </w:r>
+      <w:r>
+        <w:rPr>
+          <w:sz w:val="26"/>
+          <w:szCs w:val="26"/>
+        </w:rPr>
+        <w:t xml:space="preserve"> tỷ đồng</w:t>
+      </w:r>
+      <w:r>
+        <w:rPr>
+          <w:sz w:val="26"/>
+          <w:szCs w:val="26"/>
+        </w:rPr>
+        <w:t>)</w:t>
+      </w:r>
+    </w:p>
+    <w:p>
+      <w:pPr>
+        <w:tabs>
+          <w:tab w:val="right" w:leader="dot" w:pos="8472"/>
+        </w:tabs>
+        <w:spacing w:line="240" w:lineRule="auto"/>
+        <w:ind w:firstLine="360"/>
+        <w:rPr>
+          <w:rFonts w:eastAsia="Times New Roman"/>
+          <w:sz w:val="26"/>
+          <w:szCs w:val="26"/>
+          <w:lang w:val="vi-VN" w:eastAsia="zh-CN"/>
+        </w:rPr>
+      </w:pPr>
+      <w:r>
+        <w:rPr>
+          <w:sz w:val="26"/>
+          <w:szCs w:val="26"/>
+        </w:rPr>
+        <w:t>-</w:t>
+      </w:r>
+      <w:r>
+        <w:rPr>
+          <w:sz w:val="26"/>
+          <w:szCs w:val="26"/>
+          <w:lang w:val="vi-VN"/>
+        </w:rPr>
+        <w:t xml:space="preserve"> Ngoại tệ</w:t>
+      </w:r>
+      <w:r>
+        <w:rPr>
+          <w:sz w:val="26"/>
+          <w:szCs w:val="26"/>
+        </w:rPr>
+        <w:t xml:space="preserve"> tự do chuyển đổi</w:t>
+      </w:r>
+      <w:r>
+        <w:rPr>
+          <w:sz w:val="26"/>
+          <w:szCs w:val="26"/>
+          <w:lang w:val="vi-VN"/>
+        </w:rPr>
+        <w:t xml:space="preserve">: </w:t>
+      </w:r>
+    </w:p>
+    <w:p>
+      <w:pPr>
+        <w:tabs>
+          <w:tab w:val="right" w:leader="dot" w:pos="8472"/>
+        </w:tabs>
+        <w:spacing w:line="240" w:lineRule="auto"/>
+        <w:ind w:firstLine="360"/>
+        <w:rPr>
+          <w:rFonts w:eastAsia="Times New Roman"/>
+          <w:sz w:val="26"/>
+          <w:szCs w:val="26"/>
+          <w:lang w:val="vi-VN" w:eastAsia="zh-CN"/>
+        </w:rPr>
+      </w:pPr>
+      <w:r>
+        <w:rPr>
+          <w:rFonts w:eastAsia="Times New Roman"/>
+          <w:sz w:val="26"/>
+          <w:szCs w:val="26"/>
+          <w:lang w:val="vi-VN" w:eastAsia="zh-CN"/>
+        </w:rPr>
+        <w:t>-</w:t>
+      </w:r>
+      <w:r>
+        <w:rPr>
+          <w:rFonts w:eastAsia="Times New Roman"/>
+          <w:sz w:val="26"/>
+          <w:szCs w:val="26"/>
+          <w:lang w:val="vi-VN" w:eastAsia="zh-CN"/>
+        </w:rPr>
+        <w:t xml:space="preserve"> Vàng: </w:t>
+      </w:r>
+    </w:p>
+    <w:p>
+      <w:pPr>
+        <w:tabs>
+          <w:tab w:val="right" w:leader="dot" w:pos="8472"/>
+        </w:tabs>
+        <w:spacing w:line="240" w:lineRule="auto"/>
+        <w:ind w:firstLine="360"/>
+        <w:rPr>
+          <w:rFonts w:eastAsia="Times New Roman"/>
+          <w:sz w:val="26"/>
+          <w:szCs w:val="26"/>
+          <w:lang w:val="vi-VN" w:eastAsia="zh-CN"/>
+        </w:rPr>
+      </w:pPr>
+      <w:r>
+        <w:rPr>
+          <w:sz w:val="26"/>
+          <w:szCs w:val="26"/>
+          <w:lang w:val="vi-VN"/>
+        </w:rPr>
+        <w:t>- Tài sản</w:t>
+      </w:r>
+      <w:r>
+        <w:rPr>
+          <w:sz w:val="26"/>
+          <w:szCs w:val="26"/>
+          <w:lang w:val="vi-VN"/>
+        </w:rPr>
+        <w:t xml:space="preserve"> khác</w:t>
+      </w:r>
+      <w:r>
+        <w:rPr>
+          <w:sz w:val="26"/>
+          <w:szCs w:val="26"/>
+          <w:lang w:val="vi-VN"/>
+        </w:rPr>
+        <w:t xml:space="preserve">: </w:t>
+      </w:r>
+      <w:r>
+        <w:rPr>
+          <w:sz w:val="26"/>
+          <w:szCs w:val="26"/>
+          <w:lang w:val="vi-VN"/>
+        </w:rPr>
+        <w:t xml:space="preserve"> </w:t>
+      </w:r>
+    </w:p>
+    <w:p>
+      <w:pPr>
+        <w:tabs>
+          <w:tab w:val="right" w:leader="dot" w:pos="8472"/>
+        </w:tabs>
+        <w:spacing w:line="240" w:lineRule="auto"/>
+        <w:ind w:firstLine="360"/>
+        <w:rPr>
+          <w:sz w:val="26"/>
+          <w:szCs w:val="26"/>
+          <w:lang w:val="vi-VN"/>
+        </w:rPr>
+      </w:pPr>
+    </w:p>
+    <w:p>
+      <w:pPr>
+        <w:spacing w:line="240" w:lineRule="auto"/>
+        <w:ind w:firstLine="360"/>
+        <w:rPr>
+          <w:color w:val="000000"/>
+          <w:sz w:val="26"/>
+          <w:szCs w:val="26"/>
+          <w:lang w:val="vi-VN"/>
+        </w:rPr>
+      </w:pPr>
+      <w:r>
+        <w:rPr>
+          <w:color w:val="000000"/>
+          <w:sz w:val="26"/>
+          <w:szCs w:val="26"/>
+          <w:lang w:val="vi-VN"/>
+        </w:rPr>
+        <w:t xml:space="preserve">2. </w:t>
+      </w:r>
+      <w:r>
+        <w:rPr>
+          <w:color w:val="000000"/>
+          <w:sz w:val="26"/>
+          <w:szCs w:val="26"/>
+          <w:lang w:val="vi-VN"/>
+        </w:rPr>
+        <w:t>Thông tin về chủ sở hữu công ty:</w:t>
+      </w:r>
+    </w:p>
+    <w:p>
+      <w:pPr>
+        <w:tabs>
+          <w:tab w:val="left" w:leader="dot" w:pos="6946"/>
+          <w:tab w:val="left" w:leader="dot" w:pos="8789"/>
+        </w:tabs>
+        <w:suppressAutoHyphens/>
+        <w:spacing w:before="120" w:after="0" w:line="240" w:lineRule="auto"/>
+        <w:ind w:firstLine="567"/>
+        <w:rPr>
+          <w:rFonts w:eastAsia="Times New Roman"/>
+          <w:sz w:val="26"/>
+          <w:szCs w:val="26"/>
+          <w:shd w:val="clear" w:color="auto" w:fill="FFFF00"/>
           <w:lang w:eastAsia="zh-CN"/>
         </w:rPr>
-        <w:t>Tỉnh Lâm Đồng</w:t>
-      </w:r>
-    </w:p>
-    <w:p>
-      <w:pPr>
-        <w:spacing w:line="240" w:lineRule="auto"/>
-        <w:ind w:left="131" w:firstLine="720"/>
-        <w:rPr>
-          <w:sz w:val="26"/>
-          <w:szCs w:val="26"/>
-          <w:lang w:val="vi-VN"/>
-        </w:rPr>
-      </w:pPr>
-      <w:r>
-        <w:rPr>
-          <w:sz w:val="26"/>
-          <w:szCs w:val="26"/>
-        </w:rPr>
-        <w:t xml:space="preserve">Quốc gia: </w:t>
-      </w:r>
+      </w:pPr>
+      <w:bookmarkStart w:id="3" w:name="_Hlk60644364"/>
       <w:r>
         <w:rPr>
           <w:rFonts w:eastAsia="Times New Roman"/>
@@ -4500,26 +3524,228 @@
           <w:szCs w:val="26"/>
           <w:lang w:eastAsia="zh-CN"/>
         </w:rPr>
-        <w:t>Việt Nam</w:t>
-      </w:r>
-    </w:p>
-    <w:p>
-      <w:pPr>
-        <w:spacing w:line="240" w:lineRule="auto"/>
-        <w:ind w:firstLine="360"/>
-        <w:rPr>
-          <w:sz w:val="26"/>
-          <w:szCs w:val="26"/>
-          <w:lang w:val="vi-VN"/>
-        </w:rPr>
-      </w:pPr>
-      <w:r>
-        <w:rPr>
-          <w:sz w:val="26"/>
-          <w:szCs w:val="26"/>
-          <w:lang w:val="vi-VN"/>
-        </w:rPr>
-        <w:t xml:space="preserve">Địa chỉ liên lạc: </w:t>
+        <w:t>Họ, chữ đệm và tên (</w:t>
+      </w:r>
+      <w:r>
+        <w:rPr>
+          <w:rFonts w:eastAsia="Times New Roman"/>
+          <w:i/>
+          <w:iCs/>
+          <w:sz w:val="26"/>
+          <w:szCs w:val="26"/>
+          <w:lang w:eastAsia="zh-CN"/>
+        </w:rPr>
+        <w:t>ghi bằng chữ in hoa</w:t>
+      </w:r>
+      <w:r>
+        <w:rPr>
+          <w:rFonts w:eastAsia="Times New Roman"/>
+          <w:sz w:val="26"/>
+          <w:szCs w:val="26"/>
+          <w:lang w:eastAsia="zh-CN"/>
+        </w:rPr>
+        <w:t xml:space="preserve">): </w:t>
+      </w:r>
+      <w:r>
+        <w:rPr>
+          <w:b/>
+          <w:sz w:val="26"/>
+          <w:szCs w:val="26"/>
+        </w:rPr>
+        <w:t>CHEN, GUOHAO</w:t>
+      </w:r>
+    </w:p>
+    <w:p>
+      <w:pPr>
+        <w:tabs>
+          <w:tab w:val="left" w:leader="dot" w:pos="3686"/>
+          <w:tab w:val="left" w:leader="dot" w:pos="4253"/>
+          <w:tab w:val="left" w:leader="dot" w:pos="5103"/>
+        </w:tabs>
+        <w:spacing w:before="80" w:after="80" w:line="240" w:lineRule="auto"/>
+        <w:ind w:firstLine="567"/>
+        <w:rPr>
+          <w:rFonts w:eastAsia="Times New Roman"/>
+          <w:sz w:val="26"/>
+          <w:szCs w:val="26"/>
+        </w:rPr>
+      </w:pPr>
+      <w:r>
+        <w:rPr>
+          <w:rFonts w:eastAsia="Times New Roman"/>
+          <w:sz w:val="26"/>
+          <w:szCs w:val="26"/>
+        </w:rPr>
+        <w:t xml:space="preserve">Ngày, tháng, năm sinh: </w:t>
+      </w:r>
+      <w:r>
+        <w:rPr>
+          <w:sz w:val="26"/>
+          <w:szCs w:val="26"/>
+        </w:rPr>
+        <w:t>13/08/2000</w:t>
+      </w:r>
+    </w:p>
+    <w:p>
+      <w:pPr>
+        <w:tabs>
+          <w:tab w:val="left" w:leader="dot" w:pos="3686"/>
+          <w:tab w:val="left" w:leader="dot" w:pos="4253"/>
+          <w:tab w:val="left" w:leader="dot" w:pos="5103"/>
+        </w:tabs>
+        <w:spacing w:before="80" w:after="80" w:line="240" w:lineRule="auto"/>
+        <w:ind w:firstLine="567"/>
+        <w:rPr>
+          <w:rFonts w:eastAsia="Times New Roman"/>
+          <w:sz w:val="26"/>
+          <w:szCs w:val="26"/>
+        </w:rPr>
+      </w:pPr>
+      <w:r>
+        <w:rPr>
+          <w:rFonts w:eastAsia="Times New Roman"/>
+          <w:sz w:val="26"/>
+          <w:szCs w:val="26"/>
+        </w:rPr>
+        <w:t xml:space="preserve">Giới tính: </w:t>
+      </w:r>
+      <w:r>
+        <w:rPr>
+          <w:rFonts w:eastAsia="Times New Roman"/>
+          <w:sz w:val="26"/>
+          <w:szCs w:val="26"/>
+          <w:lang w:eastAsia="zh-CN"/>
+        </w:rPr>
+        <w:t>Nam</w:t>
+      </w:r>
+    </w:p>
+    <w:p>
+      <w:pPr>
+        <w:spacing w:line="259" w:lineRule="auto"/>
+        <w:ind w:firstLine="567"/>
+        <w:jc w:val="left"/>
+        <w:rPr>
+          <w:sz w:val="26"/>
+          <w:szCs w:val="26"/>
+        </w:rPr>
+      </w:pPr>
+      <w:r>
+        <w:rPr>
+          <w:sz w:val="26"/>
+          <w:szCs w:val="26"/>
+        </w:rPr>
+        <w:t>Số Hộ chiếu</w:t>
+      </w:r>
+      <w:r>
+        <w:rPr>
+          <w:sz w:val="26"/>
+          <w:szCs w:val="26"/>
+        </w:rPr>
+        <w:t xml:space="preserve">: </w:t>
+      </w:r>
+      <w:r>
+        <w:rPr>
+          <w:sz w:val="26"/>
+          <w:szCs w:val="26"/>
+        </w:rPr>
+        <w:t>EQ9064752</w:t>
+      </w:r>
+    </w:p>
+    <w:p>
+      <w:pPr>
+        <w:tabs>
+          <w:tab w:val="left" w:leader="dot" w:pos="8789"/>
+        </w:tabs>
+        <w:suppressAutoHyphens/>
+        <w:spacing w:before="120" w:after="0" w:line="240" w:lineRule="auto"/>
+        <w:ind w:firstLine="567"/>
+        <w:rPr>
+          <w:sz w:val="26"/>
+          <w:szCs w:val="26"/>
+        </w:rPr>
+      </w:pPr>
+      <w:r>
+        <w:rPr>
+          <w:sz w:val="26"/>
+          <w:szCs w:val="26"/>
+        </w:rPr>
+        <w:t>Ngày cấp:</w:t>
+      </w:r>
+      <w:r>
+        <w:rPr>
+          <w:rFonts w:ascii="Calibri" w:hAnsi="Calibri"/>
+          <w:sz w:val="22"/>
+          <w:szCs w:val="22"/>
+        </w:rPr>
+        <w:t xml:space="preserve"> </w:t>
+      </w:r>
+      <w:r>
+        <w:rPr>
+          <w:sz w:val="26"/>
+          <w:szCs w:val="26"/>
+        </w:rPr>
+        <w:t>18/11/2025; Nơi cấp: Cục Quản lý Di nhập cảnh Quốc gia Cộng hòa Nhân dân Trung Hoa</w:t>
+      </w:r>
+    </w:p>
+    <w:p>
+      <w:pPr>
+        <w:tabs>
+          <w:tab w:val="left" w:leader="dot" w:pos="8789"/>
+        </w:tabs>
+        <w:suppressAutoHyphens/>
+        <w:spacing w:before="120" w:after="0" w:line="240" w:lineRule="auto"/>
+        <w:ind w:firstLine="567"/>
+        <w:rPr>
+          <w:rFonts w:eastAsia="Times New Roman"/>
+          <w:sz w:val="26"/>
+          <w:szCs w:val="26"/>
+          <w:shd w:val="clear" w:color="auto" w:fill="FFFF00"/>
+          <w:lang w:eastAsia="zh-CN"/>
+        </w:rPr>
+      </w:pPr>
+      <w:r>
+        <w:rPr>
+          <w:rFonts w:eastAsia="Times New Roman"/>
+          <w:sz w:val="26"/>
+          <w:szCs w:val="26"/>
+          <w:lang w:eastAsia="zh-CN"/>
+        </w:rPr>
+        <w:t xml:space="preserve">Chức danh: </w:t>
+      </w:r>
+      <w:r>
+        <w:rPr>
+          <w:spacing w:val="-2"/>
+          <w:sz w:val="26"/>
+          <w:szCs w:val="26"/>
+        </w:rPr>
+        <w:t>Giám đốc</w:t>
+      </w:r>
+    </w:p>
+    <w:p>
+      <w:pPr>
+        <w:tabs>
+          <w:tab w:val="left" w:leader="dot" w:pos="3828"/>
+          <w:tab w:val="left" w:leader="dot" w:pos="4230"/>
+          <w:tab w:val="left" w:pos="4320"/>
+          <w:tab w:val="left" w:pos="4590"/>
+          <w:tab w:val="left" w:leader="dot" w:pos="6300"/>
+          <w:tab w:val="left" w:leader="dot" w:pos="9072"/>
+        </w:tabs>
+        <w:spacing w:before="80" w:after="80" w:line="240" w:lineRule="auto"/>
+        <w:ind w:firstLine="567"/>
+        <w:rPr>
+          <w:rFonts w:eastAsia="Times New Roman"/>
+          <w:sz w:val="26"/>
+          <w:szCs w:val="26"/>
+        </w:rPr>
+      </w:pPr>
+      <w:r>
+        <w:rPr>
+          <w:rFonts w:eastAsia="Times New Roman"/>
+          <w:sz w:val="26"/>
+          <w:szCs w:val="26"/>
+        </w:rPr>
+        <w:t xml:space="preserve">Địa chỉ liên lạc : </w:t>
       </w:r>
     </w:p>
     <w:p>
@@ -4547,14 +3773,7 @@
           <w:sz w:val="26"/>
           <w:szCs w:val="26"/>
         </w:rPr>
-        <w:t xml:space="preserve">: </w:t>
-      </w:r>
-      <w:r>
-        <w:rPr>
-          <w:sz w:val="26"/>
-          <w:szCs w:val="26"/>
-        </w:rPr>
-        <w:t>Căn hộ chung cư số 1214 - chung cư chánh nghĩa quốc cường block sky B - tổ 26 khu phố chánh nghĩa 3</w:t>
+        <w:t>: Số 11D, đường N2, The Seasons, Khu phố Đông Nhì</w:t>
       </w:r>
     </w:p>
     <w:p>
@@ -4581,7 +3800,7 @@
           <w:szCs w:val="26"/>
           <w:lang w:eastAsia="zh-CN"/>
         </w:rPr>
-        <w:t>Phường Thủ Dầu Một</w:t>
+        <w:t>Phường Lái Thiêu</w:t>
       </w:r>
     </w:p>
     <w:p>
@@ -4622,6 +3841,124 @@
     </w:p>
     <w:p>
       <w:pPr>
+        <w:tabs>
+          <w:tab w:val="left" w:leader="dot" w:pos="2410"/>
+          <w:tab w:val="left" w:leader="dot" w:pos="2977"/>
+          <w:tab w:val="left" w:leader="dot" w:pos="3600"/>
+          <w:tab w:val="left" w:leader="dot" w:pos="4230"/>
+          <w:tab w:val="left" w:pos="4320"/>
+          <w:tab w:val="left" w:pos="4590"/>
+          <w:tab w:val="left" w:leader="dot" w:pos="6300"/>
+          <w:tab w:val="left" w:leader="dot" w:pos="9072"/>
+        </w:tabs>
+        <w:spacing w:before="80" w:after="80" w:line="240" w:lineRule="auto"/>
+        <w:ind w:firstLine="851"/>
+        <w:rPr>
+          <w:rFonts w:eastAsia="Times New Roman"/>
+          <w:sz w:val="26"/>
+          <w:szCs w:val="26"/>
+          <w:lang w:eastAsia="zh-CN"/>
+        </w:rPr>
+      </w:pPr>
+      <w:r>
+        <w:rPr>
+          <w:sz w:val="26"/>
+          <w:szCs w:val="26"/>
+        </w:rPr>
+        <w:t xml:space="preserve">Quốc gia: </w:t>
+      </w:r>
+      <w:r>
+        <w:rPr>
+          <w:rFonts w:eastAsia="Times New Roman"/>
+          <w:sz w:val="26"/>
+          <w:szCs w:val="26"/>
+          <w:lang w:eastAsia="zh-CN"/>
+        </w:rPr>
+        <w:t>Việt Nam</w:t>
+      </w:r>
+    </w:p>
+    <w:p>
+      <w:pPr>
+        <w:spacing w:line="259" w:lineRule="auto"/>
+        <w:ind w:firstLine="567"/>
+        <w:jc w:val="left"/>
+        <w:rPr>
+          <w:sz w:val="26"/>
+          <w:szCs w:val="26"/>
+        </w:rPr>
+      </w:pPr>
+      <w:r>
+        <w:rPr>
+          <w:sz w:val="26"/>
+          <w:szCs w:val="26"/>
+        </w:rPr>
+        <w:t>Nơi thường trú:</w:t>
+      </w:r>
+    </w:p>
+    <w:p>
+      <w:pPr>
+        <w:spacing w:line="259" w:lineRule="auto"/>
+        <w:ind w:firstLine="567"/>
+        <w:jc w:val="left"/>
+        <w:rPr>
+          <w:sz w:val="26"/>
+          <w:szCs w:val="26"/>
+        </w:rPr>
+      </w:pPr>
+      <w:r>
+        <w:rPr>
+          <w:spacing w:val="-8"/>
+          <w:sz w:val="26"/>
+          <w:szCs w:val="26"/>
+        </w:rPr>
+        <w:t>Số nhà/phòng, ngách/hẻm, ngõ/kiệt, đường/phố/đại lộ, tổ/xóm/ấp/thôn</w:t>
+      </w:r>
+      <w:r>
+        <w:rPr>
+          <w:sz w:val="26"/>
+          <w:szCs w:val="26"/>
+        </w:rPr>
+        <w:t xml:space="preserve">: Số 12-1, hẻm Nam thôn Cũ, thôn Thọ Trường, trấn Như Động </w:t>
+      </w:r>
+    </w:p>
+    <w:p>
+      <w:pPr>
+        <w:spacing w:line="259" w:lineRule="auto"/>
+        <w:ind w:firstLine="567"/>
+        <w:jc w:val="left"/>
+        <w:rPr>
+          <w:sz w:val="26"/>
+          <w:szCs w:val="26"/>
+        </w:rPr>
+      </w:pPr>
+      <w:r>
+        <w:rPr>
+          <w:sz w:val="26"/>
+          <w:szCs w:val="26"/>
+        </w:rPr>
+        <w:t>Xã/Phường/Đặc khu: huyện Dương Tây</w:t>
+      </w:r>
+    </w:p>
+    <w:p>
+      <w:pPr>
+        <w:spacing w:line="259" w:lineRule="auto"/>
+        <w:ind w:firstLine="591"/>
+        <w:jc w:val="left"/>
+        <w:rPr>
+          <w:sz w:val="26"/>
+          <w:szCs w:val="26"/>
+        </w:rPr>
+      </w:pPr>
+      <w:r>
+        <w:rPr>
+          <w:sz w:val="26"/>
+          <w:szCs w:val="26"/>
+        </w:rPr>
+        <w:t>Tỉnh/Thành phố trực thuộc trung ương: tỉnh Quảng Đông</w:t>
+      </w:r>
+    </w:p>
+    <w:p>
+      <w:pPr>
         <w:spacing w:line="240" w:lineRule="auto"/>
         <w:ind w:left="131" w:firstLine="720"/>
         <w:rPr>
@@ -4637,16 +3974,8 @@
           <w:sz w:val="26"/>
           <w:szCs w:val="26"/>
         </w:rPr>
-        <w:t xml:space="preserve">Quốc gia: </w:t>
-      </w:r>
-      <w:r>
-        <w:rPr>
-          <w:rFonts w:eastAsia="Times New Roman"/>
-          <w:sz w:val="26"/>
-          <w:szCs w:val="26"/>
-          <w:lang w:eastAsia="zh-CN"/>
-        </w:rPr>
-        <w:t>Việt Nam</w:t>
+        <w:lastRenderedPageBreak/>
+        <w:t>Quốc gia: Trung Quốc</w:t>
       </w:r>
     </w:p>
     <w:p>
@@ -4825,7 +4154,7 @@
         <w:t>của chủ sở hữu công ty</w:t>
       </w:r>
     </w:p>
-    <w:bookmarkEnd w:id="2"/>
+    <w:bookmarkEnd w:id="3"/>
     <w:p>
       <w:pPr>
         <w:spacing w:line="240" w:lineRule="auto"/>
@@ -4897,7 +4226,6 @@
           <w:szCs w:val="26"/>
           <w:lang w:val="vi-VN"/>
         </w:rPr>
-        <w:lastRenderedPageBreak/>
         <w:t>2. Quyết định tăng vốn điều lệ của công ty; chuyển nhượng một phần hoặc toàn bộ vốn điều lệ của công ty cho tổ chức, cá nhân khác; quyết định phát hành trái phiếu;</w:t>
       </w:r>
     </w:p>
@@ -5088,7 +4416,7 @@
           <w:lang w:val="vi-VN"/>
         </w:rPr>
       </w:pPr>
-      <w:bookmarkStart w:id="3" w:name="_Toc115580063"/>
+      <w:bookmarkStart w:id="4" w:name="_Toc115580063"/>
       <w:r>
         <w:rPr>
           <w:color w:val="000000"/>
@@ -5143,6 +4471,7 @@
           <w:szCs w:val="26"/>
           <w:lang w:val="vi-VN"/>
         </w:rPr>
+        <w:lastRenderedPageBreak/>
         <w:t>3. Phải xác định và tách biệt tài sản của chủ sở hữu công ty với tài sản của công ty. Chủ sở hữu công ty là cá nhân phải tách biệt chi tiêu của cá nhân và gia đình mình với chi tiêu của Chủ tịch công ty, Giám đốc</w:t>
       </w:r>
       <w:r>
@@ -5285,7 +4614,7 @@
         </w:rPr>
         <w:t xml:space="preserve"> và Điều lệ công ty</w:t>
       </w:r>
-      <w:bookmarkEnd w:id="3"/>
+      <w:bookmarkEnd w:id="4"/>
       <w:r>
         <w:rPr>
           <w:color w:val="000000"/>
@@ -5424,7 +4753,7 @@
           <w:lang w:val="vi-VN"/>
         </w:rPr>
       </w:pPr>
-      <w:bookmarkStart w:id="4" w:name="_Hlk60645860"/>
+      <w:bookmarkStart w:id="5" w:name="_Hlk60645860"/>
       <w:r>
         <w:rPr>
           <w:color w:val="000000"/>
@@ -5588,6 +4917,128 @@
       <w:r>
         <w:rPr>
           <w:rFonts w:ascii="Times New Roman" w:hAnsi="Times New Roman"/>
+        </w:rPr>
+        <w:t>Điều 1</w:t>
+      </w:r>
+      <w:r>
+        <w:rPr>
+          <w:rFonts w:ascii="Times New Roman" w:hAnsi="Times New Roman"/>
+        </w:rPr>
+        <w:t>0</w:t>
+      </w:r>
+      <w:r>
+        <w:rPr>
+          <w:rFonts w:ascii="Times New Roman" w:hAnsi="Times New Roman"/>
+        </w:rPr>
+        <w:t>. Chủ tịch công ty</w:t>
+      </w:r>
+    </w:p>
+    <w:p>
+      <w:pPr>
+        <w:spacing w:line="240" w:lineRule="auto"/>
+        <w:ind w:firstLine="360"/>
+        <w:rPr>
+          <w:bCs/>
+          <w:sz w:val="26"/>
+          <w:szCs w:val="26"/>
+          <w:lang w:val="vi-VN"/>
+        </w:rPr>
+      </w:pPr>
+      <w:r>
+        <w:rPr>
+          <w:bCs/>
+          <w:sz w:val="26"/>
+          <w:szCs w:val="26"/>
+          <w:lang w:val="vi-VN"/>
+        </w:rPr>
+        <w:t>1. Chủ tịch công ty nhân danh chủ sở hữu công ty thực hiện quyền và nghĩa vụ của chủ sở hữu công ty; nhân danh công ty thực hiện quyền và nghĩa vụ của công ty, trừ quyền và nghĩa vụ của Giám đốc</w:t>
+      </w:r>
+      <w:r>
+        <w:rPr>
+          <w:bCs/>
+          <w:sz w:val="26"/>
+          <w:szCs w:val="26"/>
+          <w:lang w:val="vi-VN"/>
+        </w:rPr>
+        <w:t xml:space="preserve"> (hoặc Tổng giám đốc)</w:t>
+      </w:r>
+      <w:r>
+        <w:rPr>
+          <w:bCs/>
+          <w:sz w:val="26"/>
+          <w:szCs w:val="26"/>
+          <w:lang w:val="vi-VN"/>
+        </w:rPr>
+        <w:t>; chịu trách nhiệm trước pháp luật và chủ sở hữu công ty về việc thực hiện quyền và nghĩa vụ được giao theo quy định của Điều lệ công ty, Luật Doanh nghiệp và quy định khác của pháp luật có liên quan.</w:t>
+      </w:r>
+    </w:p>
+    <w:p>
+      <w:pPr>
+        <w:spacing w:line="240" w:lineRule="auto"/>
+        <w:ind w:firstLine="360"/>
+        <w:rPr>
+          <w:bCs/>
+          <w:sz w:val="26"/>
+          <w:szCs w:val="26"/>
+          <w:lang w:val="vi-VN"/>
+        </w:rPr>
+      </w:pPr>
+      <w:r>
+        <w:rPr>
+          <w:bCs/>
+          <w:sz w:val="26"/>
+          <w:szCs w:val="26"/>
+          <w:lang w:val="vi-VN"/>
+        </w:rPr>
+        <w:t>2. Quyền, nghĩa vụ và chế độ làm việc của Chủ tịch công ty được thực hiện theo quy định tại Điều lệ công ty, Luật Doanh nghiệp và quy định khác của pháp luật có liên quan.</w:t>
+      </w:r>
+    </w:p>
+    <w:p>
+      <w:pPr>
+        <w:spacing w:line="240" w:lineRule="auto"/>
+        <w:ind w:firstLine="360"/>
+        <w:rPr>
+          <w:bCs/>
+          <w:sz w:val="26"/>
+          <w:szCs w:val="26"/>
+          <w:lang w:val="vi-VN"/>
+        </w:rPr>
+      </w:pPr>
+      <w:r>
+        <w:rPr>
+          <w:bCs/>
+          <w:sz w:val="26"/>
+          <w:szCs w:val="26"/>
+          <w:lang w:val="vi-VN"/>
+        </w:rPr>
+        <w:t>3. Quyết định của Chủ tịch công ty về thực hiện quyền và nghĩa vụ của chủ sở hữu công ty có hiệu lực kể từ ngày được chủ sở hữu công ty phê duyệt.</w:t>
+      </w:r>
+    </w:p>
+    <w:p>
+      <w:pPr>
+        <w:spacing w:line="240" w:lineRule="auto"/>
+        <w:ind w:firstLine="360"/>
+        <w:rPr>
+          <w:bCs/>
+          <w:sz w:val="26"/>
+          <w:szCs w:val="26"/>
+          <w:lang w:val="vi-VN"/>
+        </w:rPr>
+      </w:pPr>
+    </w:p>
+    <w:p>
+      <w:pPr>
+        <w:pStyle w:val="Heading3"/>
+        <w:ind w:firstLine="360"/>
+        <w:rPr>
+          <w:rFonts w:ascii="Times New Roman" w:hAnsi="Times New Roman"/>
+          <w:lang w:val="vi-VN"/>
+        </w:rPr>
+      </w:pPr>
+      <w:r>
+        <w:rPr>
+          <w:rFonts w:ascii="Times New Roman" w:hAnsi="Times New Roman"/>
+          <w:lang w:val="vi-VN"/>
         </w:rPr>
         <w:lastRenderedPageBreak/>
         <w:t>Điều 1</w:t>
@@ -5596,94 +5047,518 @@
         <w:rPr>
           <w:rFonts w:ascii="Times New Roman" w:hAnsi="Times New Roman"/>
         </w:rPr>
-        <w:t>0</w:t>
-      </w:r>
-      <w:r>
-        <w:rPr>
-          <w:rFonts w:ascii="Times New Roman" w:hAnsi="Times New Roman"/>
-        </w:rPr>
-        <w:t>. Chủ tịch công ty</w:t>
-      </w:r>
-    </w:p>
-    <w:p>
-      <w:pPr>
-        <w:spacing w:line="240" w:lineRule="auto"/>
-        <w:ind w:firstLine="360"/>
-        <w:rPr>
-          <w:bCs/>
-          <w:sz w:val="26"/>
-          <w:szCs w:val="26"/>
-          <w:lang w:val="vi-VN"/>
-        </w:rPr>
-      </w:pPr>
-      <w:r>
-        <w:rPr>
-          <w:bCs/>
-          <w:sz w:val="26"/>
-          <w:szCs w:val="26"/>
-          <w:lang w:val="vi-VN"/>
-        </w:rPr>
-        <w:t>1. Chủ tịch công ty nhân danh chủ sở hữu công ty thực hiện quyền và nghĩa vụ của chủ sở hữu công ty; nhân danh công ty thực hiện quyền và nghĩa vụ của công ty, trừ quyền và nghĩa vụ của Giám đốc</w:t>
-      </w:r>
-      <w:r>
-        <w:rPr>
-          <w:bCs/>
-          <w:sz w:val="26"/>
-          <w:szCs w:val="26"/>
-          <w:lang w:val="vi-VN"/>
-        </w:rPr>
-        <w:t xml:space="preserve"> (hoặc Tổng giám đốc)</w:t>
-      </w:r>
-      <w:r>
-        <w:rPr>
-          <w:bCs/>
-          <w:sz w:val="26"/>
-          <w:szCs w:val="26"/>
-          <w:lang w:val="vi-VN"/>
-        </w:rPr>
-        <w:t>; chịu trách nhiệm trước pháp luật và chủ sở hữu công ty về việc thực hiện quyền và nghĩa vụ được giao theo quy định của Điều lệ công ty, Luật Doanh nghiệp và quy định khác của pháp luật có liên quan.</w:t>
-      </w:r>
-    </w:p>
-    <w:p>
-      <w:pPr>
-        <w:spacing w:line="240" w:lineRule="auto"/>
-        <w:ind w:firstLine="360"/>
-        <w:rPr>
-          <w:bCs/>
-          <w:sz w:val="26"/>
-          <w:szCs w:val="26"/>
-          <w:lang w:val="vi-VN"/>
-        </w:rPr>
-      </w:pPr>
-      <w:r>
-        <w:rPr>
-          <w:bCs/>
-          <w:sz w:val="26"/>
-          <w:szCs w:val="26"/>
-          <w:lang w:val="vi-VN"/>
-        </w:rPr>
-        <w:t>2. Quyền, nghĩa vụ và chế độ làm việc của Chủ tịch công ty được thực hiện theo quy định tại Điều lệ công ty, Luật Doanh nghiệp và quy định khác của pháp luật có liên quan.</w:t>
-      </w:r>
-    </w:p>
-    <w:p>
-      <w:pPr>
-        <w:spacing w:line="240" w:lineRule="auto"/>
-        <w:ind w:firstLine="360"/>
-        <w:rPr>
-          <w:bCs/>
-          <w:sz w:val="26"/>
-          <w:szCs w:val="26"/>
-          <w:lang w:val="vi-VN"/>
-        </w:rPr>
-      </w:pPr>
-      <w:r>
-        <w:rPr>
-          <w:bCs/>
-          <w:sz w:val="26"/>
-          <w:szCs w:val="26"/>
-          <w:lang w:val="vi-VN"/>
-        </w:rPr>
-        <w:t>3. Quyết định của Chủ tịch công ty về thực hiện quyền và nghĩa vụ của chủ sở hữu công ty có hiệu lực kể từ ngày được chủ sở hữu công ty phê duyệt.</w:t>
+        <w:t>1</w:t>
+      </w:r>
+      <w:r>
+        <w:rPr>
+          <w:rFonts w:ascii="Times New Roman" w:hAnsi="Times New Roman"/>
+          <w:lang w:val="vi-VN"/>
+        </w:rPr>
+        <w:t xml:space="preserve">. Giám đốc </w:t>
+      </w:r>
+      <w:r>
+        <w:rPr>
+          <w:rFonts w:ascii="Times New Roman" w:hAnsi="Times New Roman"/>
+        </w:rPr>
+        <w:t>(hoặc Tổng giám đốc)</w:t>
+      </w:r>
+    </w:p>
+    <w:p>
+      <w:pPr>
+        <w:spacing w:line="240" w:lineRule="auto"/>
+        <w:ind w:firstLine="360"/>
+        <w:rPr>
+          <w:bCs/>
+          <w:sz w:val="26"/>
+          <w:szCs w:val="26"/>
+          <w:lang w:val="vi-VN"/>
+        </w:rPr>
+      </w:pPr>
+      <w:r>
+        <w:rPr>
+          <w:bCs/>
+          <w:sz w:val="26"/>
+          <w:szCs w:val="26"/>
+          <w:lang w:val="vi-VN"/>
+        </w:rPr>
+        <w:t xml:space="preserve">1. Chủ tịch công ty bổ nhiệm hoặc thuê Giám đốc </w:t>
+      </w:r>
+      <w:r>
+        <w:rPr>
+          <w:bCs/>
+          <w:sz w:val="26"/>
+          <w:szCs w:val="26"/>
+          <w:lang w:val="vi-VN"/>
+        </w:rPr>
+        <w:t xml:space="preserve">(hoặc Tổng giám đốc) </w:t>
+      </w:r>
+      <w:r>
+        <w:rPr>
+          <w:bCs/>
+          <w:sz w:val="26"/>
+          <w:szCs w:val="26"/>
+          <w:lang w:val="vi-VN"/>
+        </w:rPr>
+        <w:t xml:space="preserve">với nhiệm kỳ không quá 05 năm để điều hành hoạt động kinh doanh hằng ngày của công ty. Giám đốc </w:t>
+      </w:r>
+      <w:r>
+        <w:rPr>
+          <w:bCs/>
+          <w:sz w:val="26"/>
+          <w:szCs w:val="26"/>
+          <w:lang w:val="vi-VN"/>
+        </w:rPr>
+        <w:t xml:space="preserve">(hoặc Tổng giám đốc) </w:t>
+      </w:r>
+      <w:r>
+        <w:rPr>
+          <w:bCs/>
+          <w:sz w:val="26"/>
+          <w:szCs w:val="26"/>
+          <w:lang w:val="vi-VN"/>
+        </w:rPr>
+        <w:t>chịu trách nhiệm trước pháp luật và Chủ tịch công ty về việc thực hiện quyền và nghĩa vụ của mình. Chủ tịch công ty có thể kiêm Giám đốc</w:t>
+      </w:r>
+      <w:r>
+        <w:rPr>
+          <w:bCs/>
+          <w:sz w:val="26"/>
+          <w:szCs w:val="26"/>
+          <w:lang w:val="vi-VN"/>
+        </w:rPr>
+        <w:t xml:space="preserve"> (hoặc Tổng giám đốc</w:t>
+      </w:r>
+      <w:r>
+        <w:rPr>
+          <w:bCs/>
+          <w:sz w:val="26"/>
+          <w:szCs w:val="26"/>
+          <w:lang w:val="vi-VN"/>
+        </w:rPr>
+        <w:t>)</w:t>
+      </w:r>
+      <w:r>
+        <w:rPr>
+          <w:bCs/>
+          <w:sz w:val="26"/>
+          <w:szCs w:val="26"/>
+          <w:lang w:val="vi-VN"/>
+        </w:rPr>
+        <w:t>.</w:t>
+      </w:r>
+    </w:p>
+    <w:p>
+      <w:pPr>
+        <w:spacing w:line="240" w:lineRule="auto"/>
+        <w:ind w:firstLine="360"/>
+        <w:rPr>
+          <w:bCs/>
+          <w:sz w:val="26"/>
+          <w:szCs w:val="26"/>
+          <w:lang w:val="vi-VN"/>
+        </w:rPr>
+      </w:pPr>
+      <w:r>
+        <w:rPr>
+          <w:bCs/>
+          <w:sz w:val="26"/>
+          <w:szCs w:val="26"/>
+          <w:lang w:val="vi-VN"/>
+        </w:rPr>
+        <w:t xml:space="preserve">2. Giám đốc </w:t>
+      </w:r>
+      <w:r>
+        <w:rPr>
+          <w:bCs/>
+          <w:sz w:val="26"/>
+          <w:szCs w:val="26"/>
+          <w:lang w:val="vi-VN"/>
+        </w:rPr>
+        <w:t xml:space="preserve">(hoặc Tổng giám đốc) </w:t>
+      </w:r>
+      <w:r>
+        <w:rPr>
+          <w:bCs/>
+          <w:sz w:val="26"/>
+          <w:szCs w:val="26"/>
+          <w:lang w:val="vi-VN"/>
+        </w:rPr>
+        <w:t>có quyền và nghĩa vụ sau đây:</w:t>
+      </w:r>
+    </w:p>
+    <w:p>
+      <w:pPr>
+        <w:spacing w:line="240" w:lineRule="auto"/>
+        <w:ind w:firstLine="360"/>
+        <w:rPr>
+          <w:bCs/>
+          <w:sz w:val="26"/>
+          <w:szCs w:val="26"/>
+          <w:lang w:val="vi-VN"/>
+        </w:rPr>
+      </w:pPr>
+      <w:r>
+        <w:rPr>
+          <w:bCs/>
+          <w:sz w:val="26"/>
+          <w:szCs w:val="26"/>
+          <w:lang w:val="vi-VN"/>
+        </w:rPr>
+        <w:t>a) Tổ chức thực hiện nghị quyết, quyết định của Chủ tịch công ty;</w:t>
+      </w:r>
+    </w:p>
+    <w:p>
+      <w:pPr>
+        <w:spacing w:line="240" w:lineRule="auto"/>
+        <w:ind w:firstLine="360"/>
+        <w:rPr>
+          <w:bCs/>
+          <w:sz w:val="26"/>
+          <w:szCs w:val="26"/>
+          <w:lang w:val="vi-VN"/>
+        </w:rPr>
+      </w:pPr>
+      <w:r>
+        <w:rPr>
+          <w:bCs/>
+          <w:sz w:val="26"/>
+          <w:szCs w:val="26"/>
+          <w:lang w:val="vi-VN"/>
+        </w:rPr>
+        <w:t>b) Quyết định các vấn đề liên quan đ</w:t>
+      </w:r>
+      <w:r>
+        <w:rPr>
+          <w:bCs/>
+          <w:sz w:val="26"/>
+          <w:szCs w:val="26"/>
+          <w:lang w:val="vi-VN"/>
+        </w:rPr>
+        <w:t>ế</w:t>
+      </w:r>
+      <w:r>
+        <w:rPr>
+          <w:bCs/>
+          <w:sz w:val="26"/>
+          <w:szCs w:val="26"/>
+          <w:lang w:val="vi-VN"/>
+        </w:rPr>
+        <w:t>n hoạt động kinh doanh hằng ngày của côn</w:t>
+      </w:r>
+      <w:r>
+        <w:rPr>
+          <w:bCs/>
+          <w:sz w:val="26"/>
+          <w:szCs w:val="26"/>
+          <w:lang w:val="vi-VN"/>
+        </w:rPr>
+        <w:t xml:space="preserve">g </w:t>
+      </w:r>
+      <w:r>
+        <w:rPr>
+          <w:bCs/>
+          <w:sz w:val="26"/>
+          <w:szCs w:val="26"/>
+          <w:lang w:val="vi-VN"/>
+        </w:rPr>
+        <w:t>ty;</w:t>
+      </w:r>
+    </w:p>
+    <w:p>
+      <w:pPr>
+        <w:spacing w:line="240" w:lineRule="auto"/>
+        <w:ind w:firstLine="360"/>
+        <w:rPr>
+          <w:bCs/>
+          <w:sz w:val="26"/>
+          <w:szCs w:val="26"/>
+          <w:lang w:val="vi-VN"/>
+        </w:rPr>
+      </w:pPr>
+      <w:r>
+        <w:rPr>
+          <w:bCs/>
+          <w:sz w:val="26"/>
+          <w:szCs w:val="26"/>
+          <w:lang w:val="vi-VN"/>
+        </w:rPr>
+        <w:t>c) Tổ chức thực hiện kế hoạch kinh doanh và phương án đầu tư của công ty;</w:t>
+      </w:r>
+    </w:p>
+    <w:p>
+      <w:pPr>
+        <w:spacing w:line="240" w:lineRule="auto"/>
+        <w:ind w:firstLine="360"/>
+        <w:rPr>
+          <w:bCs/>
+          <w:sz w:val="26"/>
+          <w:szCs w:val="26"/>
+          <w:lang w:val="vi-VN"/>
+        </w:rPr>
+      </w:pPr>
+      <w:r>
+        <w:rPr>
+          <w:bCs/>
+          <w:sz w:val="26"/>
+          <w:szCs w:val="26"/>
+          <w:lang w:val="vi-VN"/>
+        </w:rPr>
+        <w:t>d) Ban hành quy chế quản lý nội bộ của công ty;</w:t>
+      </w:r>
+    </w:p>
+    <w:p>
+      <w:pPr>
+        <w:spacing w:line="240" w:lineRule="auto"/>
+        <w:ind w:firstLine="360"/>
+        <w:rPr>
+          <w:bCs/>
+          <w:sz w:val="26"/>
+          <w:szCs w:val="26"/>
+          <w:lang w:val="vi-VN"/>
+        </w:rPr>
+      </w:pPr>
+      <w:r>
+        <w:rPr>
+          <w:bCs/>
+          <w:sz w:val="26"/>
+          <w:szCs w:val="26"/>
+          <w:lang w:val="vi-VN"/>
+        </w:rPr>
+        <w:t>đ) Bổ nhiệm, miễn nhiệm, bãi nhiệm người quản lý công ty, trừ các chức danh thuộc thẩm quyền của Chủ tịch công ty;</w:t>
+      </w:r>
+    </w:p>
+    <w:p>
+      <w:pPr>
+        <w:spacing w:line="240" w:lineRule="auto"/>
+        <w:ind w:firstLine="360"/>
+        <w:rPr>
+          <w:bCs/>
+          <w:sz w:val="26"/>
+          <w:szCs w:val="26"/>
+          <w:lang w:val="vi-VN"/>
+        </w:rPr>
+      </w:pPr>
+      <w:r>
+        <w:rPr>
+          <w:bCs/>
+          <w:sz w:val="26"/>
+          <w:szCs w:val="26"/>
+          <w:lang w:val="vi-VN"/>
+        </w:rPr>
+        <w:t>e) Ký hợp đồng nhân danh công ty, trừ trường hợp thuộc thẩm quyền của Chủ tịch công ty;</w:t>
+      </w:r>
+    </w:p>
+    <w:p>
+      <w:pPr>
+        <w:spacing w:line="240" w:lineRule="auto"/>
+        <w:ind w:firstLine="360"/>
+        <w:rPr>
+          <w:bCs/>
+          <w:sz w:val="26"/>
+          <w:szCs w:val="26"/>
+          <w:lang w:val="vi-VN"/>
+        </w:rPr>
+      </w:pPr>
+      <w:r>
+        <w:rPr>
+          <w:bCs/>
+          <w:sz w:val="26"/>
+          <w:szCs w:val="26"/>
+          <w:lang w:val="vi-VN"/>
+        </w:rPr>
+        <w:t>g) Kiến nghị phương án cơ cấu tổ chức công ty;</w:t>
+      </w:r>
+    </w:p>
+    <w:p>
+      <w:pPr>
+        <w:spacing w:line="240" w:lineRule="auto"/>
+        <w:ind w:firstLine="360"/>
+        <w:rPr>
+          <w:bCs/>
+          <w:sz w:val="26"/>
+          <w:szCs w:val="26"/>
+          <w:lang w:val="vi-VN"/>
+        </w:rPr>
+      </w:pPr>
+      <w:r>
+        <w:rPr>
+          <w:bCs/>
+          <w:sz w:val="26"/>
+          <w:szCs w:val="26"/>
+          <w:lang w:val="vi-VN"/>
+        </w:rPr>
+        <w:t>h) Trình báo cáo tài chính hằng năm lên Chủ tịch công ty;</w:t>
+      </w:r>
+    </w:p>
+    <w:p>
+      <w:pPr>
+        <w:spacing w:line="240" w:lineRule="auto"/>
+        <w:ind w:firstLine="360"/>
+        <w:rPr>
+          <w:bCs/>
+          <w:sz w:val="26"/>
+          <w:szCs w:val="26"/>
+          <w:lang w:val="vi-VN"/>
+        </w:rPr>
+      </w:pPr>
+      <w:r>
+        <w:rPr>
+          <w:bCs/>
+          <w:sz w:val="26"/>
+          <w:szCs w:val="26"/>
+          <w:lang w:val="vi-VN"/>
+        </w:rPr>
+        <w:t>i) Kiến nghị phương án sử dụng lợi nhuận hoặc xử lý lỗ trong kinh doanh;</w:t>
+      </w:r>
+    </w:p>
+    <w:p>
+      <w:pPr>
+        <w:spacing w:line="240" w:lineRule="auto"/>
+        <w:ind w:firstLine="360"/>
+        <w:rPr>
+          <w:bCs/>
+          <w:sz w:val="26"/>
+          <w:szCs w:val="26"/>
+          <w:lang w:val="vi-VN"/>
+        </w:rPr>
+      </w:pPr>
+      <w:r>
+        <w:rPr>
+          <w:bCs/>
+          <w:sz w:val="26"/>
+          <w:szCs w:val="26"/>
+          <w:lang w:val="vi-VN"/>
+        </w:rPr>
+        <w:t>k) Tuyển dụng lao động; .</w:t>
+      </w:r>
+    </w:p>
+    <w:p>
+      <w:pPr>
+        <w:spacing w:line="240" w:lineRule="auto"/>
+        <w:ind w:firstLine="360"/>
+        <w:rPr>
+          <w:bCs/>
+          <w:sz w:val="26"/>
+          <w:szCs w:val="26"/>
+          <w:lang w:val="vi-VN"/>
+        </w:rPr>
+      </w:pPr>
+      <w:r>
+        <w:rPr>
+          <w:bCs/>
+          <w:sz w:val="26"/>
+          <w:szCs w:val="26"/>
+          <w:lang w:val="vi-VN"/>
+        </w:rPr>
+        <w:t>l) Quyền và nghĩa vụ khác được quy định tại Điều lệ công ty và hợp đồng lao động.</w:t>
+      </w:r>
+    </w:p>
+    <w:p>
+      <w:pPr>
+        <w:spacing w:line="240" w:lineRule="auto"/>
+        <w:ind w:firstLine="360"/>
+        <w:rPr>
+          <w:bCs/>
+          <w:sz w:val="26"/>
+          <w:szCs w:val="26"/>
+          <w:lang w:val="vi-VN"/>
+        </w:rPr>
+      </w:pPr>
+      <w:r>
+        <w:rPr>
+          <w:bCs/>
+          <w:sz w:val="26"/>
+          <w:szCs w:val="26"/>
+          <w:lang w:val="vi-VN"/>
+        </w:rPr>
+        <w:t xml:space="preserve">3. Giám đốc </w:t>
+      </w:r>
+      <w:r>
+        <w:rPr>
+          <w:bCs/>
+          <w:sz w:val="26"/>
+          <w:szCs w:val="26"/>
+          <w:lang w:val="vi-VN"/>
+        </w:rPr>
+        <w:t xml:space="preserve">(hoặc Tổng giám đốc) </w:t>
+      </w:r>
+      <w:r>
+        <w:rPr>
+          <w:bCs/>
+          <w:sz w:val="26"/>
+          <w:szCs w:val="26"/>
+          <w:lang w:val="vi-VN"/>
+        </w:rPr>
+        <w:t>phải có tiêu chuẩn và điều kiện sau đây:</w:t>
+      </w:r>
+    </w:p>
+    <w:p>
+      <w:pPr>
+        <w:spacing w:line="240" w:lineRule="auto"/>
+        <w:ind w:firstLine="360"/>
+        <w:rPr>
+          <w:bCs/>
+          <w:sz w:val="26"/>
+          <w:szCs w:val="26"/>
+          <w:lang w:val="vi-VN"/>
+        </w:rPr>
+      </w:pPr>
+      <w:r>
+        <w:rPr>
+          <w:bCs/>
+          <w:sz w:val="26"/>
+          <w:szCs w:val="26"/>
+          <w:lang w:val="vi-VN"/>
+        </w:rPr>
+        <w:t xml:space="preserve">a) Không thuộc đối tượng quy định tại khoản 2 Điều 17 của Luật </w:t>
+      </w:r>
+      <w:r>
+        <w:rPr>
+          <w:bCs/>
+          <w:sz w:val="26"/>
+          <w:szCs w:val="26"/>
+          <w:lang w:val="vi-VN"/>
+        </w:rPr>
+        <w:t>Doanh nghiệp</w:t>
+      </w:r>
+      <w:r>
+        <w:rPr>
+          <w:bCs/>
+          <w:sz w:val="26"/>
+          <w:szCs w:val="26"/>
+          <w:lang w:val="vi-VN"/>
+        </w:rPr>
+        <w:t>;</w:t>
+      </w:r>
+    </w:p>
+    <w:p>
+      <w:pPr>
+        <w:spacing w:line="240" w:lineRule="auto"/>
+        <w:ind w:firstLine="360"/>
+        <w:rPr>
+          <w:bCs/>
+          <w:sz w:val="26"/>
+          <w:szCs w:val="26"/>
+          <w:lang w:val="vi-VN"/>
+        </w:rPr>
+      </w:pPr>
+      <w:r>
+        <w:rPr>
+          <w:bCs/>
+          <w:sz w:val="26"/>
+          <w:szCs w:val="26"/>
+          <w:lang w:val="vi-VN"/>
+        </w:rPr>
+        <w:t>b) Có trình độ chuyên môn, kinh nghiệm trong quản trị kinh doanh của công ty</w:t>
+      </w:r>
+      <w:r>
+        <w:rPr>
+          <w:bCs/>
+          <w:sz w:val="26"/>
+          <w:szCs w:val="26"/>
+          <w:lang w:val="vi-VN"/>
+        </w:rPr>
+        <w:t>.</w:t>
       </w:r>
     </w:p>
     <w:p>
@@ -5704,13 +5579,11 @@
         <w:ind w:firstLine="360"/>
         <w:rPr>
           <w:rFonts w:ascii="Times New Roman" w:hAnsi="Times New Roman"/>
-          <w:lang w:val="vi-VN"/>
-        </w:rPr>
-      </w:pPr>
-      <w:r>
-        <w:rPr>
-          <w:rFonts w:ascii="Times New Roman" w:hAnsi="Times New Roman"/>
-          <w:lang w:val="vi-VN"/>
+        </w:rPr>
+      </w:pPr>
+      <w:r>
+        <w:rPr>
+          <w:rFonts w:ascii="Times New Roman" w:hAnsi="Times New Roman"/>
         </w:rPr>
         <w:t>Điều 1</w:t>
       </w:r>
@@ -5718,550 +5591,6 @@
         <w:rPr>
           <w:rFonts w:ascii="Times New Roman" w:hAnsi="Times New Roman"/>
         </w:rPr>
-        <w:t>1</w:t>
-      </w:r>
-      <w:r>
-        <w:rPr>
-          <w:rFonts w:ascii="Times New Roman" w:hAnsi="Times New Roman"/>
-          <w:lang w:val="vi-VN"/>
-        </w:rPr>
-        <w:t xml:space="preserve">. Giám đốc </w:t>
-      </w:r>
-      <w:r>
-        <w:rPr>
-          <w:rFonts w:ascii="Times New Roman" w:hAnsi="Times New Roman"/>
-        </w:rPr>
-        <w:t>(hoặc Tổng giám đốc)</w:t>
-      </w:r>
-    </w:p>
-    <w:p>
-      <w:pPr>
-        <w:spacing w:line="240" w:lineRule="auto"/>
-        <w:ind w:firstLine="360"/>
-        <w:rPr>
-          <w:bCs/>
-          <w:sz w:val="26"/>
-          <w:szCs w:val="26"/>
-          <w:lang w:val="vi-VN"/>
-        </w:rPr>
-      </w:pPr>
-      <w:r>
-        <w:rPr>
-          <w:bCs/>
-          <w:sz w:val="26"/>
-          <w:szCs w:val="26"/>
-          <w:lang w:val="vi-VN"/>
-        </w:rPr>
-        <w:t xml:space="preserve">1. Chủ tịch công ty bổ nhiệm hoặc thuê Giám đốc </w:t>
-      </w:r>
-      <w:r>
-        <w:rPr>
-          <w:bCs/>
-          <w:sz w:val="26"/>
-          <w:szCs w:val="26"/>
-          <w:lang w:val="vi-VN"/>
-        </w:rPr>
-        <w:t xml:space="preserve">(hoặc Tổng giám đốc) </w:t>
-      </w:r>
-      <w:r>
-        <w:rPr>
-          <w:bCs/>
-          <w:sz w:val="26"/>
-          <w:szCs w:val="26"/>
-          <w:lang w:val="vi-VN"/>
-        </w:rPr>
-        <w:t xml:space="preserve">với nhiệm kỳ không quá 05 năm để điều hành hoạt động kinh doanh hằng ngày của công ty. Giám đốc </w:t>
-      </w:r>
-      <w:r>
-        <w:rPr>
-          <w:bCs/>
-          <w:sz w:val="26"/>
-          <w:szCs w:val="26"/>
-          <w:lang w:val="vi-VN"/>
-        </w:rPr>
-        <w:t xml:space="preserve">(hoặc Tổng giám đốc) </w:t>
-      </w:r>
-      <w:r>
-        <w:rPr>
-          <w:bCs/>
-          <w:sz w:val="26"/>
-          <w:szCs w:val="26"/>
-          <w:lang w:val="vi-VN"/>
-        </w:rPr>
-        <w:t>chịu trách nhiệm trước pháp luật và Chủ tịch công ty về việc thực hiện quyền và nghĩa vụ của mình. Chủ tịch công ty có thể kiêm Giám đốc</w:t>
-      </w:r>
-      <w:r>
-        <w:rPr>
-          <w:bCs/>
-          <w:sz w:val="26"/>
-          <w:szCs w:val="26"/>
-          <w:lang w:val="vi-VN"/>
-        </w:rPr>
-        <w:t xml:space="preserve"> (hoặc Tổng giám đốc</w:t>
-      </w:r>
-      <w:r>
-        <w:rPr>
-          <w:bCs/>
-          <w:sz w:val="26"/>
-          <w:szCs w:val="26"/>
-          <w:lang w:val="vi-VN"/>
-        </w:rPr>
-        <w:t>)</w:t>
-      </w:r>
-      <w:r>
-        <w:rPr>
-          <w:bCs/>
-          <w:sz w:val="26"/>
-          <w:szCs w:val="26"/>
-          <w:lang w:val="vi-VN"/>
-        </w:rPr>
-        <w:t>.</w:t>
-      </w:r>
-    </w:p>
-    <w:p>
-      <w:pPr>
-        <w:spacing w:line="240" w:lineRule="auto"/>
-        <w:ind w:firstLine="360"/>
-        <w:rPr>
-          <w:bCs/>
-          <w:sz w:val="26"/>
-          <w:szCs w:val="26"/>
-          <w:lang w:val="vi-VN"/>
-        </w:rPr>
-      </w:pPr>
-      <w:r>
-        <w:rPr>
-          <w:bCs/>
-          <w:sz w:val="26"/>
-          <w:szCs w:val="26"/>
-          <w:lang w:val="vi-VN"/>
-        </w:rPr>
-        <w:t xml:space="preserve">2. Giám đốc </w:t>
-      </w:r>
-      <w:r>
-        <w:rPr>
-          <w:bCs/>
-          <w:sz w:val="26"/>
-          <w:szCs w:val="26"/>
-          <w:lang w:val="vi-VN"/>
-        </w:rPr>
-        <w:t xml:space="preserve">(hoặc Tổng giám đốc) </w:t>
-      </w:r>
-      <w:r>
-        <w:rPr>
-          <w:bCs/>
-          <w:sz w:val="26"/>
-          <w:szCs w:val="26"/>
-          <w:lang w:val="vi-VN"/>
-        </w:rPr>
-        <w:t>có quyền và nghĩa vụ sau đây:</w:t>
-      </w:r>
-    </w:p>
-    <w:p>
-      <w:pPr>
-        <w:spacing w:line="240" w:lineRule="auto"/>
-        <w:ind w:firstLine="360"/>
-        <w:rPr>
-          <w:bCs/>
-          <w:sz w:val="26"/>
-          <w:szCs w:val="26"/>
-          <w:lang w:val="vi-VN"/>
-        </w:rPr>
-      </w:pPr>
-      <w:r>
-        <w:rPr>
-          <w:bCs/>
-          <w:sz w:val="26"/>
-          <w:szCs w:val="26"/>
-          <w:lang w:val="vi-VN"/>
-        </w:rPr>
-        <w:t>a) Tổ chức thực hiện nghị quyết, quyết định của Chủ tịch công ty;</w:t>
-      </w:r>
-    </w:p>
-    <w:p>
-      <w:pPr>
-        <w:spacing w:line="240" w:lineRule="auto"/>
-        <w:ind w:firstLine="360"/>
-        <w:rPr>
-          <w:bCs/>
-          <w:sz w:val="26"/>
-          <w:szCs w:val="26"/>
-          <w:lang w:val="vi-VN"/>
-        </w:rPr>
-      </w:pPr>
-      <w:r>
-        <w:rPr>
-          <w:bCs/>
-          <w:sz w:val="26"/>
-          <w:szCs w:val="26"/>
-          <w:lang w:val="vi-VN"/>
-        </w:rPr>
-        <w:t>b) Quyết định các vấn đề liên quan đ</w:t>
-      </w:r>
-      <w:r>
-        <w:rPr>
-          <w:bCs/>
-          <w:sz w:val="26"/>
-          <w:szCs w:val="26"/>
-          <w:lang w:val="vi-VN"/>
-        </w:rPr>
-        <w:t>ế</w:t>
-      </w:r>
-      <w:r>
-        <w:rPr>
-          <w:bCs/>
-          <w:sz w:val="26"/>
-          <w:szCs w:val="26"/>
-          <w:lang w:val="vi-VN"/>
-        </w:rPr>
-        <w:t>n hoạt động kinh doanh hằng ngày của côn</w:t>
-      </w:r>
-      <w:r>
-        <w:rPr>
-          <w:bCs/>
-          <w:sz w:val="26"/>
-          <w:szCs w:val="26"/>
-          <w:lang w:val="vi-VN"/>
-        </w:rPr>
-        <w:t xml:space="preserve">g </w:t>
-      </w:r>
-      <w:r>
-        <w:rPr>
-          <w:bCs/>
-          <w:sz w:val="26"/>
-          <w:szCs w:val="26"/>
-          <w:lang w:val="vi-VN"/>
-        </w:rPr>
-        <w:t>ty;</w:t>
-      </w:r>
-    </w:p>
-    <w:p>
-      <w:pPr>
-        <w:spacing w:line="240" w:lineRule="auto"/>
-        <w:ind w:firstLine="360"/>
-        <w:rPr>
-          <w:bCs/>
-          <w:sz w:val="26"/>
-          <w:szCs w:val="26"/>
-          <w:lang w:val="vi-VN"/>
-        </w:rPr>
-      </w:pPr>
-      <w:r>
-        <w:rPr>
-          <w:bCs/>
-          <w:sz w:val="26"/>
-          <w:szCs w:val="26"/>
-          <w:lang w:val="vi-VN"/>
-        </w:rPr>
-        <w:t>c) Tổ chức thực hiện kế hoạch kinh doanh và phương án đầu tư của công ty;</w:t>
-      </w:r>
-    </w:p>
-    <w:p>
-      <w:pPr>
-        <w:spacing w:line="240" w:lineRule="auto"/>
-        <w:ind w:firstLine="360"/>
-        <w:rPr>
-          <w:bCs/>
-          <w:sz w:val="26"/>
-          <w:szCs w:val="26"/>
-          <w:lang w:val="vi-VN"/>
-        </w:rPr>
-      </w:pPr>
-      <w:r>
-        <w:rPr>
-          <w:bCs/>
-          <w:sz w:val="26"/>
-          <w:szCs w:val="26"/>
-          <w:lang w:val="vi-VN"/>
-        </w:rPr>
-        <w:t>d) Ban hành quy chế quản lý nội bộ của công ty;</w:t>
-      </w:r>
-    </w:p>
-    <w:p>
-      <w:pPr>
-        <w:spacing w:line="240" w:lineRule="auto"/>
-        <w:ind w:firstLine="360"/>
-        <w:rPr>
-          <w:bCs/>
-          <w:sz w:val="26"/>
-          <w:szCs w:val="26"/>
-          <w:lang w:val="vi-VN"/>
-        </w:rPr>
-      </w:pPr>
-      <w:r>
-        <w:rPr>
-          <w:bCs/>
-          <w:sz w:val="26"/>
-          <w:szCs w:val="26"/>
-          <w:lang w:val="vi-VN"/>
-        </w:rPr>
-        <w:t>đ) Bổ nhiệm, miễn nhiệm, bãi nhiệm người quản lý công ty, trừ các chức danh thuộc thẩm quyền của Chủ tịch công ty;</w:t>
-      </w:r>
-    </w:p>
-    <w:p>
-      <w:pPr>
-        <w:spacing w:line="240" w:lineRule="auto"/>
-        <w:ind w:firstLine="360"/>
-        <w:rPr>
-          <w:bCs/>
-          <w:sz w:val="26"/>
-          <w:szCs w:val="26"/>
-          <w:lang w:val="vi-VN"/>
-        </w:rPr>
-      </w:pPr>
-      <w:r>
-        <w:rPr>
-          <w:bCs/>
-          <w:sz w:val="26"/>
-          <w:szCs w:val="26"/>
-          <w:lang w:val="vi-VN"/>
-        </w:rPr>
-        <w:t>e) Ký hợp đồng nhân danh công ty, trừ trường hợp thuộc thẩm quyền của Chủ tịch công ty;</w:t>
-      </w:r>
-    </w:p>
-    <w:p>
-      <w:pPr>
-        <w:spacing w:line="240" w:lineRule="auto"/>
-        <w:ind w:firstLine="360"/>
-        <w:rPr>
-          <w:bCs/>
-          <w:sz w:val="26"/>
-          <w:szCs w:val="26"/>
-          <w:lang w:val="vi-VN"/>
-        </w:rPr>
-      </w:pPr>
-      <w:r>
-        <w:rPr>
-          <w:bCs/>
-          <w:sz w:val="26"/>
-          <w:szCs w:val="26"/>
-          <w:lang w:val="vi-VN"/>
-        </w:rPr>
-        <w:t>g) Kiến nghị phương án cơ cấu tổ chức công ty;</w:t>
-      </w:r>
-    </w:p>
-    <w:p>
-      <w:pPr>
-        <w:spacing w:line="240" w:lineRule="auto"/>
-        <w:ind w:firstLine="360"/>
-        <w:rPr>
-          <w:bCs/>
-          <w:sz w:val="26"/>
-          <w:szCs w:val="26"/>
-          <w:lang w:val="vi-VN"/>
-        </w:rPr>
-      </w:pPr>
-      <w:r>
-        <w:rPr>
-          <w:bCs/>
-          <w:sz w:val="26"/>
-          <w:szCs w:val="26"/>
-          <w:lang w:val="vi-VN"/>
-        </w:rPr>
-        <w:t>h) Trình báo cáo tài chính hằng năm lên Chủ tịch công ty;</w:t>
-      </w:r>
-    </w:p>
-    <w:p>
-      <w:pPr>
-        <w:spacing w:line="240" w:lineRule="auto"/>
-        <w:ind w:firstLine="360"/>
-        <w:rPr>
-          <w:bCs/>
-          <w:sz w:val="26"/>
-          <w:szCs w:val="26"/>
-          <w:lang w:val="vi-VN"/>
-        </w:rPr>
-      </w:pPr>
-      <w:r>
-        <w:rPr>
-          <w:bCs/>
-          <w:sz w:val="26"/>
-          <w:szCs w:val="26"/>
-          <w:lang w:val="vi-VN"/>
-        </w:rPr>
-        <w:t>i) Kiến nghị phương án sử dụng lợi nhuận hoặc xử lý lỗ trong kinh doanh;</w:t>
-      </w:r>
-    </w:p>
-    <w:p>
-      <w:pPr>
-        <w:spacing w:line="240" w:lineRule="auto"/>
-        <w:ind w:firstLine="360"/>
-        <w:rPr>
-          <w:bCs/>
-          <w:sz w:val="26"/>
-          <w:szCs w:val="26"/>
-          <w:lang w:val="vi-VN"/>
-        </w:rPr>
-      </w:pPr>
-      <w:r>
-        <w:rPr>
-          <w:bCs/>
-          <w:sz w:val="26"/>
-          <w:szCs w:val="26"/>
-          <w:lang w:val="vi-VN"/>
-        </w:rPr>
-        <w:t>k) Tuyển dụng lao động; .</w:t>
-      </w:r>
-    </w:p>
-    <w:p>
-      <w:pPr>
-        <w:spacing w:line="240" w:lineRule="auto"/>
-        <w:ind w:firstLine="360"/>
-        <w:rPr>
-          <w:bCs/>
-          <w:sz w:val="26"/>
-          <w:szCs w:val="26"/>
-          <w:lang w:val="vi-VN"/>
-        </w:rPr>
-      </w:pPr>
-      <w:r>
-        <w:rPr>
-          <w:bCs/>
-          <w:sz w:val="26"/>
-          <w:szCs w:val="26"/>
-          <w:lang w:val="vi-VN"/>
-        </w:rPr>
-        <w:t>l) Quyền và nghĩa vụ khác được quy định tại Điều lệ công ty và hợp đồng lao động.</w:t>
-      </w:r>
-    </w:p>
-    <w:p>
-      <w:pPr>
-        <w:spacing w:line="240" w:lineRule="auto"/>
-        <w:ind w:firstLine="360"/>
-        <w:rPr>
-          <w:bCs/>
-          <w:sz w:val="26"/>
-          <w:szCs w:val="26"/>
-          <w:lang w:val="vi-VN"/>
-        </w:rPr>
-      </w:pPr>
-      <w:r>
-        <w:rPr>
-          <w:bCs/>
-          <w:sz w:val="26"/>
-          <w:szCs w:val="26"/>
-          <w:lang w:val="vi-VN"/>
-        </w:rPr>
-        <w:t xml:space="preserve">3. Giám đốc </w:t>
-      </w:r>
-      <w:r>
-        <w:rPr>
-          <w:bCs/>
-          <w:sz w:val="26"/>
-          <w:szCs w:val="26"/>
-          <w:lang w:val="vi-VN"/>
-        </w:rPr>
-        <w:t xml:space="preserve">(hoặc Tổng giám đốc) </w:t>
-      </w:r>
-      <w:r>
-        <w:rPr>
-          <w:bCs/>
-          <w:sz w:val="26"/>
-          <w:szCs w:val="26"/>
-          <w:lang w:val="vi-VN"/>
-        </w:rPr>
-        <w:t>phải có tiêu chuẩn và điều kiện sau đây:</w:t>
-      </w:r>
-    </w:p>
-    <w:p>
-      <w:pPr>
-        <w:spacing w:line="240" w:lineRule="auto"/>
-        <w:ind w:firstLine="360"/>
-        <w:rPr>
-          <w:bCs/>
-          <w:sz w:val="26"/>
-          <w:szCs w:val="26"/>
-          <w:lang w:val="vi-VN"/>
-        </w:rPr>
-      </w:pPr>
-      <w:r>
-        <w:rPr>
-          <w:bCs/>
-          <w:sz w:val="26"/>
-          <w:szCs w:val="26"/>
-          <w:lang w:val="vi-VN"/>
-        </w:rPr>
-        <w:t xml:space="preserve">a) Không thuộc đối tượng quy định tại khoản 2 Điều 17 của Luật </w:t>
-      </w:r>
-      <w:r>
-        <w:rPr>
-          <w:bCs/>
-          <w:sz w:val="26"/>
-          <w:szCs w:val="26"/>
-          <w:lang w:val="vi-VN"/>
-        </w:rPr>
-        <w:t>Doanh nghiệp</w:t>
-      </w:r>
-      <w:r>
-        <w:rPr>
-          <w:bCs/>
-          <w:sz w:val="26"/>
-          <w:szCs w:val="26"/>
-          <w:lang w:val="vi-VN"/>
-        </w:rPr>
-        <w:t>;</w:t>
-      </w:r>
-    </w:p>
-    <w:p>
-      <w:pPr>
-        <w:spacing w:line="240" w:lineRule="auto"/>
-        <w:ind w:firstLine="360"/>
-        <w:rPr>
-          <w:bCs/>
-          <w:sz w:val="26"/>
-          <w:szCs w:val="26"/>
-          <w:lang w:val="vi-VN"/>
-        </w:rPr>
-      </w:pPr>
-      <w:r>
-        <w:rPr>
-          <w:bCs/>
-          <w:sz w:val="26"/>
-          <w:szCs w:val="26"/>
-          <w:lang w:val="vi-VN"/>
-        </w:rPr>
-        <w:t>b) Có trình độ chuyên môn, kinh nghiệm trong quản trị kinh doanh của công ty</w:t>
-      </w:r>
-      <w:r>
-        <w:rPr>
-          <w:bCs/>
-          <w:sz w:val="26"/>
-          <w:szCs w:val="26"/>
-          <w:lang w:val="vi-VN"/>
-        </w:rPr>
-        <w:t>.</w:t>
-      </w:r>
-    </w:p>
-    <w:p>
-      <w:pPr>
-        <w:spacing w:line="240" w:lineRule="auto"/>
-        <w:ind w:firstLine="360"/>
-        <w:rPr>
-          <w:bCs/>
-          <w:sz w:val="26"/>
-          <w:szCs w:val="26"/>
-          <w:lang w:val="vi-VN"/>
-        </w:rPr>
-      </w:pPr>
-    </w:p>
-    <w:p>
-      <w:pPr>
-        <w:pStyle w:val="Heading3"/>
-        <w:ind w:firstLine="360"/>
-        <w:rPr>
-          <w:rFonts w:ascii="Times New Roman" w:hAnsi="Times New Roman"/>
-        </w:rPr>
-      </w:pPr>
-      <w:r>
-        <w:rPr>
-          <w:rFonts w:ascii="Times New Roman" w:hAnsi="Times New Roman"/>
-        </w:rPr>
-        <w:t>Điều 1</w:t>
-      </w:r>
-      <w:r>
-        <w:rPr>
-          <w:rFonts w:ascii="Times New Roman" w:hAnsi="Times New Roman"/>
-        </w:rPr>
         <w:t>2</w:t>
       </w:r>
       <w:r>
@@ -6496,7 +5825,7 @@
           <w:lang w:val="vi-VN"/>
         </w:rPr>
       </w:pPr>
-      <w:bookmarkStart w:id="5" w:name="_Toc115580070"/>
+      <w:bookmarkStart w:id="6" w:name="_Toc115580070"/>
       <w:r>
         <w:rPr>
           <w:color w:val="000000"/>
@@ -6605,7 +5934,7 @@
         </w:rPr>
         <w:t>có thể do chủ sở hữu công ty chi trả trực tiếp theo quy định.</w:t>
       </w:r>
-      <w:bookmarkEnd w:id="5"/>
+      <w:bookmarkEnd w:id="6"/>
     </w:p>
     <w:p>
       <w:pPr>
@@ -6732,8 +6061,8 @@
           <w:lang w:val="vi-VN"/>
         </w:rPr>
       </w:pPr>
-      <w:bookmarkStart w:id="6" w:name="_Hlk60645937"/>
-      <w:bookmarkEnd w:id="4"/>
+      <w:bookmarkStart w:id="7" w:name="_Hlk60645937"/>
+      <w:bookmarkEnd w:id="5"/>
       <w:r>
         <w:rPr>
           <w:rFonts w:ascii="Times New Roman" w:hAnsi="Times New Roman"/>
@@ -6966,153 +6295,153 @@
           <w:szCs w:val="26"/>
           <w:lang w:val="vi-VN"/>
         </w:rPr>
+        <w:t>Các vấn đề khác liên quan đến phân phối lợi nhuận được thực hiện theo quy định của pháp luật.</w:t>
+      </w:r>
+    </w:p>
+    <w:p>
+      <w:pPr>
+        <w:spacing w:line="240" w:lineRule="auto"/>
+        <w:ind w:firstLine="360"/>
+        <w:rPr>
+          <w:sz w:val="26"/>
+          <w:szCs w:val="26"/>
+          <w:lang w:val="vi-VN"/>
+        </w:rPr>
+      </w:pPr>
+      <w:r>
+        <w:rPr>
+          <w:sz w:val="26"/>
+          <w:szCs w:val="26"/>
+          <w:lang w:val="vi-VN"/>
+        </w:rPr>
+        <w:t xml:space="preserve">3. </w:t>
+      </w:r>
+      <w:r>
+        <w:rPr>
+          <w:sz w:val="26"/>
+          <w:szCs w:val="26"/>
+          <w:lang w:val="vi-VN"/>
+        </w:rPr>
+        <w:t>Trường hợp quyết toán năm tài chính bị lỗ, Chủ tịch công ty được quyết định theo các hướng sau:</w:t>
+      </w:r>
+    </w:p>
+    <w:p>
+      <w:pPr>
+        <w:spacing w:line="240" w:lineRule="auto"/>
+        <w:ind w:firstLine="360"/>
+        <w:rPr>
+          <w:sz w:val="26"/>
+          <w:szCs w:val="26"/>
+          <w:lang w:val="vi-VN"/>
+        </w:rPr>
+      </w:pPr>
+      <w:r>
+        <w:rPr>
+          <w:sz w:val="26"/>
+          <w:szCs w:val="26"/>
+          <w:lang w:val="vi-VN"/>
+        </w:rPr>
+        <w:tab/>
+      </w:r>
+      <w:r>
+        <w:rPr>
+          <w:sz w:val="26"/>
+          <w:szCs w:val="26"/>
+          <w:lang w:val="vi-VN"/>
+        </w:rPr>
+        <w:t>a)</w:t>
+      </w:r>
+      <w:r>
+        <w:rPr>
+          <w:sz w:val="26"/>
+          <w:szCs w:val="26"/>
+          <w:lang w:val="vi-VN"/>
+        </w:rPr>
+        <w:t xml:space="preserve"> Trích quỹ dự trữ để</w:t>
+      </w:r>
+      <w:r>
+        <w:rPr>
+          <w:sz w:val="26"/>
+          <w:szCs w:val="26"/>
+          <w:lang w:val="vi-VN"/>
+        </w:rPr>
+        <w:t xml:space="preserve"> bù;</w:t>
+      </w:r>
+    </w:p>
+    <w:p>
+      <w:pPr>
+        <w:spacing w:line="240" w:lineRule="auto"/>
+        <w:ind w:firstLine="360"/>
+        <w:rPr>
+          <w:sz w:val="26"/>
+          <w:szCs w:val="26"/>
+          <w:lang w:val="vi-VN"/>
+        </w:rPr>
+      </w:pPr>
+      <w:r>
+        <w:rPr>
+          <w:sz w:val="26"/>
+          <w:szCs w:val="26"/>
+          <w:lang w:val="vi-VN"/>
+        </w:rPr>
+        <w:tab/>
+      </w:r>
+      <w:r>
+        <w:rPr>
+          <w:sz w:val="26"/>
+          <w:szCs w:val="26"/>
+          <w:lang w:val="vi-VN"/>
+        </w:rPr>
+        <w:t>b)</w:t>
+      </w:r>
+      <w:r>
+        <w:rPr>
+          <w:sz w:val="26"/>
+          <w:szCs w:val="26"/>
+          <w:lang w:val="vi-VN"/>
+        </w:rPr>
+        <w:t xml:space="preserve"> Chuyển sang năm sau để trừ vào lợi nhuận của năm tài chính sau trước khi phân phối lợi nhuận.</w:t>
+      </w:r>
+    </w:p>
+    <w:p>
+      <w:pPr>
+        <w:spacing w:line="240" w:lineRule="auto"/>
+        <w:ind w:firstLine="360"/>
+        <w:rPr>
+          <w:sz w:val="26"/>
+          <w:szCs w:val="26"/>
+          <w:lang w:val="vi-VN"/>
+        </w:rPr>
+      </w:pPr>
+    </w:p>
+    <w:p>
+      <w:pPr>
+        <w:spacing w:line="240" w:lineRule="auto"/>
+        <w:ind w:firstLine="360"/>
+        <w:jc w:val="center"/>
+        <w:rPr>
+          <w:b/>
+          <w:bCs/>
+          <w:sz w:val="26"/>
+          <w:szCs w:val="26"/>
+          <w:lang w:val="vi-VN"/>
+        </w:rPr>
+      </w:pPr>
+    </w:p>
+    <w:p>
+      <w:pPr>
+        <w:pStyle w:val="Heading3"/>
+        <w:ind w:firstLine="360"/>
+        <w:jc w:val="center"/>
+        <w:rPr>
+          <w:rFonts w:ascii="Times New Roman" w:hAnsi="Times New Roman"/>
+        </w:rPr>
+      </w:pPr>
+      <w:r>
+        <w:rPr>
+          <w:rFonts w:ascii="Times New Roman" w:hAnsi="Times New Roman"/>
+        </w:rPr>
         <w:lastRenderedPageBreak/>
-        <w:t>Các vấn đề khác liên quan đến phân phối lợi nhuận được thực hiện theo quy định của pháp luật.</w:t>
-      </w:r>
-    </w:p>
-    <w:p>
-      <w:pPr>
-        <w:spacing w:line="240" w:lineRule="auto"/>
-        <w:ind w:firstLine="360"/>
-        <w:rPr>
-          <w:sz w:val="26"/>
-          <w:szCs w:val="26"/>
-          <w:lang w:val="vi-VN"/>
-        </w:rPr>
-      </w:pPr>
-      <w:r>
-        <w:rPr>
-          <w:sz w:val="26"/>
-          <w:szCs w:val="26"/>
-          <w:lang w:val="vi-VN"/>
-        </w:rPr>
-        <w:t xml:space="preserve">3. </w:t>
-      </w:r>
-      <w:r>
-        <w:rPr>
-          <w:sz w:val="26"/>
-          <w:szCs w:val="26"/>
-          <w:lang w:val="vi-VN"/>
-        </w:rPr>
-        <w:t>Trường hợp quyết toán năm tài chính bị lỗ, Chủ tịch công ty được quyết định theo các hướng sau:</w:t>
-      </w:r>
-    </w:p>
-    <w:p>
-      <w:pPr>
-        <w:spacing w:line="240" w:lineRule="auto"/>
-        <w:ind w:firstLine="360"/>
-        <w:rPr>
-          <w:sz w:val="26"/>
-          <w:szCs w:val="26"/>
-          <w:lang w:val="vi-VN"/>
-        </w:rPr>
-      </w:pPr>
-      <w:r>
-        <w:rPr>
-          <w:sz w:val="26"/>
-          <w:szCs w:val="26"/>
-          <w:lang w:val="vi-VN"/>
-        </w:rPr>
-        <w:tab/>
-      </w:r>
-      <w:r>
-        <w:rPr>
-          <w:sz w:val="26"/>
-          <w:szCs w:val="26"/>
-          <w:lang w:val="vi-VN"/>
-        </w:rPr>
-        <w:t>a)</w:t>
-      </w:r>
-      <w:r>
-        <w:rPr>
-          <w:sz w:val="26"/>
-          <w:szCs w:val="26"/>
-          <w:lang w:val="vi-VN"/>
-        </w:rPr>
-        <w:t xml:space="preserve"> Trích quỹ dự trữ để</w:t>
-      </w:r>
-      <w:r>
-        <w:rPr>
-          <w:sz w:val="26"/>
-          <w:szCs w:val="26"/>
-          <w:lang w:val="vi-VN"/>
-        </w:rPr>
-        <w:t xml:space="preserve"> bù;</w:t>
-      </w:r>
-    </w:p>
-    <w:p>
-      <w:pPr>
-        <w:spacing w:line="240" w:lineRule="auto"/>
-        <w:ind w:firstLine="360"/>
-        <w:rPr>
-          <w:sz w:val="26"/>
-          <w:szCs w:val="26"/>
-          <w:lang w:val="vi-VN"/>
-        </w:rPr>
-      </w:pPr>
-      <w:r>
-        <w:rPr>
-          <w:sz w:val="26"/>
-          <w:szCs w:val="26"/>
-          <w:lang w:val="vi-VN"/>
-        </w:rPr>
-        <w:tab/>
-      </w:r>
-      <w:r>
-        <w:rPr>
-          <w:sz w:val="26"/>
-          <w:szCs w:val="26"/>
-          <w:lang w:val="vi-VN"/>
-        </w:rPr>
-        <w:t>b)</w:t>
-      </w:r>
-      <w:r>
-        <w:rPr>
-          <w:sz w:val="26"/>
-          <w:szCs w:val="26"/>
-          <w:lang w:val="vi-VN"/>
-        </w:rPr>
-        <w:t xml:space="preserve"> Chuyển sang năm sau để trừ vào lợi nhuận của năm tài chính sau trước khi phân phối lợi nhuận.</w:t>
-      </w:r>
-    </w:p>
-    <w:p>
-      <w:pPr>
-        <w:spacing w:line="240" w:lineRule="auto"/>
-        <w:ind w:firstLine="360"/>
-        <w:rPr>
-          <w:sz w:val="26"/>
-          <w:szCs w:val="26"/>
-          <w:lang w:val="vi-VN"/>
-        </w:rPr>
-      </w:pPr>
-    </w:p>
-    <w:p>
-      <w:pPr>
-        <w:spacing w:line="240" w:lineRule="auto"/>
-        <w:ind w:firstLine="360"/>
-        <w:jc w:val="center"/>
-        <w:rPr>
-          <w:b/>
-          <w:bCs/>
-          <w:sz w:val="26"/>
-          <w:szCs w:val="26"/>
-          <w:lang w:val="vi-VN"/>
-        </w:rPr>
-      </w:pPr>
-    </w:p>
-    <w:p>
-      <w:pPr>
-        <w:pStyle w:val="Heading3"/>
-        <w:ind w:firstLine="360"/>
-        <w:jc w:val="center"/>
-        <w:rPr>
-          <w:rFonts w:ascii="Times New Roman" w:hAnsi="Times New Roman"/>
-        </w:rPr>
-      </w:pPr>
-      <w:r>
-        <w:rPr>
-          <w:rFonts w:ascii="Times New Roman" w:hAnsi="Times New Roman"/>
-        </w:rPr>
         <w:t>Chương V</w:t>
       </w:r>
     </w:p>
@@ -7322,7 +6651,7 @@
         </w:rPr>
         <w:t xml:space="preserve">. </w:t>
       </w:r>
-      <w:bookmarkStart w:id="7" w:name="_Toc115580161"/>
+      <w:bookmarkStart w:id="8" w:name="_Toc115580161"/>
       <w:r>
         <w:rPr>
           <w:rFonts w:ascii="Times New Roman" w:hAnsi="Times New Roman"/>
@@ -7337,7 +6666,7 @@
         </w:rPr>
         <w:t> </w:t>
       </w:r>
-      <w:bookmarkEnd w:id="7"/>
+      <w:bookmarkEnd w:id="8"/>
       <w:r>
         <w:rPr>
           <w:rFonts w:ascii="Times New Roman" w:hAnsi="Times New Roman"/>
@@ -7505,7 +6834,7 @@
           <w:lang w:val="vi-VN"/>
         </w:rPr>
       </w:pPr>
-      <w:bookmarkStart w:id="8" w:name="_Hlk60645556"/>
+      <w:bookmarkStart w:id="9" w:name="_Hlk60645556"/>
       <w:r>
         <w:rPr>
           <w:sz w:val="26"/>
@@ -7571,103 +6900,263 @@
           <w:szCs w:val="26"/>
           <w:lang w:val="vi-VN"/>
         </w:rPr>
+        <w:t>1. Thông qua nghị quyết, quyết định giải thể doanh nghiệp. Nghị quyết, quyết định giải thể doanh nghiệp phải bao gồm các nội dung chủ yếu sau đây:</w:t>
+      </w:r>
+    </w:p>
+    <w:p>
+      <w:pPr>
+        <w:spacing w:line="240" w:lineRule="auto"/>
+        <w:ind w:firstLine="360"/>
+        <w:rPr>
+          <w:sz w:val="26"/>
+          <w:szCs w:val="26"/>
+          <w:lang w:val="vi-VN"/>
+        </w:rPr>
+      </w:pPr>
+      <w:r>
+        <w:rPr>
+          <w:sz w:val="26"/>
+          <w:szCs w:val="26"/>
+          <w:lang w:val="vi-VN"/>
+        </w:rPr>
+        <w:t>a) Tên, địa chỉ trụ sở chính của doanh nghiệp;</w:t>
+      </w:r>
+    </w:p>
+    <w:p>
+      <w:pPr>
+        <w:spacing w:line="240" w:lineRule="auto"/>
+        <w:ind w:firstLine="360"/>
+        <w:rPr>
+          <w:sz w:val="26"/>
+          <w:szCs w:val="26"/>
+          <w:lang w:val="vi-VN"/>
+        </w:rPr>
+      </w:pPr>
+      <w:r>
+        <w:rPr>
+          <w:sz w:val="26"/>
+          <w:szCs w:val="26"/>
+          <w:lang w:val="vi-VN"/>
+        </w:rPr>
+        <w:t>b) Lý do giải thể;</w:t>
+      </w:r>
+    </w:p>
+    <w:p>
+      <w:pPr>
+        <w:spacing w:line="240" w:lineRule="auto"/>
+        <w:ind w:firstLine="360"/>
+        <w:rPr>
+          <w:sz w:val="26"/>
+          <w:szCs w:val="26"/>
+          <w:lang w:val="vi-VN"/>
+        </w:rPr>
+      </w:pPr>
+      <w:r>
+        <w:rPr>
+          <w:sz w:val="26"/>
+          <w:szCs w:val="26"/>
+          <w:lang w:val="vi-VN"/>
+        </w:rPr>
+        <w:t>c) Thời hạn, thủ tục thanh lý hợp đồng và thanh toán các khoản nợ của doanh nghiệp;</w:t>
+      </w:r>
+    </w:p>
+    <w:p>
+      <w:pPr>
+        <w:spacing w:line="240" w:lineRule="auto"/>
+        <w:ind w:firstLine="360"/>
+        <w:rPr>
+          <w:sz w:val="26"/>
+          <w:szCs w:val="26"/>
+          <w:lang w:val="vi-VN"/>
+        </w:rPr>
+      </w:pPr>
+      <w:r>
+        <w:rPr>
+          <w:sz w:val="26"/>
+          <w:szCs w:val="26"/>
+          <w:lang w:val="vi-VN"/>
+        </w:rPr>
+        <w:t>d) Phương án xử lý các nghĩa vụ phát sinh từ hợp đồng lao động;</w:t>
+      </w:r>
+    </w:p>
+    <w:p>
+      <w:pPr>
+        <w:spacing w:line="240" w:lineRule="auto"/>
+        <w:ind w:firstLine="360"/>
+        <w:rPr>
+          <w:sz w:val="26"/>
+          <w:szCs w:val="26"/>
+          <w:lang w:val="vi-VN"/>
+        </w:rPr>
+      </w:pPr>
+      <w:r>
+        <w:rPr>
+          <w:sz w:val="26"/>
+          <w:szCs w:val="26"/>
+          <w:lang w:val="vi-VN"/>
+        </w:rPr>
+        <w:t>đ) Họ, tên, chữ ký của chủ sở hữu công ty</w:t>
+      </w:r>
+      <w:r>
+        <w:rPr>
+          <w:sz w:val="26"/>
+          <w:szCs w:val="26"/>
+          <w:lang w:val="vi-VN"/>
+        </w:rPr>
+        <w:t>.</w:t>
+      </w:r>
+    </w:p>
+    <w:p>
+      <w:pPr>
+        <w:spacing w:line="240" w:lineRule="auto"/>
+        <w:ind w:firstLine="360"/>
+        <w:rPr>
+          <w:sz w:val="26"/>
+          <w:szCs w:val="26"/>
+          <w:lang w:val="vi-VN"/>
+        </w:rPr>
+      </w:pPr>
+      <w:r>
+        <w:rPr>
+          <w:sz w:val="26"/>
+          <w:szCs w:val="26"/>
+          <w:lang w:val="vi-VN"/>
+        </w:rPr>
+        <w:t>2. Chủ sở hữu công ty trực tiếp tổ chức thanh lý tài sản doanh nghiệp;</w:t>
+      </w:r>
+    </w:p>
+    <w:p>
+      <w:pPr>
+        <w:spacing w:line="240" w:lineRule="auto"/>
+        <w:ind w:firstLine="360"/>
+        <w:rPr>
+          <w:sz w:val="26"/>
+          <w:szCs w:val="26"/>
+          <w:lang w:val="vi-VN"/>
+        </w:rPr>
+      </w:pPr>
+      <w:r>
+        <w:rPr>
+          <w:sz w:val="26"/>
+          <w:szCs w:val="26"/>
+          <w:lang w:val="vi-VN"/>
+        </w:rPr>
         <w:lastRenderedPageBreak/>
-        <w:t>1. Thông qua nghị quyết, quyết định giải thể doanh nghiệp. Nghị quyết, quyết định giải thể doanh nghiệp phải bao gồm các nội dung chủ yếu sau đây:</w:t>
-      </w:r>
-    </w:p>
-    <w:p>
-      <w:pPr>
-        <w:spacing w:line="240" w:lineRule="auto"/>
-        <w:ind w:firstLine="360"/>
-        <w:rPr>
-          <w:sz w:val="26"/>
-          <w:szCs w:val="26"/>
-          <w:lang w:val="vi-VN"/>
-        </w:rPr>
-      </w:pPr>
-      <w:r>
-        <w:rPr>
-          <w:sz w:val="26"/>
-          <w:szCs w:val="26"/>
-          <w:lang w:val="vi-VN"/>
-        </w:rPr>
-        <w:t>a) Tên, địa chỉ trụ sở chính của doanh nghiệp;</w:t>
-      </w:r>
-    </w:p>
-    <w:p>
-      <w:pPr>
-        <w:spacing w:line="240" w:lineRule="auto"/>
-        <w:ind w:firstLine="360"/>
-        <w:rPr>
-          <w:sz w:val="26"/>
-          <w:szCs w:val="26"/>
-          <w:lang w:val="vi-VN"/>
-        </w:rPr>
-      </w:pPr>
-      <w:r>
-        <w:rPr>
-          <w:sz w:val="26"/>
-          <w:szCs w:val="26"/>
-          <w:lang w:val="vi-VN"/>
-        </w:rPr>
-        <w:t>b) Lý do giải thể;</w:t>
-      </w:r>
-    </w:p>
-    <w:p>
-      <w:pPr>
-        <w:spacing w:line="240" w:lineRule="auto"/>
-        <w:ind w:firstLine="360"/>
-        <w:rPr>
-          <w:sz w:val="26"/>
-          <w:szCs w:val="26"/>
-          <w:lang w:val="vi-VN"/>
-        </w:rPr>
-      </w:pPr>
-      <w:r>
-        <w:rPr>
-          <w:sz w:val="26"/>
-          <w:szCs w:val="26"/>
-          <w:lang w:val="vi-VN"/>
-        </w:rPr>
-        <w:t>c) Thời hạn, thủ tục thanh lý hợp đồng và thanh toán các khoản nợ của doanh nghiệp;</w:t>
-      </w:r>
-    </w:p>
-    <w:p>
-      <w:pPr>
-        <w:spacing w:line="240" w:lineRule="auto"/>
-        <w:ind w:firstLine="360"/>
-        <w:rPr>
-          <w:sz w:val="26"/>
-          <w:szCs w:val="26"/>
-          <w:lang w:val="vi-VN"/>
-        </w:rPr>
-      </w:pPr>
-      <w:r>
-        <w:rPr>
-          <w:sz w:val="26"/>
-          <w:szCs w:val="26"/>
-          <w:lang w:val="vi-VN"/>
-        </w:rPr>
-        <w:t>d) Phương án xử lý các nghĩa vụ phát sinh từ hợp đồng lao động;</w:t>
-      </w:r>
-    </w:p>
-    <w:p>
-      <w:pPr>
-        <w:spacing w:line="240" w:lineRule="auto"/>
-        <w:ind w:firstLine="360"/>
-        <w:rPr>
-          <w:sz w:val="26"/>
-          <w:szCs w:val="26"/>
-          <w:lang w:val="vi-VN"/>
-        </w:rPr>
-      </w:pPr>
-      <w:r>
-        <w:rPr>
-          <w:sz w:val="26"/>
-          <w:szCs w:val="26"/>
-          <w:lang w:val="vi-VN"/>
-        </w:rPr>
-        <w:t>đ) Họ, tên, chữ ký của chủ sở hữu công ty</w:t>
+        <w:t>3. Trong thời hạn 07 ngày làm việc kể từ ngày thông qua, quyết định giải thể phải được gửi đến Cơ quan đăng ký kinh doanh, cơ quan thuế, người lao động trong doanh nghiệp. Quyết định giải thể phải được đăng trên cổng thông tin quốc gia về đăng ký doanh nghiệp và được niêm yết công khai tại trụ sở chính, chi nhánh, văn phòng đại diện của doanh nghiệp. Trường hợp doanh nghiệp còn nghĩa vụ tài chính chưa thanh toán thì phải gửi kèm theo quyết định giải thể và phương án giải quyết nợ đến các chủ nợ, người có quyền, nghĩa vụ và lợi ích có liên quan. Phương án giải quyết nợ phải có tên, địa chỉ của chủ nợ; số nợ, thời hạn, địa điểm và phương thức thanh toán số nợ đó; cách thức và thời hạn giải quyết khiếu nại của chủ nợ;</w:t>
+      </w:r>
+    </w:p>
+    <w:p>
+      <w:pPr>
+        <w:spacing w:line="240" w:lineRule="auto"/>
+        <w:ind w:firstLine="360"/>
+        <w:rPr>
+          <w:sz w:val="26"/>
+          <w:szCs w:val="26"/>
+          <w:lang w:val="vi-VN"/>
+        </w:rPr>
+      </w:pPr>
+      <w:r>
+        <w:rPr>
+          <w:sz w:val="26"/>
+          <w:szCs w:val="26"/>
+          <w:lang w:val="vi-VN"/>
+        </w:rPr>
+        <w:t>4. Các khoản nợ của doanh nghiệp được thanh toán theo thứ tự ưu tiên sau đây:</w:t>
+      </w:r>
+    </w:p>
+    <w:p>
+      <w:pPr>
+        <w:spacing w:line="240" w:lineRule="auto"/>
+        <w:ind w:firstLine="360"/>
+        <w:rPr>
+          <w:sz w:val="26"/>
+          <w:szCs w:val="26"/>
+          <w:lang w:val="vi-VN"/>
+        </w:rPr>
+      </w:pPr>
+      <w:r>
+        <w:rPr>
+          <w:sz w:val="26"/>
+          <w:szCs w:val="26"/>
+          <w:lang w:val="vi-VN"/>
+        </w:rPr>
+        <w:t>a) Các khoản nợ lương, trợ cấp thôi việc, bảo hiểm xã hội, bảo hiểm y tế, bảo hiểm thất nghiệp theo quy định của pháp luật và các quyền lợi khác của người lao động theo thỏa ước lao động tập thể và hợp đồng lao động đã ký kết;</w:t>
+      </w:r>
+    </w:p>
+    <w:p>
+      <w:pPr>
+        <w:spacing w:line="240" w:lineRule="auto"/>
+        <w:ind w:firstLine="360"/>
+        <w:rPr>
+          <w:sz w:val="26"/>
+          <w:szCs w:val="26"/>
+          <w:lang w:val="vi-VN"/>
+        </w:rPr>
+      </w:pPr>
+      <w:r>
+        <w:rPr>
+          <w:sz w:val="26"/>
+          <w:szCs w:val="26"/>
+          <w:lang w:val="vi-VN"/>
+        </w:rPr>
+        <w:t>b) Nợ thuế;</w:t>
+      </w:r>
+    </w:p>
+    <w:p>
+      <w:pPr>
+        <w:spacing w:line="240" w:lineRule="auto"/>
+        <w:ind w:firstLine="360"/>
+        <w:rPr>
+          <w:sz w:val="26"/>
+          <w:szCs w:val="26"/>
+          <w:lang w:val="vi-VN"/>
+        </w:rPr>
+      </w:pPr>
+      <w:r>
+        <w:rPr>
+          <w:sz w:val="26"/>
+          <w:szCs w:val="26"/>
+          <w:lang w:val="vi-VN"/>
+        </w:rPr>
+        <w:t>c) Các khoản nợ khác;</w:t>
+      </w:r>
+    </w:p>
+    <w:p>
+      <w:pPr>
+        <w:spacing w:line="240" w:lineRule="auto"/>
+        <w:ind w:firstLine="360"/>
+        <w:rPr>
+          <w:sz w:val="26"/>
+          <w:szCs w:val="26"/>
+          <w:lang w:val="vi-VN"/>
+        </w:rPr>
+      </w:pPr>
+      <w:r>
+        <w:rPr>
+          <w:sz w:val="26"/>
+          <w:szCs w:val="26"/>
+          <w:lang w:val="vi-VN"/>
+        </w:rPr>
+        <w:t>5. Sau khi đã thanh toán chi phí giải thể doanh nghiệp và các khoản nợ, phần còn lại thuộc về chủ sở hữu;</w:t>
+      </w:r>
+    </w:p>
+    <w:p>
+      <w:pPr>
+        <w:spacing w:line="240" w:lineRule="auto"/>
+        <w:ind w:firstLine="360"/>
+        <w:rPr>
+          <w:sz w:val="26"/>
+          <w:szCs w:val="26"/>
+          <w:lang w:val="vi-VN"/>
+        </w:rPr>
+      </w:pPr>
+      <w:r>
+        <w:rPr>
+          <w:sz w:val="26"/>
+          <w:szCs w:val="26"/>
+          <w:lang w:val="vi-VN"/>
+        </w:rPr>
+        <w:t>6. Người đại diện theo pháp luật của doanh nghiệp gửi hồ sơ giải thể doanh nghiệp cho Cơ quan đăng ký kinh doanh trong thời hạn 05 ngày làm việc kể từ ngày thanh toán hết các khoản nợ của doanh nghiệp</w:t>
       </w:r>
       <w:r>
         <w:rPr>
@@ -7688,190 +7177,30 @@
           <w:lang w:val="vi-VN"/>
         </w:rPr>
       </w:pPr>
-      <w:r>
-        <w:rPr>
-          <w:sz w:val="26"/>
-          <w:szCs w:val="26"/>
-          <w:lang w:val="vi-VN"/>
-        </w:rPr>
-        <w:t>2. Chủ sở hữu công ty trực tiếp tổ chức thanh lý tài sản doanh nghiệp;</w:t>
-      </w:r>
-    </w:p>
-    <w:p>
-      <w:pPr>
-        <w:spacing w:line="240" w:lineRule="auto"/>
-        <w:ind w:firstLine="360"/>
-        <w:rPr>
-          <w:sz w:val="26"/>
-          <w:szCs w:val="26"/>
-          <w:lang w:val="vi-VN"/>
-        </w:rPr>
-      </w:pPr>
-      <w:r>
-        <w:rPr>
-          <w:sz w:val="26"/>
-          <w:szCs w:val="26"/>
-          <w:lang w:val="vi-VN"/>
-        </w:rPr>
-        <w:t>3. Trong thời hạn 07 ngày làm việc kể từ ngày thông qua, quyết định giải thể phải được gửi đến Cơ quan đăng ký kinh doanh, cơ quan thuế, người lao động trong doanh nghiệp. Quyết định giải thể phải được đăng trên cổng thông tin quốc gia về đăng ký doanh nghiệp và được niêm yết công khai tại trụ sở chính, chi nhánh, văn phòng đại diện của doanh nghiệp. Trường hợp doanh nghiệp còn nghĩa vụ tài chính chưa thanh toán thì phải gửi kèm theo quyết định giải thể và phương án giải quyết nợ đến các chủ nợ, người có quyền, nghĩa vụ và lợi ích có liên quan. Phương án giải quyết nợ phải có tên, địa chỉ của chủ nợ; số nợ, thời hạn, địa điểm và phương thức thanh toán số nợ đó; cách thức và thời hạn giải quyết khiếu nại của chủ nợ;</w:t>
-      </w:r>
-    </w:p>
-    <w:p>
-      <w:pPr>
-        <w:spacing w:line="240" w:lineRule="auto"/>
-        <w:ind w:firstLine="360"/>
-        <w:rPr>
-          <w:sz w:val="26"/>
-          <w:szCs w:val="26"/>
-          <w:lang w:val="vi-VN"/>
-        </w:rPr>
-      </w:pPr>
-      <w:r>
-        <w:rPr>
-          <w:sz w:val="26"/>
-          <w:szCs w:val="26"/>
-          <w:lang w:val="vi-VN"/>
-        </w:rPr>
-        <w:t>4. Các khoản nợ của doanh nghiệp được thanh toán theo thứ tự ưu tiên sau đây:</w:t>
-      </w:r>
-    </w:p>
-    <w:p>
-      <w:pPr>
-        <w:spacing w:line="240" w:lineRule="auto"/>
-        <w:ind w:firstLine="360"/>
-        <w:rPr>
-          <w:sz w:val="26"/>
-          <w:szCs w:val="26"/>
-          <w:lang w:val="vi-VN"/>
-        </w:rPr>
-      </w:pPr>
-      <w:r>
-        <w:rPr>
-          <w:sz w:val="26"/>
-          <w:szCs w:val="26"/>
-          <w:lang w:val="vi-VN"/>
-        </w:rPr>
-        <w:t>a) Các khoản nợ lương, trợ cấp thôi việc, bảo hiểm xã hội, bảo hiểm y tế, bảo hiểm thất nghiệp theo quy định của pháp luật và các quyền lợi khác của người lao động theo thỏa ước lao động tập thể và hợp đồng lao động đã ký kết;</w:t>
-      </w:r>
-    </w:p>
-    <w:p>
-      <w:pPr>
-        <w:spacing w:line="240" w:lineRule="auto"/>
-        <w:ind w:firstLine="360"/>
-        <w:rPr>
-          <w:sz w:val="26"/>
-          <w:szCs w:val="26"/>
-          <w:lang w:val="vi-VN"/>
-        </w:rPr>
-      </w:pPr>
-      <w:r>
-        <w:rPr>
-          <w:sz w:val="26"/>
-          <w:szCs w:val="26"/>
-          <w:lang w:val="vi-VN"/>
-        </w:rPr>
-        <w:t>b) Nợ thuế;</w:t>
-      </w:r>
-    </w:p>
-    <w:p>
-      <w:pPr>
-        <w:spacing w:line="240" w:lineRule="auto"/>
-        <w:ind w:firstLine="360"/>
-        <w:rPr>
-          <w:sz w:val="26"/>
-          <w:szCs w:val="26"/>
-          <w:lang w:val="vi-VN"/>
-        </w:rPr>
-      </w:pPr>
-      <w:r>
-        <w:rPr>
-          <w:sz w:val="26"/>
-          <w:szCs w:val="26"/>
-          <w:lang w:val="vi-VN"/>
-        </w:rPr>
-        <w:t>c) Các khoản nợ khác;</w:t>
-      </w:r>
-    </w:p>
-    <w:p>
-      <w:pPr>
-        <w:spacing w:line="240" w:lineRule="auto"/>
-        <w:ind w:firstLine="360"/>
-        <w:rPr>
-          <w:sz w:val="26"/>
-          <w:szCs w:val="26"/>
-          <w:lang w:val="vi-VN"/>
-        </w:rPr>
-      </w:pPr>
-      <w:r>
-        <w:rPr>
-          <w:sz w:val="26"/>
-          <w:szCs w:val="26"/>
-          <w:lang w:val="vi-VN"/>
-        </w:rPr>
-        <w:t>5. Sau khi đã thanh toán chi phí giải thể doanh nghiệp và các khoản nợ, phần còn lại thuộc về chủ sở hữu;</w:t>
-      </w:r>
-    </w:p>
-    <w:p>
-      <w:pPr>
-        <w:spacing w:line="240" w:lineRule="auto"/>
-        <w:ind w:firstLine="360"/>
-        <w:rPr>
-          <w:sz w:val="26"/>
-          <w:szCs w:val="26"/>
-          <w:lang w:val="vi-VN"/>
-        </w:rPr>
-      </w:pPr>
-      <w:r>
-        <w:rPr>
-          <w:sz w:val="26"/>
-          <w:szCs w:val="26"/>
-          <w:lang w:val="vi-VN"/>
-        </w:rPr>
-        <w:t>6. Người đại diện theo pháp luật của doanh nghiệp gửi hồ sơ giải thể doanh nghiệp cho Cơ quan đăng ký kinh doanh trong thời hạn 05 ngày làm việc kể từ ngày thanh toán hết các khoản nợ của doanh nghiệp</w:t>
-      </w:r>
-      <w:r>
-        <w:rPr>
-          <w:sz w:val="26"/>
-          <w:szCs w:val="26"/>
-          <w:lang w:val="vi-VN"/>
-        </w:rPr>
-        <w:t>.</w:t>
-      </w:r>
-    </w:p>
-    <w:p>
-      <w:pPr>
-        <w:spacing w:line="240" w:lineRule="auto"/>
-        <w:ind w:firstLine="360"/>
-        <w:rPr>
-          <w:sz w:val="26"/>
-          <w:szCs w:val="26"/>
-          <w:lang w:val="vi-VN"/>
-        </w:rPr>
-      </w:pPr>
-    </w:p>
-    <w:p>
-      <w:pPr>
-        <w:spacing w:line="240" w:lineRule="auto"/>
-        <w:ind w:firstLine="360"/>
-        <w:rPr>
-          <w:sz w:val="26"/>
-          <w:szCs w:val="26"/>
-          <w:lang w:val="vi-VN"/>
-        </w:rPr>
-      </w:pPr>
-    </w:p>
-    <w:p>
-      <w:pPr>
-        <w:spacing w:line="240" w:lineRule="auto"/>
-        <w:ind w:firstLine="360"/>
-        <w:rPr>
-          <w:sz w:val="26"/>
-          <w:szCs w:val="26"/>
-          <w:lang w:val="vi-VN"/>
-        </w:rPr>
-      </w:pPr>
-    </w:p>
-    <w:bookmarkEnd w:id="8"/>
+    </w:p>
+    <w:p>
+      <w:pPr>
+        <w:spacing w:line="240" w:lineRule="auto"/>
+        <w:ind w:firstLine="360"/>
+        <w:rPr>
+          <w:sz w:val="26"/>
+          <w:szCs w:val="26"/>
+          <w:lang w:val="vi-VN"/>
+        </w:rPr>
+      </w:pPr>
+    </w:p>
+    <w:p>
+      <w:pPr>
+        <w:spacing w:line="240" w:lineRule="auto"/>
+        <w:ind w:firstLine="360"/>
+        <w:rPr>
+          <w:sz w:val="26"/>
+          <w:szCs w:val="26"/>
+          <w:lang w:val="vi-VN"/>
+        </w:rPr>
+      </w:pPr>
+    </w:p>
+    <w:bookmarkEnd w:id="9"/>
     <w:p>
       <w:pPr>
         <w:pStyle w:val="Heading3"/>
@@ -7981,65 +7310,65 @@
         <w:rPr>
           <w:rFonts w:ascii="Times New Roman" w:hAnsi="Times New Roman"/>
         </w:rPr>
+        <w:t xml:space="preserve">Điều </w:t>
+      </w:r>
+      <w:r>
+        <w:rPr>
+          <w:rFonts w:ascii="Times New Roman" w:hAnsi="Times New Roman"/>
+        </w:rPr>
+        <w:t>2</w:t>
+      </w:r>
+      <w:r>
+        <w:rPr>
+          <w:rFonts w:ascii="Times New Roman" w:hAnsi="Times New Roman"/>
+        </w:rPr>
+        <w:t>0</w:t>
+      </w:r>
+      <w:r>
+        <w:rPr>
+          <w:rFonts w:ascii="Times New Roman" w:hAnsi="Times New Roman"/>
+        </w:rPr>
+        <w:t>.  Thể thức sửa đổi, bổ sung các điều, khoản của Điều lệ</w:t>
+      </w:r>
+    </w:p>
+    <w:p>
+      <w:pPr>
+        <w:spacing w:line="240" w:lineRule="auto"/>
+        <w:ind w:firstLine="360"/>
+        <w:rPr>
+          <w:sz w:val="26"/>
+          <w:szCs w:val="26"/>
+          <w:lang w:val="vi-VN"/>
+        </w:rPr>
+      </w:pPr>
+      <w:r>
+        <w:rPr>
+          <w:sz w:val="26"/>
+          <w:szCs w:val="26"/>
+          <w:lang w:val="vi-VN"/>
+        </w:rPr>
+        <w:t>1. Những vấn đề liên quan đến hoạt động của Công ty không được nêu trong Bản Điều lệ này sẽ do Luật doanh nghiệp và các văn bản pháp luật liên quan khác điều chỉnh.</w:t>
+      </w:r>
+    </w:p>
+    <w:p>
+      <w:pPr>
+        <w:keepNext/>
+        <w:spacing w:line="240" w:lineRule="auto"/>
+        <w:ind w:firstLine="360"/>
+        <w:outlineLvl w:val="5"/>
+        <w:rPr>
+          <w:sz w:val="26"/>
+          <w:szCs w:val="26"/>
+          <w:lang w:val="vi-VN"/>
+        </w:rPr>
+      </w:pPr>
+      <w:r>
+        <w:rPr>
+          <w:sz w:val="26"/>
+          <w:szCs w:val="26"/>
+          <w:lang w:val="vi-VN"/>
+        </w:rPr>
         <w:lastRenderedPageBreak/>
-        <w:t xml:space="preserve">Điều </w:t>
-      </w:r>
-      <w:r>
-        <w:rPr>
-          <w:rFonts w:ascii="Times New Roman" w:hAnsi="Times New Roman"/>
-        </w:rPr>
-        <w:t>2</w:t>
-      </w:r>
-      <w:r>
-        <w:rPr>
-          <w:rFonts w:ascii="Times New Roman" w:hAnsi="Times New Roman"/>
-        </w:rPr>
-        <w:t>0</w:t>
-      </w:r>
-      <w:r>
-        <w:rPr>
-          <w:rFonts w:ascii="Times New Roman" w:hAnsi="Times New Roman"/>
-        </w:rPr>
-        <w:t>.  Thể thức sửa đổi, bổ sung các điều, khoản của Điều lệ</w:t>
-      </w:r>
-    </w:p>
-    <w:p>
-      <w:pPr>
-        <w:spacing w:line="240" w:lineRule="auto"/>
-        <w:ind w:firstLine="360"/>
-        <w:rPr>
-          <w:sz w:val="26"/>
-          <w:szCs w:val="26"/>
-          <w:lang w:val="vi-VN"/>
-        </w:rPr>
-      </w:pPr>
-      <w:r>
-        <w:rPr>
-          <w:sz w:val="26"/>
-          <w:szCs w:val="26"/>
-          <w:lang w:val="vi-VN"/>
-        </w:rPr>
-        <w:t>1. Những vấn đề liên quan đến hoạt động của Công ty không được nêu trong Bản Điều lệ này sẽ do Luật doanh nghiệp và các văn bản pháp luật liên quan khác điều chỉnh.</w:t>
-      </w:r>
-    </w:p>
-    <w:p>
-      <w:pPr>
-        <w:keepNext/>
-        <w:spacing w:line="240" w:lineRule="auto"/>
-        <w:ind w:firstLine="360"/>
-        <w:outlineLvl w:val="5"/>
-        <w:rPr>
-          <w:sz w:val="26"/>
-          <w:szCs w:val="26"/>
-          <w:lang w:val="vi-VN"/>
-        </w:rPr>
-      </w:pPr>
-      <w:r>
-        <w:rPr>
-          <w:sz w:val="26"/>
-          <w:szCs w:val="26"/>
-          <w:lang w:val="vi-VN"/>
-        </w:rPr>
         <w:t>2. Khi muốn bổ sung, sửa đổi nội dung Điều lệ này, Chủ Sở hữu công ty sẽ xem xét, quyết định theo tình hình thực tế.</w:t>
       </w:r>
     </w:p>
@@ -8326,7 +7655,7 @@
         </w:rPr>
         <w:t xml:space="preserve">Những vấn đề liên quan đến hoạt động của Công ty không được nêu trong Bản Điều lệ này sẽ do Luật Doanh nghiệp và các văn bản pháp luật liên quan khác điều chỉnh. </w:t>
       </w:r>
-      <w:bookmarkEnd w:id="6"/>
+      <w:bookmarkEnd w:id="7"/>
     </w:p>
     <w:p>
       <w:pPr>
@@ -8577,6 +7906,7 @@
           <w:szCs w:val="26"/>
           <w:lang w:val="vi-VN"/>
         </w:rPr>
+        <w:lastRenderedPageBreak/>
         <w:t>Thành Phố</w:t>
       </w:r>
       <w:r>
@@ -8623,21 +7953,21 @@
           <w:sz w:val="26"/>
           <w:szCs w:val="26"/>
         </w:rPr>
-        <w:t>26</w:t>
-      </w:r>
-      <w:r>
-        <w:rPr>
-          <w:sz w:val="26"/>
-          <w:szCs w:val="26"/>
-        </w:rPr>
-        <w:t xml:space="preserve"> tháng </w:t>
-      </w:r>
-      <w:r>
-        <w:rPr>
-          <w:sz w:val="26"/>
-          <w:szCs w:val="26"/>
-        </w:rPr>
-        <w:t>5</w:t>
+        <w:t xml:space="preserve">4 </w:t>
+      </w:r>
+      <w:r>
+        <w:rPr>
+          <w:sz w:val="26"/>
+          <w:szCs w:val="26"/>
+        </w:rPr>
+        <w:t xml:space="preserve">tháng </w:t>
+      </w:r>
+      <w:r>
+        <w:rPr>
+          <w:sz w:val="26"/>
+          <w:szCs w:val="26"/>
+        </w:rPr>
+        <w:t>6</w:t>
       </w:r>
       <w:r>
         <w:rPr>
@@ -8646,8 +7976,6 @@
         </w:rPr>
         <w:t xml:space="preserve"> năm </w:t>
       </w:r>
-      <w:bookmarkStart w:id="9" w:name="_GoBack"/>
-      <w:bookmarkEnd w:id="9"/>
       <w:r>
         <w:rPr>
           <w:sz w:val="26"/>
@@ -8763,11 +8091,10 @@
       <w:r>
         <w:rPr>
           <w:b/>
-          <w:bCs/>
-          <w:sz w:val="26"/>
-          <w:szCs w:val="26"/>
-        </w:rPr>
-        <w:t>VŨ TUẤN PHƯỚC</w:t>
+          <w:sz w:val="26"/>
+          <w:szCs w:val="26"/>
+        </w:rPr>
+        <w:t>CHEN, GUOHAO</w:t>
       </w:r>
     </w:p>
     <w:p>
@@ -8838,7 +8165,7 @@
       <w:rPr>
         <w:noProof/>
       </w:rPr>
-      <w:t>11</w:t>
+      <w:t>12</w:t>
     </w:r>
     <w:r>
       <w:rPr>
@@ -11334,6 +10661,28 @@
       </w:tblBorders>
     </w:tblPr>
   </w:style>
+  <w:style w:type="table" w:customStyle="1" w:styleId="TableGrid31">
+    <w:name w:val="Table Grid31"/>
+    <w:basedOn w:val="TableNormal"/>
+    <w:next w:val="TableGrid"/>
+    <w:uiPriority w:val="59"/>
+    <w:rsid w:val="002B73E7"/>
+    <w:rPr>
+      <w:rFonts w:ascii="Calibri" w:eastAsia="MS Mincho" w:hAnsi="Calibri"/>
+      <w:sz w:val="22"/>
+      <w:szCs w:val="22"/>
+    </w:rPr>
+    <w:tblPr>
+      <w:tblBorders>
+        <w:top w:val="single" w:sz="4" w:space="0" w:color="auto"/>
+        <w:left w:val="single" w:sz="4" w:space="0" w:color="auto"/>
+        <w:bottom w:val="single" w:sz="4" w:space="0" w:color="auto"/>
+        <w:right w:val="single" w:sz="4" w:space="0" w:color="auto"/>
+        <w:insideH w:val="single" w:sz="4" w:space="0" w:color="auto"/>
+        <w:insideV w:val="single" w:sz="4" w:space="0" w:color="auto"/>
+      </w:tblBorders>
+    </w:tblPr>
+  </w:style>
 </w:styles>
 </file>
 

--- a/CÔNG TY TNHH THƯƠNG MẠI QUỐC TẾ QUÁN NGUYÊN VIỆT NAM/QuanNguyenVN_Thanhlapmoi/Điều lệ công ty_DA_DIEN.docx
+++ b/CÔNG TY TNHH THƯƠNG MẠI QUỐC TẾ QUÁN NGUYÊN VIỆT NAM/QuanNguyenVN_Thanhlapmoi/Điều lệ công ty_DA_DIEN.docx
@@ -264,17 +264,7 @@
           <w:szCs w:val="26"/>
           <w:lang w:val="vi-VN"/>
         </w:rPr>
-        <w:t>Nơi cấp</w:t>
-      </w:r>
-      <w:bookmarkStart w:id="1" w:name="_GoBack"/>
-      <w:bookmarkEnd w:id="1"/>
-      <w:r>
-        <w:rPr>
-          <w:sz w:val="26"/>
-          <w:szCs w:val="26"/>
-          <w:lang w:val="vi-VN"/>
-        </w:rPr>
-        <w:t>: Cục Quản lý Di nhập cảnh Quốc gia Cộng hòa Nhân dân Trung Hoa</w:t>
+        <w:t>Nơi cấp: Cục Quản lý Di nhập cảnh Quốc gia Cộng hòa Nhân dân Trung Hoa</w:t>
       </w:r>
     </w:p>
     <w:p>
@@ -1642,7 +1632,7 @@
               <w:jc w:val="left"/>
               <w:rPr>
                 <w:rFonts w:ascii="Times New Roman" w:eastAsia="Times New Roman" w:hAnsi="Times New Roman"/>
-                <w:sz w:val="24"/>
+                <w:sz w:val="22"/>
                 <w:szCs w:val="22"/>
               </w:rPr>
             </w:pPr>
@@ -1654,6 +1644,17 @@
               </w:rPr>
               <w:t>Bán buôn tổng hợp</w:t>
             </w:r>
+          </w:p>
+          <w:p>
+            <w:pPr>
+              <w:spacing w:after="0" w:line="240" w:lineRule="auto"/>
+              <w:jc w:val="left"/>
+              <w:rPr>
+                <w:rFonts w:ascii="Times New Roman" w:eastAsia="Times New Roman" w:hAnsi="Times New Roman"/>
+                <w:sz w:val="24"/>
+                <w:szCs w:val="22"/>
+              </w:rPr>
+            </w:pPr>
           </w:p>
         </w:tc>
         <w:tc>
@@ -1771,7 +1772,7 @@
               <w:jc w:val="left"/>
               <w:rPr>
                 <w:rFonts w:ascii="Times New Roman" w:eastAsia="Times New Roman" w:hAnsi="Times New Roman"/>
-                <w:sz w:val="24"/>
+                <w:sz w:val="22"/>
                 <w:szCs w:val="22"/>
               </w:rPr>
             </w:pPr>
@@ -1783,6 +1784,27 @@
               </w:rPr>
               <w:t>Bán lẻ thuốc, dụng cụ y tế, mỹ phẩm và vật phẩm vệ sinh</w:t>
             </w:r>
+          </w:p>
+          <w:p>
+            <w:pPr>
+              <w:spacing w:after="0" w:line="240" w:lineRule="auto"/>
+              <w:jc w:val="left"/>
+              <w:rPr>
+                <w:rFonts w:ascii="Times New Roman" w:eastAsia="Times New Roman" w:hAnsi="Times New Roman"/>
+                <w:sz w:val="24"/>
+                <w:szCs w:val="22"/>
+              </w:rPr>
+            </w:pPr>
+            <w:r>
+              <w:rPr>
+                <w:rFonts w:ascii="Times New Roman" w:eastAsia="Times New Roman" w:hAnsi="Times New Roman"/>
+                <w:sz w:val="24"/>
+                <w:szCs w:val="22"/>
+              </w:rPr>
+              <w:t>Chi tiết: Bán lẻ nước hoa, mỹ phẩm, sản phẩm chăm sóc da, sản phẩm trang điểm, sữa tắm, dầu gội và vật phẩm vệ sinh qua sàn thương mại điện tử.</w:t>
+            </w:r>
+            <w:bookmarkStart w:id="1" w:name="_GoBack"/>
+            <w:bookmarkEnd w:id="1"/>
           </w:p>
         </w:tc>
         <w:tc>
@@ -1961,6 +1983,7 @@
                 <w:sz w:val="22"/>
                 <w:szCs w:val="22"/>
               </w:rPr>
+              <w:lastRenderedPageBreak/>
               <w:t>6</w:t>
             </w:r>
           </w:p>
@@ -2077,7 +2100,6 @@
         <w:rPr>
           <w:rFonts w:ascii="Times New Roman" w:hAnsi="Times New Roman"/>
         </w:rPr>
-        <w:lastRenderedPageBreak/>
         <w:t xml:space="preserve">Điều </w:t>
       </w:r>
       <w:r>
@@ -2959,6 +2981,7 @@
           <w:szCs w:val="26"/>
           <w:lang w:val="vi-VN"/>
         </w:rPr>
+        <w:lastRenderedPageBreak/>
         <w:t>a) Thực hiện quyền và nghĩa vụ được giao một cách trung thực, cẩn trọng, tốt nhất nhằm bảo đảm lợi ích hợp pháp của doanh nghiệp;</w:t>
       </w:r>
     </w:p>
@@ -3007,7 +3030,6 @@
           <w:szCs w:val="26"/>
           <w:lang w:val="vi-VN"/>
         </w:rPr>
-        <w:lastRenderedPageBreak/>
         <w:t>c) Thông báo kịp thời, đầy đủ, chính xác cho doanh nghiệp về doanh nghiệp mà mình, người có liên quan của mình làm chủ hoặc có cổ phần, phần vốn góp theo quy định của Luật Doanh nghiệp.</w:t>
       </w:r>
     </w:p>
@@ -3911,6 +3933,7 @@
           <w:sz w:val="26"/>
           <w:szCs w:val="26"/>
         </w:rPr>
+        <w:lastRenderedPageBreak/>
         <w:t>Số nhà/phòng, ngách/hẻm, ngõ/kiệt, đường/phố/đại lộ, tổ/xóm/ấp/thôn</w:t>
       </w:r>
       <w:r>
@@ -3974,7 +3997,6 @@
           <w:sz w:val="26"/>
           <w:szCs w:val="26"/>
         </w:rPr>
-        <w:lastRenderedPageBreak/>
         <w:t>Quốc gia: Trung Quốc</w:t>
       </w:r>
     </w:p>
@@ -4331,6 +4353,7 @@
           <w:szCs w:val="26"/>
           <w:lang w:val="vi-VN"/>
         </w:rPr>
+        <w:lastRenderedPageBreak/>
         <w:t>7. Quyền khác theo quy định của Luật Doanh nghiệp và Điều lệ công ty</w:t>
       </w:r>
       <w:r>
@@ -4471,7 +4494,6 @@
           <w:szCs w:val="26"/>
           <w:lang w:val="vi-VN"/>
         </w:rPr>
-        <w:lastRenderedPageBreak/>
         <w:t>3. Phải xác định và tách biệt tài sản của chủ sở hữu công ty với tài sản của công ty. Chủ sở hữu công ty là cá nhân phải tách biệt chi tiêu của cá nhân và gia đình mình với chi tiêu của Chủ tịch công ty, Giám đốc</w:t>
       </w:r>
       <w:r>
@@ -5011,6 +5033,7 @@
           <w:szCs w:val="26"/>
           <w:lang w:val="vi-VN"/>
         </w:rPr>
+        <w:lastRenderedPageBreak/>
         <w:t>3. Quyết định của Chủ tịch công ty về thực hiện quyền và nghĩa vụ của chủ sở hữu công ty có hiệu lực kể từ ngày được chủ sở hữu công ty phê duyệt.</w:t>
       </w:r>
     </w:p>
@@ -5040,799 +5063,799 @@
           <w:rFonts w:ascii="Times New Roman" w:hAnsi="Times New Roman"/>
           <w:lang w:val="vi-VN"/>
         </w:rPr>
+        <w:t>Điều 1</w:t>
+      </w:r>
+      <w:r>
+        <w:rPr>
+          <w:rFonts w:ascii="Times New Roman" w:hAnsi="Times New Roman"/>
+        </w:rPr>
+        <w:t>1</w:t>
+      </w:r>
+      <w:r>
+        <w:rPr>
+          <w:rFonts w:ascii="Times New Roman" w:hAnsi="Times New Roman"/>
+          <w:lang w:val="vi-VN"/>
+        </w:rPr>
+        <w:t xml:space="preserve">. Giám đốc </w:t>
+      </w:r>
+      <w:r>
+        <w:rPr>
+          <w:rFonts w:ascii="Times New Roman" w:hAnsi="Times New Roman"/>
+        </w:rPr>
+        <w:t>(hoặc Tổng giám đốc)</w:t>
+      </w:r>
+    </w:p>
+    <w:p>
+      <w:pPr>
+        <w:spacing w:line="240" w:lineRule="auto"/>
+        <w:ind w:firstLine="360"/>
+        <w:rPr>
+          <w:bCs/>
+          <w:sz w:val="26"/>
+          <w:szCs w:val="26"/>
+          <w:lang w:val="vi-VN"/>
+        </w:rPr>
+      </w:pPr>
+      <w:r>
+        <w:rPr>
+          <w:bCs/>
+          <w:sz w:val="26"/>
+          <w:szCs w:val="26"/>
+          <w:lang w:val="vi-VN"/>
+        </w:rPr>
+        <w:t xml:space="preserve">1. Chủ tịch công ty bổ nhiệm hoặc thuê Giám đốc </w:t>
+      </w:r>
+      <w:r>
+        <w:rPr>
+          <w:bCs/>
+          <w:sz w:val="26"/>
+          <w:szCs w:val="26"/>
+          <w:lang w:val="vi-VN"/>
+        </w:rPr>
+        <w:t xml:space="preserve">(hoặc Tổng giám đốc) </w:t>
+      </w:r>
+      <w:r>
+        <w:rPr>
+          <w:bCs/>
+          <w:sz w:val="26"/>
+          <w:szCs w:val="26"/>
+          <w:lang w:val="vi-VN"/>
+        </w:rPr>
+        <w:t xml:space="preserve">với nhiệm kỳ không quá 05 năm để điều hành hoạt động kinh doanh hằng ngày của công ty. Giám đốc </w:t>
+      </w:r>
+      <w:r>
+        <w:rPr>
+          <w:bCs/>
+          <w:sz w:val="26"/>
+          <w:szCs w:val="26"/>
+          <w:lang w:val="vi-VN"/>
+        </w:rPr>
+        <w:t xml:space="preserve">(hoặc Tổng giám đốc) </w:t>
+      </w:r>
+      <w:r>
+        <w:rPr>
+          <w:bCs/>
+          <w:sz w:val="26"/>
+          <w:szCs w:val="26"/>
+          <w:lang w:val="vi-VN"/>
+        </w:rPr>
+        <w:t>chịu trách nhiệm trước pháp luật và Chủ tịch công ty về việc thực hiện quyền và nghĩa vụ của mình. Chủ tịch công ty có thể kiêm Giám đốc</w:t>
+      </w:r>
+      <w:r>
+        <w:rPr>
+          <w:bCs/>
+          <w:sz w:val="26"/>
+          <w:szCs w:val="26"/>
+          <w:lang w:val="vi-VN"/>
+        </w:rPr>
+        <w:t xml:space="preserve"> (hoặc Tổng giám đốc</w:t>
+      </w:r>
+      <w:r>
+        <w:rPr>
+          <w:bCs/>
+          <w:sz w:val="26"/>
+          <w:szCs w:val="26"/>
+          <w:lang w:val="vi-VN"/>
+        </w:rPr>
+        <w:t>)</w:t>
+      </w:r>
+      <w:r>
+        <w:rPr>
+          <w:bCs/>
+          <w:sz w:val="26"/>
+          <w:szCs w:val="26"/>
+          <w:lang w:val="vi-VN"/>
+        </w:rPr>
+        <w:t>.</w:t>
+      </w:r>
+    </w:p>
+    <w:p>
+      <w:pPr>
+        <w:spacing w:line="240" w:lineRule="auto"/>
+        <w:ind w:firstLine="360"/>
+        <w:rPr>
+          <w:bCs/>
+          <w:sz w:val="26"/>
+          <w:szCs w:val="26"/>
+          <w:lang w:val="vi-VN"/>
+        </w:rPr>
+      </w:pPr>
+      <w:r>
+        <w:rPr>
+          <w:bCs/>
+          <w:sz w:val="26"/>
+          <w:szCs w:val="26"/>
+          <w:lang w:val="vi-VN"/>
+        </w:rPr>
+        <w:t xml:space="preserve">2. Giám đốc </w:t>
+      </w:r>
+      <w:r>
+        <w:rPr>
+          <w:bCs/>
+          <w:sz w:val="26"/>
+          <w:szCs w:val="26"/>
+          <w:lang w:val="vi-VN"/>
+        </w:rPr>
+        <w:t xml:space="preserve">(hoặc Tổng giám đốc) </w:t>
+      </w:r>
+      <w:r>
+        <w:rPr>
+          <w:bCs/>
+          <w:sz w:val="26"/>
+          <w:szCs w:val="26"/>
+          <w:lang w:val="vi-VN"/>
+        </w:rPr>
+        <w:t>có quyền và nghĩa vụ sau đây:</w:t>
+      </w:r>
+    </w:p>
+    <w:p>
+      <w:pPr>
+        <w:spacing w:line="240" w:lineRule="auto"/>
+        <w:ind w:firstLine="360"/>
+        <w:rPr>
+          <w:bCs/>
+          <w:sz w:val="26"/>
+          <w:szCs w:val="26"/>
+          <w:lang w:val="vi-VN"/>
+        </w:rPr>
+      </w:pPr>
+      <w:r>
+        <w:rPr>
+          <w:bCs/>
+          <w:sz w:val="26"/>
+          <w:szCs w:val="26"/>
+          <w:lang w:val="vi-VN"/>
+        </w:rPr>
+        <w:t>a) Tổ chức thực hiện nghị quyết, quyết định của Chủ tịch công ty;</w:t>
+      </w:r>
+    </w:p>
+    <w:p>
+      <w:pPr>
+        <w:spacing w:line="240" w:lineRule="auto"/>
+        <w:ind w:firstLine="360"/>
+        <w:rPr>
+          <w:bCs/>
+          <w:sz w:val="26"/>
+          <w:szCs w:val="26"/>
+          <w:lang w:val="vi-VN"/>
+        </w:rPr>
+      </w:pPr>
+      <w:r>
+        <w:rPr>
+          <w:bCs/>
+          <w:sz w:val="26"/>
+          <w:szCs w:val="26"/>
+          <w:lang w:val="vi-VN"/>
+        </w:rPr>
+        <w:t>b) Quyết định các vấn đề liên quan đ</w:t>
+      </w:r>
+      <w:r>
+        <w:rPr>
+          <w:bCs/>
+          <w:sz w:val="26"/>
+          <w:szCs w:val="26"/>
+          <w:lang w:val="vi-VN"/>
+        </w:rPr>
+        <w:t>ế</w:t>
+      </w:r>
+      <w:r>
+        <w:rPr>
+          <w:bCs/>
+          <w:sz w:val="26"/>
+          <w:szCs w:val="26"/>
+          <w:lang w:val="vi-VN"/>
+        </w:rPr>
+        <w:t>n hoạt động kinh doanh hằng ngày của côn</w:t>
+      </w:r>
+      <w:r>
+        <w:rPr>
+          <w:bCs/>
+          <w:sz w:val="26"/>
+          <w:szCs w:val="26"/>
+          <w:lang w:val="vi-VN"/>
+        </w:rPr>
+        <w:t xml:space="preserve">g </w:t>
+      </w:r>
+      <w:r>
+        <w:rPr>
+          <w:bCs/>
+          <w:sz w:val="26"/>
+          <w:szCs w:val="26"/>
+          <w:lang w:val="vi-VN"/>
+        </w:rPr>
+        <w:t>ty;</w:t>
+      </w:r>
+    </w:p>
+    <w:p>
+      <w:pPr>
+        <w:spacing w:line="240" w:lineRule="auto"/>
+        <w:ind w:firstLine="360"/>
+        <w:rPr>
+          <w:bCs/>
+          <w:sz w:val="26"/>
+          <w:szCs w:val="26"/>
+          <w:lang w:val="vi-VN"/>
+        </w:rPr>
+      </w:pPr>
+      <w:r>
+        <w:rPr>
+          <w:bCs/>
+          <w:sz w:val="26"/>
+          <w:szCs w:val="26"/>
+          <w:lang w:val="vi-VN"/>
+        </w:rPr>
+        <w:t>c) Tổ chức thực hiện kế hoạch kinh doanh và phương án đầu tư của công ty;</w:t>
+      </w:r>
+    </w:p>
+    <w:p>
+      <w:pPr>
+        <w:spacing w:line="240" w:lineRule="auto"/>
+        <w:ind w:firstLine="360"/>
+        <w:rPr>
+          <w:bCs/>
+          <w:sz w:val="26"/>
+          <w:szCs w:val="26"/>
+          <w:lang w:val="vi-VN"/>
+        </w:rPr>
+      </w:pPr>
+      <w:r>
+        <w:rPr>
+          <w:bCs/>
+          <w:sz w:val="26"/>
+          <w:szCs w:val="26"/>
+          <w:lang w:val="vi-VN"/>
+        </w:rPr>
+        <w:t>d) Ban hành quy chế quản lý nội bộ của công ty;</w:t>
+      </w:r>
+    </w:p>
+    <w:p>
+      <w:pPr>
+        <w:spacing w:line="240" w:lineRule="auto"/>
+        <w:ind w:firstLine="360"/>
+        <w:rPr>
+          <w:bCs/>
+          <w:sz w:val="26"/>
+          <w:szCs w:val="26"/>
+          <w:lang w:val="vi-VN"/>
+        </w:rPr>
+      </w:pPr>
+      <w:r>
+        <w:rPr>
+          <w:bCs/>
+          <w:sz w:val="26"/>
+          <w:szCs w:val="26"/>
+          <w:lang w:val="vi-VN"/>
+        </w:rPr>
+        <w:t>đ) Bổ nhiệm, miễn nhiệm, bãi nhiệm người quản lý công ty, trừ các chức danh thuộc thẩm quyền của Chủ tịch công ty;</w:t>
+      </w:r>
+    </w:p>
+    <w:p>
+      <w:pPr>
+        <w:spacing w:line="240" w:lineRule="auto"/>
+        <w:ind w:firstLine="360"/>
+        <w:rPr>
+          <w:bCs/>
+          <w:sz w:val="26"/>
+          <w:szCs w:val="26"/>
+          <w:lang w:val="vi-VN"/>
+        </w:rPr>
+      </w:pPr>
+      <w:r>
+        <w:rPr>
+          <w:bCs/>
+          <w:sz w:val="26"/>
+          <w:szCs w:val="26"/>
+          <w:lang w:val="vi-VN"/>
+        </w:rPr>
+        <w:t>e) Ký hợp đồng nhân danh công ty, trừ trường hợp thuộc thẩm quyền của Chủ tịch công ty;</w:t>
+      </w:r>
+    </w:p>
+    <w:p>
+      <w:pPr>
+        <w:spacing w:line="240" w:lineRule="auto"/>
+        <w:ind w:firstLine="360"/>
+        <w:rPr>
+          <w:bCs/>
+          <w:sz w:val="26"/>
+          <w:szCs w:val="26"/>
+          <w:lang w:val="vi-VN"/>
+        </w:rPr>
+      </w:pPr>
+      <w:r>
+        <w:rPr>
+          <w:bCs/>
+          <w:sz w:val="26"/>
+          <w:szCs w:val="26"/>
+          <w:lang w:val="vi-VN"/>
+        </w:rPr>
+        <w:t>g) Kiến nghị phương án cơ cấu tổ chức công ty;</w:t>
+      </w:r>
+    </w:p>
+    <w:p>
+      <w:pPr>
+        <w:spacing w:line="240" w:lineRule="auto"/>
+        <w:ind w:firstLine="360"/>
+        <w:rPr>
+          <w:bCs/>
+          <w:sz w:val="26"/>
+          <w:szCs w:val="26"/>
+          <w:lang w:val="vi-VN"/>
+        </w:rPr>
+      </w:pPr>
+      <w:r>
+        <w:rPr>
+          <w:bCs/>
+          <w:sz w:val="26"/>
+          <w:szCs w:val="26"/>
+          <w:lang w:val="vi-VN"/>
+        </w:rPr>
+        <w:t>h) Trình báo cáo tài chính hằng năm lên Chủ tịch công ty;</w:t>
+      </w:r>
+    </w:p>
+    <w:p>
+      <w:pPr>
+        <w:spacing w:line="240" w:lineRule="auto"/>
+        <w:ind w:firstLine="360"/>
+        <w:rPr>
+          <w:bCs/>
+          <w:sz w:val="26"/>
+          <w:szCs w:val="26"/>
+          <w:lang w:val="vi-VN"/>
+        </w:rPr>
+      </w:pPr>
+      <w:r>
+        <w:rPr>
+          <w:bCs/>
+          <w:sz w:val="26"/>
+          <w:szCs w:val="26"/>
+          <w:lang w:val="vi-VN"/>
+        </w:rPr>
+        <w:t>i) Kiến nghị phương án sử dụng lợi nhuận hoặc xử lý lỗ trong kinh doanh;</w:t>
+      </w:r>
+    </w:p>
+    <w:p>
+      <w:pPr>
+        <w:spacing w:line="240" w:lineRule="auto"/>
+        <w:ind w:firstLine="360"/>
+        <w:rPr>
+          <w:bCs/>
+          <w:sz w:val="26"/>
+          <w:szCs w:val="26"/>
+          <w:lang w:val="vi-VN"/>
+        </w:rPr>
+      </w:pPr>
+      <w:r>
+        <w:rPr>
+          <w:bCs/>
+          <w:sz w:val="26"/>
+          <w:szCs w:val="26"/>
+          <w:lang w:val="vi-VN"/>
+        </w:rPr>
+        <w:t>k) Tuyển dụng lao động; .</w:t>
+      </w:r>
+    </w:p>
+    <w:p>
+      <w:pPr>
+        <w:spacing w:line="240" w:lineRule="auto"/>
+        <w:ind w:firstLine="360"/>
+        <w:rPr>
+          <w:bCs/>
+          <w:sz w:val="26"/>
+          <w:szCs w:val="26"/>
+          <w:lang w:val="vi-VN"/>
+        </w:rPr>
+      </w:pPr>
+      <w:r>
+        <w:rPr>
+          <w:bCs/>
+          <w:sz w:val="26"/>
+          <w:szCs w:val="26"/>
+          <w:lang w:val="vi-VN"/>
+        </w:rPr>
+        <w:t>l) Quyền và nghĩa vụ khác được quy định tại Điều lệ công ty và hợp đồng lao động.</w:t>
+      </w:r>
+    </w:p>
+    <w:p>
+      <w:pPr>
+        <w:spacing w:line="240" w:lineRule="auto"/>
+        <w:ind w:firstLine="360"/>
+        <w:rPr>
+          <w:bCs/>
+          <w:sz w:val="26"/>
+          <w:szCs w:val="26"/>
+          <w:lang w:val="vi-VN"/>
+        </w:rPr>
+      </w:pPr>
+      <w:r>
+        <w:rPr>
+          <w:bCs/>
+          <w:sz w:val="26"/>
+          <w:szCs w:val="26"/>
+          <w:lang w:val="vi-VN"/>
+        </w:rPr>
+        <w:t xml:space="preserve">3. Giám đốc </w:t>
+      </w:r>
+      <w:r>
+        <w:rPr>
+          <w:bCs/>
+          <w:sz w:val="26"/>
+          <w:szCs w:val="26"/>
+          <w:lang w:val="vi-VN"/>
+        </w:rPr>
+        <w:t xml:space="preserve">(hoặc Tổng giám đốc) </w:t>
+      </w:r>
+      <w:r>
+        <w:rPr>
+          <w:bCs/>
+          <w:sz w:val="26"/>
+          <w:szCs w:val="26"/>
+          <w:lang w:val="vi-VN"/>
+        </w:rPr>
+        <w:t>phải có tiêu chuẩn và điều kiện sau đây:</w:t>
+      </w:r>
+    </w:p>
+    <w:p>
+      <w:pPr>
+        <w:spacing w:line="240" w:lineRule="auto"/>
+        <w:ind w:firstLine="360"/>
+        <w:rPr>
+          <w:bCs/>
+          <w:sz w:val="26"/>
+          <w:szCs w:val="26"/>
+          <w:lang w:val="vi-VN"/>
+        </w:rPr>
+      </w:pPr>
+      <w:r>
+        <w:rPr>
+          <w:bCs/>
+          <w:sz w:val="26"/>
+          <w:szCs w:val="26"/>
+          <w:lang w:val="vi-VN"/>
+        </w:rPr>
+        <w:t xml:space="preserve">a) Không thuộc đối tượng quy định tại khoản 2 Điều 17 của Luật </w:t>
+      </w:r>
+      <w:r>
+        <w:rPr>
+          <w:bCs/>
+          <w:sz w:val="26"/>
+          <w:szCs w:val="26"/>
+          <w:lang w:val="vi-VN"/>
+        </w:rPr>
+        <w:t>Doanh nghiệp</w:t>
+      </w:r>
+      <w:r>
+        <w:rPr>
+          <w:bCs/>
+          <w:sz w:val="26"/>
+          <w:szCs w:val="26"/>
+          <w:lang w:val="vi-VN"/>
+        </w:rPr>
+        <w:t>;</w:t>
+      </w:r>
+    </w:p>
+    <w:p>
+      <w:pPr>
+        <w:spacing w:line="240" w:lineRule="auto"/>
+        <w:ind w:firstLine="360"/>
+        <w:rPr>
+          <w:bCs/>
+          <w:sz w:val="26"/>
+          <w:szCs w:val="26"/>
+          <w:lang w:val="vi-VN"/>
+        </w:rPr>
+      </w:pPr>
+      <w:r>
+        <w:rPr>
+          <w:bCs/>
+          <w:sz w:val="26"/>
+          <w:szCs w:val="26"/>
+          <w:lang w:val="vi-VN"/>
+        </w:rPr>
+        <w:t>b) Có trình độ chuyên môn, kinh nghiệm trong quản trị kinh doanh của công ty</w:t>
+      </w:r>
+      <w:r>
+        <w:rPr>
+          <w:bCs/>
+          <w:sz w:val="26"/>
+          <w:szCs w:val="26"/>
+          <w:lang w:val="vi-VN"/>
+        </w:rPr>
+        <w:t>.</w:t>
+      </w:r>
+    </w:p>
+    <w:p>
+      <w:pPr>
+        <w:spacing w:line="240" w:lineRule="auto"/>
+        <w:ind w:firstLine="360"/>
+        <w:rPr>
+          <w:bCs/>
+          <w:sz w:val="26"/>
+          <w:szCs w:val="26"/>
+          <w:lang w:val="vi-VN"/>
+        </w:rPr>
+      </w:pPr>
+    </w:p>
+    <w:p>
+      <w:pPr>
+        <w:pStyle w:val="Heading3"/>
+        <w:ind w:firstLine="360"/>
+        <w:rPr>
+          <w:rFonts w:ascii="Times New Roman" w:hAnsi="Times New Roman"/>
+        </w:rPr>
+      </w:pPr>
+      <w:r>
+        <w:rPr>
+          <w:rFonts w:ascii="Times New Roman" w:hAnsi="Times New Roman"/>
+        </w:rPr>
+        <w:t>Điều 1</w:t>
+      </w:r>
+      <w:r>
+        <w:rPr>
+          <w:rFonts w:ascii="Times New Roman" w:hAnsi="Times New Roman"/>
+        </w:rPr>
+        <w:t>2</w:t>
+      </w:r>
+      <w:r>
+        <w:rPr>
+          <w:rFonts w:ascii="Times New Roman" w:hAnsi="Times New Roman"/>
+        </w:rPr>
+        <w:t xml:space="preserve">. </w:t>
+      </w:r>
+      <w:r>
+        <w:rPr>
+          <w:rFonts w:ascii="Times New Roman" w:hAnsi="Times New Roman"/>
+          <w:lang w:val="vi-VN"/>
+        </w:rPr>
+        <w:t>T</w:t>
+      </w:r>
+      <w:r>
+        <w:rPr>
+          <w:rFonts w:ascii="Times New Roman" w:hAnsi="Times New Roman"/>
+        </w:rPr>
+        <w:t>iền lương</w:t>
+      </w:r>
+      <w:r>
+        <w:rPr>
+          <w:rFonts w:ascii="Times New Roman" w:hAnsi="Times New Roman"/>
+          <w:lang w:val="vi-VN"/>
+        </w:rPr>
+        <w:t xml:space="preserve">, </w:t>
+      </w:r>
+      <w:r>
+        <w:rPr>
+          <w:rFonts w:ascii="Times New Roman" w:hAnsi="Times New Roman"/>
+        </w:rPr>
+        <w:t>thù la</w:t>
+      </w:r>
+      <w:r>
+        <w:rPr>
+          <w:rFonts w:ascii="Times New Roman" w:hAnsi="Times New Roman"/>
+          <w:lang w:val="vi-VN"/>
+        </w:rPr>
+        <w:t>o, thưởng</w:t>
+      </w:r>
+      <w:r>
+        <w:rPr>
+          <w:rFonts w:ascii="Times New Roman" w:hAnsi="Times New Roman"/>
+        </w:rPr>
+        <w:t xml:space="preserve"> và lợi ích khác của người quản lý công ty </w:t>
+      </w:r>
+    </w:p>
+    <w:p>
+      <w:pPr>
+        <w:spacing w:line="240" w:lineRule="auto"/>
+        <w:ind w:firstLine="360"/>
+        <w:rPr>
+          <w:color w:val="000000"/>
+          <w:sz w:val="26"/>
+          <w:szCs w:val="26"/>
+          <w:lang w:val="vi-VN"/>
+        </w:rPr>
+      </w:pPr>
+      <w:r>
+        <w:rPr>
+          <w:color w:val="000000"/>
+          <w:sz w:val="26"/>
+          <w:szCs w:val="26"/>
+          <w:lang w:val="vi-VN"/>
+        </w:rPr>
+        <w:t xml:space="preserve">1. Người quản lý công ty được hưởng </w:t>
+      </w:r>
+      <w:r>
+        <w:rPr>
+          <w:color w:val="000000"/>
+          <w:sz w:val="26"/>
+          <w:szCs w:val="26"/>
+          <w:lang w:val="vi-VN"/>
+        </w:rPr>
+        <w:t>tiền lương</w:t>
+      </w:r>
+      <w:r>
+        <w:rPr>
+          <w:color w:val="000000"/>
+          <w:sz w:val="26"/>
+          <w:szCs w:val="26"/>
+        </w:rPr>
+        <w:t>,</w:t>
+      </w:r>
+      <w:r>
+        <w:rPr>
+          <w:color w:val="000000"/>
+          <w:sz w:val="26"/>
+          <w:szCs w:val="26"/>
+          <w:lang w:val="vi-VN"/>
+        </w:rPr>
+        <w:t xml:space="preserve"> </w:t>
+      </w:r>
+      <w:r>
+        <w:rPr>
+          <w:color w:val="000000"/>
+          <w:sz w:val="26"/>
+          <w:szCs w:val="26"/>
+          <w:lang w:val="vi-VN"/>
+        </w:rPr>
+        <w:t>thù lao</w:t>
+      </w:r>
+      <w:r>
+        <w:rPr>
+          <w:color w:val="000000"/>
+          <w:sz w:val="26"/>
+          <w:szCs w:val="26"/>
+        </w:rPr>
+        <w:t>, thưởng</w:t>
+      </w:r>
+      <w:r>
+        <w:rPr>
+          <w:color w:val="000000"/>
+          <w:sz w:val="26"/>
+          <w:szCs w:val="26"/>
+          <w:lang w:val="vi-VN"/>
+        </w:rPr>
+        <w:t xml:space="preserve"> và lợi ích khác theo kết quả và hiệu quả kinh doanh của công ty.</w:t>
+      </w:r>
+    </w:p>
+    <w:p>
+      <w:pPr>
+        <w:spacing w:line="240" w:lineRule="auto"/>
+        <w:ind w:firstLine="360"/>
+        <w:rPr>
+          <w:color w:val="000000"/>
+          <w:sz w:val="26"/>
+          <w:szCs w:val="26"/>
+          <w:lang w:val="vi-VN"/>
+        </w:rPr>
+      </w:pPr>
+      <w:r>
+        <w:rPr>
+          <w:color w:val="000000"/>
+          <w:sz w:val="26"/>
+          <w:szCs w:val="26"/>
+          <w:lang w:val="vi-VN"/>
+        </w:rPr>
+        <w:t xml:space="preserve">2. Chủ sở hữu công ty quyết định mức </w:t>
+      </w:r>
+      <w:r>
+        <w:rPr>
+          <w:color w:val="000000"/>
+          <w:sz w:val="26"/>
+          <w:szCs w:val="26"/>
+          <w:lang w:val="vi-VN"/>
+        </w:rPr>
+        <w:t>tiền lương</w:t>
+      </w:r>
+      <w:r>
+        <w:rPr>
+          <w:color w:val="000000"/>
+          <w:sz w:val="26"/>
+          <w:szCs w:val="26"/>
+          <w:lang w:val="vi-VN"/>
+        </w:rPr>
+        <w:t>,</w:t>
+      </w:r>
+      <w:r>
+        <w:rPr>
+          <w:color w:val="000000"/>
+          <w:sz w:val="26"/>
+          <w:szCs w:val="26"/>
+          <w:lang w:val="vi-VN"/>
+        </w:rPr>
+        <w:t xml:space="preserve"> thù lao</w:t>
+      </w:r>
+      <w:r>
+        <w:rPr>
+          <w:color w:val="000000"/>
+          <w:sz w:val="26"/>
+          <w:szCs w:val="26"/>
+          <w:lang w:val="vi-VN"/>
+        </w:rPr>
+        <w:t>, thưởng</w:t>
+      </w:r>
+      <w:r>
+        <w:rPr>
+          <w:color w:val="000000"/>
+          <w:sz w:val="26"/>
+          <w:szCs w:val="26"/>
+          <w:lang w:val="vi-VN"/>
+        </w:rPr>
+        <w:t xml:space="preserve"> </w:t>
+      </w:r>
+      <w:r>
+        <w:rPr>
+          <w:color w:val="000000"/>
+          <w:sz w:val="26"/>
+          <w:szCs w:val="26"/>
+          <w:lang w:val="vi-VN"/>
+        </w:rPr>
+        <w:t xml:space="preserve">và </w:t>
+      </w:r>
+      <w:r>
+        <w:rPr>
+          <w:color w:val="000000"/>
+          <w:sz w:val="26"/>
+          <w:szCs w:val="26"/>
+          <w:lang w:val="vi-VN"/>
+        </w:rPr>
+        <w:t>lợi ích khác của Chủ tịch công ty. Thù lao, tiền lương và lợi ích khác của người quản lý công ty được tính vào chi phí kinh doanh theo quy định của pháp luật về thuế</w:t>
+      </w:r>
+      <w:r>
+        <w:rPr>
+          <w:color w:val="000000"/>
+          <w:sz w:val="26"/>
+          <w:szCs w:val="26"/>
+          <w:lang w:val="vi-VN"/>
+        </w:rPr>
+        <w:t xml:space="preserve"> thu nhập doanh nghiệp</w:t>
+      </w:r>
+      <w:r>
+        <w:rPr>
+          <w:color w:val="000000"/>
+          <w:sz w:val="26"/>
+          <w:szCs w:val="26"/>
+          <w:lang w:val="vi-VN"/>
+        </w:rPr>
+        <w:t>, pháp luật có liên quan và được thể hiện thành mục riêng trong báo cáo tài chính hằng năm của công ty.</w:t>
+      </w:r>
+    </w:p>
+    <w:p>
+      <w:pPr>
+        <w:spacing w:line="240" w:lineRule="auto"/>
+        <w:ind w:firstLine="360"/>
+        <w:rPr>
+          <w:color w:val="000000"/>
+          <w:sz w:val="26"/>
+          <w:szCs w:val="26"/>
+          <w:lang w:val="vi-VN"/>
+        </w:rPr>
+      </w:pPr>
+      <w:bookmarkStart w:id="6" w:name="_Toc115580070"/>
+      <w:r>
+        <w:rPr>
+          <w:color w:val="000000"/>
+          <w:sz w:val="26"/>
+          <w:szCs w:val="26"/>
+          <w:lang w:val="vi-VN"/>
+        </w:rPr>
         <w:lastRenderedPageBreak/>
-        <w:t>Điều 1</w:t>
-      </w:r>
-      <w:r>
-        <w:rPr>
-          <w:rFonts w:ascii="Times New Roman" w:hAnsi="Times New Roman"/>
-        </w:rPr>
-        <w:t>1</w:t>
-      </w:r>
-      <w:r>
-        <w:rPr>
-          <w:rFonts w:ascii="Times New Roman" w:hAnsi="Times New Roman"/>
-          <w:lang w:val="vi-VN"/>
-        </w:rPr>
-        <w:t xml:space="preserve">. Giám đốc </w:t>
-      </w:r>
-      <w:r>
-        <w:rPr>
-          <w:rFonts w:ascii="Times New Roman" w:hAnsi="Times New Roman"/>
-        </w:rPr>
-        <w:t>(hoặc Tổng giám đốc)</w:t>
-      </w:r>
-    </w:p>
-    <w:p>
-      <w:pPr>
-        <w:spacing w:line="240" w:lineRule="auto"/>
-        <w:ind w:firstLine="360"/>
-        <w:rPr>
-          <w:bCs/>
-          <w:sz w:val="26"/>
-          <w:szCs w:val="26"/>
-          <w:lang w:val="vi-VN"/>
-        </w:rPr>
-      </w:pPr>
-      <w:r>
-        <w:rPr>
-          <w:bCs/>
-          <w:sz w:val="26"/>
-          <w:szCs w:val="26"/>
-          <w:lang w:val="vi-VN"/>
-        </w:rPr>
-        <w:t xml:space="preserve">1. Chủ tịch công ty bổ nhiệm hoặc thuê Giám đốc </w:t>
-      </w:r>
-      <w:r>
-        <w:rPr>
-          <w:bCs/>
-          <w:sz w:val="26"/>
-          <w:szCs w:val="26"/>
-          <w:lang w:val="vi-VN"/>
-        </w:rPr>
-        <w:t xml:space="preserve">(hoặc Tổng giám đốc) </w:t>
-      </w:r>
-      <w:r>
-        <w:rPr>
-          <w:bCs/>
-          <w:sz w:val="26"/>
-          <w:szCs w:val="26"/>
-          <w:lang w:val="vi-VN"/>
-        </w:rPr>
-        <w:t xml:space="preserve">với nhiệm kỳ không quá 05 năm để điều hành hoạt động kinh doanh hằng ngày của công ty. Giám đốc </w:t>
-      </w:r>
-      <w:r>
-        <w:rPr>
-          <w:bCs/>
-          <w:sz w:val="26"/>
-          <w:szCs w:val="26"/>
-          <w:lang w:val="vi-VN"/>
-        </w:rPr>
-        <w:t xml:space="preserve">(hoặc Tổng giám đốc) </w:t>
-      </w:r>
-      <w:r>
-        <w:rPr>
-          <w:bCs/>
-          <w:sz w:val="26"/>
-          <w:szCs w:val="26"/>
-          <w:lang w:val="vi-VN"/>
-        </w:rPr>
-        <w:t>chịu trách nhiệm trước pháp luật và Chủ tịch công ty về việc thực hiện quyền và nghĩa vụ của mình. Chủ tịch công ty có thể kiêm Giám đốc</w:t>
-      </w:r>
-      <w:r>
-        <w:rPr>
-          <w:bCs/>
-          <w:sz w:val="26"/>
-          <w:szCs w:val="26"/>
-          <w:lang w:val="vi-VN"/>
-        </w:rPr>
-        <w:t xml:space="preserve"> (hoặc Tổng giám đốc</w:t>
-      </w:r>
-      <w:r>
-        <w:rPr>
-          <w:bCs/>
-          <w:sz w:val="26"/>
-          <w:szCs w:val="26"/>
-          <w:lang w:val="vi-VN"/>
-        </w:rPr>
-        <w:t>)</w:t>
-      </w:r>
-      <w:r>
-        <w:rPr>
-          <w:bCs/>
-          <w:sz w:val="26"/>
-          <w:szCs w:val="26"/>
-          <w:lang w:val="vi-VN"/>
-        </w:rPr>
-        <w:t>.</w:t>
-      </w:r>
-    </w:p>
-    <w:p>
-      <w:pPr>
-        <w:spacing w:line="240" w:lineRule="auto"/>
-        <w:ind w:firstLine="360"/>
-        <w:rPr>
-          <w:bCs/>
-          <w:sz w:val="26"/>
-          <w:szCs w:val="26"/>
-          <w:lang w:val="vi-VN"/>
-        </w:rPr>
-      </w:pPr>
-      <w:r>
-        <w:rPr>
-          <w:bCs/>
-          <w:sz w:val="26"/>
-          <w:szCs w:val="26"/>
-          <w:lang w:val="vi-VN"/>
-        </w:rPr>
-        <w:t xml:space="preserve">2. Giám đốc </w:t>
-      </w:r>
-      <w:r>
-        <w:rPr>
-          <w:bCs/>
-          <w:sz w:val="26"/>
-          <w:szCs w:val="26"/>
-          <w:lang w:val="vi-VN"/>
-        </w:rPr>
-        <w:t xml:space="preserve">(hoặc Tổng giám đốc) </w:t>
-      </w:r>
-      <w:r>
-        <w:rPr>
-          <w:bCs/>
-          <w:sz w:val="26"/>
-          <w:szCs w:val="26"/>
-          <w:lang w:val="vi-VN"/>
-        </w:rPr>
-        <w:t>có quyền và nghĩa vụ sau đây:</w:t>
-      </w:r>
-    </w:p>
-    <w:p>
-      <w:pPr>
-        <w:spacing w:line="240" w:lineRule="auto"/>
-        <w:ind w:firstLine="360"/>
-        <w:rPr>
-          <w:bCs/>
-          <w:sz w:val="26"/>
-          <w:szCs w:val="26"/>
-          <w:lang w:val="vi-VN"/>
-        </w:rPr>
-      </w:pPr>
-      <w:r>
-        <w:rPr>
-          <w:bCs/>
-          <w:sz w:val="26"/>
-          <w:szCs w:val="26"/>
-          <w:lang w:val="vi-VN"/>
-        </w:rPr>
-        <w:t>a) Tổ chức thực hiện nghị quyết, quyết định của Chủ tịch công ty;</w:t>
-      </w:r>
-    </w:p>
-    <w:p>
-      <w:pPr>
-        <w:spacing w:line="240" w:lineRule="auto"/>
-        <w:ind w:firstLine="360"/>
-        <w:rPr>
-          <w:bCs/>
-          <w:sz w:val="26"/>
-          <w:szCs w:val="26"/>
-          <w:lang w:val="vi-VN"/>
-        </w:rPr>
-      </w:pPr>
-      <w:r>
-        <w:rPr>
-          <w:bCs/>
-          <w:sz w:val="26"/>
-          <w:szCs w:val="26"/>
-          <w:lang w:val="vi-VN"/>
-        </w:rPr>
-        <w:t>b) Quyết định các vấn đề liên quan đ</w:t>
-      </w:r>
-      <w:r>
-        <w:rPr>
-          <w:bCs/>
-          <w:sz w:val="26"/>
-          <w:szCs w:val="26"/>
-          <w:lang w:val="vi-VN"/>
-        </w:rPr>
-        <w:t>ế</w:t>
-      </w:r>
-      <w:r>
-        <w:rPr>
-          <w:bCs/>
-          <w:sz w:val="26"/>
-          <w:szCs w:val="26"/>
-          <w:lang w:val="vi-VN"/>
-        </w:rPr>
-        <w:t>n hoạt động kinh doanh hằng ngày của côn</w:t>
-      </w:r>
-      <w:r>
-        <w:rPr>
-          <w:bCs/>
-          <w:sz w:val="26"/>
-          <w:szCs w:val="26"/>
-          <w:lang w:val="vi-VN"/>
-        </w:rPr>
-        <w:t xml:space="preserve">g </w:t>
-      </w:r>
-      <w:r>
-        <w:rPr>
-          <w:bCs/>
-          <w:sz w:val="26"/>
-          <w:szCs w:val="26"/>
-          <w:lang w:val="vi-VN"/>
-        </w:rPr>
-        <w:t>ty;</w:t>
-      </w:r>
-    </w:p>
-    <w:p>
-      <w:pPr>
-        <w:spacing w:line="240" w:lineRule="auto"/>
-        <w:ind w:firstLine="360"/>
-        <w:rPr>
-          <w:bCs/>
-          <w:sz w:val="26"/>
-          <w:szCs w:val="26"/>
-          <w:lang w:val="vi-VN"/>
-        </w:rPr>
-      </w:pPr>
-      <w:r>
-        <w:rPr>
-          <w:bCs/>
-          <w:sz w:val="26"/>
-          <w:szCs w:val="26"/>
-          <w:lang w:val="vi-VN"/>
-        </w:rPr>
-        <w:t>c) Tổ chức thực hiện kế hoạch kinh doanh và phương án đầu tư của công ty;</w:t>
-      </w:r>
-    </w:p>
-    <w:p>
-      <w:pPr>
-        <w:spacing w:line="240" w:lineRule="auto"/>
-        <w:ind w:firstLine="360"/>
-        <w:rPr>
-          <w:bCs/>
-          <w:sz w:val="26"/>
-          <w:szCs w:val="26"/>
-          <w:lang w:val="vi-VN"/>
-        </w:rPr>
-      </w:pPr>
-      <w:r>
-        <w:rPr>
-          <w:bCs/>
-          <w:sz w:val="26"/>
-          <w:szCs w:val="26"/>
-          <w:lang w:val="vi-VN"/>
-        </w:rPr>
-        <w:t>d) Ban hành quy chế quản lý nội bộ của công ty;</w:t>
-      </w:r>
-    </w:p>
-    <w:p>
-      <w:pPr>
-        <w:spacing w:line="240" w:lineRule="auto"/>
-        <w:ind w:firstLine="360"/>
-        <w:rPr>
-          <w:bCs/>
-          <w:sz w:val="26"/>
-          <w:szCs w:val="26"/>
-          <w:lang w:val="vi-VN"/>
-        </w:rPr>
-      </w:pPr>
-      <w:r>
-        <w:rPr>
-          <w:bCs/>
-          <w:sz w:val="26"/>
-          <w:szCs w:val="26"/>
-          <w:lang w:val="vi-VN"/>
-        </w:rPr>
-        <w:t>đ) Bổ nhiệm, miễn nhiệm, bãi nhiệm người quản lý công ty, trừ các chức danh thuộc thẩm quyền của Chủ tịch công ty;</w:t>
-      </w:r>
-    </w:p>
-    <w:p>
-      <w:pPr>
-        <w:spacing w:line="240" w:lineRule="auto"/>
-        <w:ind w:firstLine="360"/>
-        <w:rPr>
-          <w:bCs/>
-          <w:sz w:val="26"/>
-          <w:szCs w:val="26"/>
-          <w:lang w:val="vi-VN"/>
-        </w:rPr>
-      </w:pPr>
-      <w:r>
-        <w:rPr>
-          <w:bCs/>
-          <w:sz w:val="26"/>
-          <w:szCs w:val="26"/>
-          <w:lang w:val="vi-VN"/>
-        </w:rPr>
-        <w:t>e) Ký hợp đồng nhân danh công ty, trừ trường hợp thuộc thẩm quyền của Chủ tịch công ty;</w:t>
-      </w:r>
-    </w:p>
-    <w:p>
-      <w:pPr>
-        <w:spacing w:line="240" w:lineRule="auto"/>
-        <w:ind w:firstLine="360"/>
-        <w:rPr>
-          <w:bCs/>
-          <w:sz w:val="26"/>
-          <w:szCs w:val="26"/>
-          <w:lang w:val="vi-VN"/>
-        </w:rPr>
-      </w:pPr>
-      <w:r>
-        <w:rPr>
-          <w:bCs/>
-          <w:sz w:val="26"/>
-          <w:szCs w:val="26"/>
-          <w:lang w:val="vi-VN"/>
-        </w:rPr>
-        <w:t>g) Kiến nghị phương án cơ cấu tổ chức công ty;</w:t>
-      </w:r>
-    </w:p>
-    <w:p>
-      <w:pPr>
-        <w:spacing w:line="240" w:lineRule="auto"/>
-        <w:ind w:firstLine="360"/>
-        <w:rPr>
-          <w:bCs/>
-          <w:sz w:val="26"/>
-          <w:szCs w:val="26"/>
-          <w:lang w:val="vi-VN"/>
-        </w:rPr>
-      </w:pPr>
-      <w:r>
-        <w:rPr>
-          <w:bCs/>
-          <w:sz w:val="26"/>
-          <w:szCs w:val="26"/>
-          <w:lang w:val="vi-VN"/>
-        </w:rPr>
-        <w:t>h) Trình báo cáo tài chính hằng năm lên Chủ tịch công ty;</w:t>
-      </w:r>
-    </w:p>
-    <w:p>
-      <w:pPr>
-        <w:spacing w:line="240" w:lineRule="auto"/>
-        <w:ind w:firstLine="360"/>
-        <w:rPr>
-          <w:bCs/>
-          <w:sz w:val="26"/>
-          <w:szCs w:val="26"/>
-          <w:lang w:val="vi-VN"/>
-        </w:rPr>
-      </w:pPr>
-      <w:r>
-        <w:rPr>
-          <w:bCs/>
-          <w:sz w:val="26"/>
-          <w:szCs w:val="26"/>
-          <w:lang w:val="vi-VN"/>
-        </w:rPr>
-        <w:t>i) Kiến nghị phương án sử dụng lợi nhuận hoặc xử lý lỗ trong kinh doanh;</w:t>
-      </w:r>
-    </w:p>
-    <w:p>
-      <w:pPr>
-        <w:spacing w:line="240" w:lineRule="auto"/>
-        <w:ind w:firstLine="360"/>
-        <w:rPr>
-          <w:bCs/>
-          <w:sz w:val="26"/>
-          <w:szCs w:val="26"/>
-          <w:lang w:val="vi-VN"/>
-        </w:rPr>
-      </w:pPr>
-      <w:r>
-        <w:rPr>
-          <w:bCs/>
-          <w:sz w:val="26"/>
-          <w:szCs w:val="26"/>
-          <w:lang w:val="vi-VN"/>
-        </w:rPr>
-        <w:t>k) Tuyển dụng lao động; .</w:t>
-      </w:r>
-    </w:p>
-    <w:p>
-      <w:pPr>
-        <w:spacing w:line="240" w:lineRule="auto"/>
-        <w:ind w:firstLine="360"/>
-        <w:rPr>
-          <w:bCs/>
-          <w:sz w:val="26"/>
-          <w:szCs w:val="26"/>
-          <w:lang w:val="vi-VN"/>
-        </w:rPr>
-      </w:pPr>
-      <w:r>
-        <w:rPr>
-          <w:bCs/>
-          <w:sz w:val="26"/>
-          <w:szCs w:val="26"/>
-          <w:lang w:val="vi-VN"/>
-        </w:rPr>
-        <w:t>l) Quyền và nghĩa vụ khác được quy định tại Điều lệ công ty và hợp đồng lao động.</w:t>
-      </w:r>
-    </w:p>
-    <w:p>
-      <w:pPr>
-        <w:spacing w:line="240" w:lineRule="auto"/>
-        <w:ind w:firstLine="360"/>
-        <w:rPr>
-          <w:bCs/>
-          <w:sz w:val="26"/>
-          <w:szCs w:val="26"/>
-          <w:lang w:val="vi-VN"/>
-        </w:rPr>
-      </w:pPr>
-      <w:r>
-        <w:rPr>
-          <w:bCs/>
-          <w:sz w:val="26"/>
-          <w:szCs w:val="26"/>
-          <w:lang w:val="vi-VN"/>
-        </w:rPr>
-        <w:t xml:space="preserve">3. Giám đốc </w:t>
-      </w:r>
-      <w:r>
-        <w:rPr>
-          <w:bCs/>
-          <w:sz w:val="26"/>
-          <w:szCs w:val="26"/>
-          <w:lang w:val="vi-VN"/>
-        </w:rPr>
-        <w:t xml:space="preserve">(hoặc Tổng giám đốc) </w:t>
-      </w:r>
-      <w:r>
-        <w:rPr>
-          <w:bCs/>
-          <w:sz w:val="26"/>
-          <w:szCs w:val="26"/>
-          <w:lang w:val="vi-VN"/>
-        </w:rPr>
-        <w:t>phải có tiêu chuẩn và điều kiện sau đây:</w:t>
-      </w:r>
-    </w:p>
-    <w:p>
-      <w:pPr>
-        <w:spacing w:line="240" w:lineRule="auto"/>
-        <w:ind w:firstLine="360"/>
-        <w:rPr>
-          <w:bCs/>
-          <w:sz w:val="26"/>
-          <w:szCs w:val="26"/>
-          <w:lang w:val="vi-VN"/>
-        </w:rPr>
-      </w:pPr>
-      <w:r>
-        <w:rPr>
-          <w:bCs/>
-          <w:sz w:val="26"/>
-          <w:szCs w:val="26"/>
-          <w:lang w:val="vi-VN"/>
-        </w:rPr>
-        <w:t xml:space="preserve">a) Không thuộc đối tượng quy định tại khoản 2 Điều 17 của Luật </w:t>
-      </w:r>
-      <w:r>
-        <w:rPr>
-          <w:bCs/>
-          <w:sz w:val="26"/>
-          <w:szCs w:val="26"/>
-          <w:lang w:val="vi-VN"/>
-        </w:rPr>
-        <w:t>Doanh nghiệp</w:t>
-      </w:r>
-      <w:r>
-        <w:rPr>
-          <w:bCs/>
-          <w:sz w:val="26"/>
-          <w:szCs w:val="26"/>
-          <w:lang w:val="vi-VN"/>
-        </w:rPr>
-        <w:t>;</w:t>
-      </w:r>
-    </w:p>
-    <w:p>
-      <w:pPr>
-        <w:spacing w:line="240" w:lineRule="auto"/>
-        <w:ind w:firstLine="360"/>
-        <w:rPr>
-          <w:bCs/>
-          <w:sz w:val="26"/>
-          <w:szCs w:val="26"/>
-          <w:lang w:val="vi-VN"/>
-        </w:rPr>
-      </w:pPr>
-      <w:r>
-        <w:rPr>
-          <w:bCs/>
-          <w:sz w:val="26"/>
-          <w:szCs w:val="26"/>
-          <w:lang w:val="vi-VN"/>
-        </w:rPr>
-        <w:t>b) Có trình độ chuyên môn, kinh nghiệm trong quản trị kinh doanh của công ty</w:t>
-      </w:r>
-      <w:r>
-        <w:rPr>
-          <w:bCs/>
-          <w:sz w:val="26"/>
-          <w:szCs w:val="26"/>
-          <w:lang w:val="vi-VN"/>
-        </w:rPr>
-        <w:t>.</w:t>
-      </w:r>
-    </w:p>
-    <w:p>
-      <w:pPr>
-        <w:spacing w:line="240" w:lineRule="auto"/>
-        <w:ind w:firstLine="360"/>
-        <w:rPr>
-          <w:bCs/>
-          <w:sz w:val="26"/>
-          <w:szCs w:val="26"/>
-          <w:lang w:val="vi-VN"/>
-        </w:rPr>
-      </w:pPr>
-    </w:p>
-    <w:p>
-      <w:pPr>
-        <w:pStyle w:val="Heading3"/>
-        <w:ind w:firstLine="360"/>
-        <w:rPr>
-          <w:rFonts w:ascii="Times New Roman" w:hAnsi="Times New Roman"/>
-        </w:rPr>
-      </w:pPr>
-      <w:r>
-        <w:rPr>
-          <w:rFonts w:ascii="Times New Roman" w:hAnsi="Times New Roman"/>
-        </w:rPr>
-        <w:t>Điều 1</w:t>
-      </w:r>
-      <w:r>
-        <w:rPr>
-          <w:rFonts w:ascii="Times New Roman" w:hAnsi="Times New Roman"/>
-        </w:rPr>
-        <w:t>2</w:t>
-      </w:r>
-      <w:r>
-        <w:rPr>
-          <w:rFonts w:ascii="Times New Roman" w:hAnsi="Times New Roman"/>
-        </w:rPr>
-        <w:t xml:space="preserve">. </w:t>
-      </w:r>
-      <w:r>
-        <w:rPr>
-          <w:rFonts w:ascii="Times New Roman" w:hAnsi="Times New Roman"/>
-          <w:lang w:val="vi-VN"/>
-        </w:rPr>
-        <w:t>T</w:t>
-      </w:r>
-      <w:r>
-        <w:rPr>
-          <w:rFonts w:ascii="Times New Roman" w:hAnsi="Times New Roman"/>
-        </w:rPr>
-        <w:t>iền lương</w:t>
-      </w:r>
-      <w:r>
-        <w:rPr>
-          <w:rFonts w:ascii="Times New Roman" w:hAnsi="Times New Roman"/>
-          <w:lang w:val="vi-VN"/>
-        </w:rPr>
-        <w:t xml:space="preserve">, </w:t>
-      </w:r>
-      <w:r>
-        <w:rPr>
-          <w:rFonts w:ascii="Times New Roman" w:hAnsi="Times New Roman"/>
-        </w:rPr>
-        <w:t>thù la</w:t>
-      </w:r>
-      <w:r>
-        <w:rPr>
-          <w:rFonts w:ascii="Times New Roman" w:hAnsi="Times New Roman"/>
-          <w:lang w:val="vi-VN"/>
-        </w:rPr>
-        <w:t>o, thưởng</w:t>
-      </w:r>
-      <w:r>
-        <w:rPr>
-          <w:rFonts w:ascii="Times New Roman" w:hAnsi="Times New Roman"/>
-        </w:rPr>
-        <w:t xml:space="preserve"> và lợi ích khác của người quản lý công ty </w:t>
-      </w:r>
-    </w:p>
-    <w:p>
-      <w:pPr>
-        <w:spacing w:line="240" w:lineRule="auto"/>
-        <w:ind w:firstLine="360"/>
-        <w:rPr>
-          <w:color w:val="000000"/>
-          <w:sz w:val="26"/>
-          <w:szCs w:val="26"/>
-          <w:lang w:val="vi-VN"/>
-        </w:rPr>
-      </w:pPr>
-      <w:r>
-        <w:rPr>
-          <w:color w:val="000000"/>
-          <w:sz w:val="26"/>
-          <w:szCs w:val="26"/>
-          <w:lang w:val="vi-VN"/>
-        </w:rPr>
-        <w:t xml:space="preserve">1. Người quản lý công ty được hưởng </w:t>
-      </w:r>
-      <w:r>
-        <w:rPr>
-          <w:color w:val="000000"/>
-          <w:sz w:val="26"/>
-          <w:szCs w:val="26"/>
-          <w:lang w:val="vi-VN"/>
-        </w:rPr>
-        <w:t>tiền lương</w:t>
-      </w:r>
-      <w:r>
-        <w:rPr>
-          <w:color w:val="000000"/>
-          <w:sz w:val="26"/>
-          <w:szCs w:val="26"/>
-        </w:rPr>
-        <w:t>,</w:t>
-      </w:r>
-      <w:r>
-        <w:rPr>
-          <w:color w:val="000000"/>
-          <w:sz w:val="26"/>
-          <w:szCs w:val="26"/>
-          <w:lang w:val="vi-VN"/>
-        </w:rPr>
-        <w:t xml:space="preserve"> </w:t>
-      </w:r>
-      <w:r>
-        <w:rPr>
-          <w:color w:val="000000"/>
-          <w:sz w:val="26"/>
-          <w:szCs w:val="26"/>
-          <w:lang w:val="vi-VN"/>
-        </w:rPr>
-        <w:t>thù lao</w:t>
-      </w:r>
-      <w:r>
-        <w:rPr>
-          <w:color w:val="000000"/>
-          <w:sz w:val="26"/>
-          <w:szCs w:val="26"/>
-        </w:rPr>
-        <w:t>, thưởng</w:t>
-      </w:r>
-      <w:r>
-        <w:rPr>
-          <w:color w:val="000000"/>
-          <w:sz w:val="26"/>
-          <w:szCs w:val="26"/>
-          <w:lang w:val="vi-VN"/>
-        </w:rPr>
-        <w:t xml:space="preserve"> và lợi ích khác theo kết quả và hiệu quả kinh doanh của công ty.</w:t>
-      </w:r>
-    </w:p>
-    <w:p>
-      <w:pPr>
-        <w:spacing w:line="240" w:lineRule="auto"/>
-        <w:ind w:firstLine="360"/>
-        <w:rPr>
-          <w:color w:val="000000"/>
-          <w:sz w:val="26"/>
-          <w:szCs w:val="26"/>
-          <w:lang w:val="vi-VN"/>
-        </w:rPr>
-      </w:pPr>
-      <w:r>
-        <w:rPr>
-          <w:color w:val="000000"/>
-          <w:sz w:val="26"/>
-          <w:szCs w:val="26"/>
-          <w:lang w:val="vi-VN"/>
-        </w:rPr>
-        <w:t xml:space="preserve">2. Chủ sở hữu công ty quyết định mức </w:t>
-      </w:r>
-      <w:r>
-        <w:rPr>
-          <w:color w:val="000000"/>
-          <w:sz w:val="26"/>
-          <w:szCs w:val="26"/>
-          <w:lang w:val="vi-VN"/>
-        </w:rPr>
-        <w:t>tiền lương</w:t>
-      </w:r>
-      <w:r>
-        <w:rPr>
-          <w:color w:val="000000"/>
-          <w:sz w:val="26"/>
-          <w:szCs w:val="26"/>
-          <w:lang w:val="vi-VN"/>
-        </w:rPr>
-        <w:t>,</w:t>
-      </w:r>
-      <w:r>
-        <w:rPr>
-          <w:color w:val="000000"/>
-          <w:sz w:val="26"/>
-          <w:szCs w:val="26"/>
-          <w:lang w:val="vi-VN"/>
-        </w:rPr>
-        <w:t xml:space="preserve"> thù lao</w:t>
-      </w:r>
-      <w:r>
-        <w:rPr>
-          <w:color w:val="000000"/>
-          <w:sz w:val="26"/>
-          <w:szCs w:val="26"/>
-          <w:lang w:val="vi-VN"/>
-        </w:rPr>
-        <w:t>, thưởng</w:t>
-      </w:r>
-      <w:r>
-        <w:rPr>
-          <w:color w:val="000000"/>
-          <w:sz w:val="26"/>
-          <w:szCs w:val="26"/>
-          <w:lang w:val="vi-VN"/>
-        </w:rPr>
-        <w:t xml:space="preserve"> </w:t>
-      </w:r>
-      <w:r>
-        <w:rPr>
-          <w:color w:val="000000"/>
-          <w:sz w:val="26"/>
-          <w:szCs w:val="26"/>
-          <w:lang w:val="vi-VN"/>
-        </w:rPr>
-        <w:t xml:space="preserve">và </w:t>
-      </w:r>
-      <w:r>
-        <w:rPr>
-          <w:color w:val="000000"/>
-          <w:sz w:val="26"/>
-          <w:szCs w:val="26"/>
-          <w:lang w:val="vi-VN"/>
-        </w:rPr>
-        <w:t>lợi ích khác của Chủ tịch công ty. Thù lao, tiền lương và lợi ích khác của người quản lý công ty được tính vào chi phí kinh doanh theo quy định của pháp luật về thuế</w:t>
-      </w:r>
-      <w:r>
-        <w:rPr>
-          <w:color w:val="000000"/>
-          <w:sz w:val="26"/>
-          <w:szCs w:val="26"/>
-          <w:lang w:val="vi-VN"/>
-        </w:rPr>
-        <w:t xml:space="preserve"> thu nhập doanh nghiệp</w:t>
-      </w:r>
-      <w:r>
-        <w:rPr>
-          <w:color w:val="000000"/>
-          <w:sz w:val="26"/>
-          <w:szCs w:val="26"/>
-          <w:lang w:val="vi-VN"/>
-        </w:rPr>
-        <w:t>, pháp luật có liên quan và được thể hiện thành mục riêng trong báo cáo tài chính hằng năm của công ty.</w:t>
-      </w:r>
-    </w:p>
-    <w:p>
-      <w:pPr>
-        <w:spacing w:line="240" w:lineRule="auto"/>
-        <w:ind w:firstLine="360"/>
-        <w:rPr>
-          <w:color w:val="000000"/>
-          <w:sz w:val="26"/>
-          <w:szCs w:val="26"/>
-          <w:lang w:val="vi-VN"/>
-        </w:rPr>
-      </w:pPr>
-      <w:bookmarkStart w:id="6" w:name="_Toc115580070"/>
-      <w:r>
-        <w:rPr>
-          <w:color w:val="000000"/>
-          <w:sz w:val="26"/>
-          <w:szCs w:val="26"/>
-          <w:lang w:val="vi-VN"/>
-        </w:rPr>
         <w:t xml:space="preserve">3. </w:t>
       </w:r>
       <w:r>
